--- a/选题一_益智消除网页游戏/Word版/06_人工核实执行指导.docx
+++ b/选题一_益智消除网页游戏/Word版/06_人工核实执行指导.docx
@@ -21,7 +21,7 @@
     <w:p>
       <w:pPr>
         <w:spacing w:after="80"/>
-        <w:divId w:val="153300952"/>
+        <w:divId w:val="951714550"/>
         <w:rPr>
           <w:rFonts w:ascii="微软雅黑" w:eastAsia="微软雅黑" w:hAnsi="微软雅黑" w:hint="eastAsia"/>
           <w:color w:val="404040"/>
@@ -61,7 +61,7 @@
     <w:p>
       <w:pPr>
         <w:spacing w:after="80"/>
-        <w:divId w:val="153300952"/>
+        <w:divId w:val="951714550"/>
         <w:rPr>
           <w:rFonts w:ascii="微软雅黑" w:eastAsia="微软雅黑" w:hAnsi="微软雅黑" w:hint="eastAsia"/>
           <w:color w:val="404040"/>
@@ -173,7 +173,7 @@
     <w:p>
       <w:pPr>
         <w:spacing w:after="80"/>
-        <w:divId w:val="153300952"/>
+        <w:divId w:val="951714550"/>
         <w:rPr>
           <w:rFonts w:ascii="微软雅黑" w:eastAsia="微软雅黑" w:hAnsi="微软雅黑" w:hint="eastAsia"/>
           <w:color w:val="404040"/>
@@ -472,7 +472,7 @@
           <w:sz w:val="21"/>
           <w:szCs w:val="21"/>
         </w:rPr>
-        <w:pict w14:anchorId="1695D49A">
+        <w:pict>
           <v:rect id="_x0000_i1025" style="width:0;height:1.5pt" o:hralign="center" o:hrstd="t" o:hr="t" fillcolor="#a0a0a0" stroked="f"/>
         </w:pict>
       </w:r>
@@ -2416,7 +2416,7 @@
           <w:sz w:val="21"/>
           <w:szCs w:val="21"/>
         </w:rPr>
-        <w:pict w14:anchorId="0D09E679">
+        <w:pict>
           <v:rect id="_x0000_i1026" style="width:0;height:1.5pt" o:hralign="center" o:hrstd="t" o:hr="t" fillcolor="#a0a0a0" stroked="f"/>
         </w:pict>
       </w:r>
@@ -4836,7 +4836,7 @@
           <w:sz w:val="21"/>
           <w:szCs w:val="21"/>
         </w:rPr>
-        <w:pict w14:anchorId="4FDB7138">
+        <w:pict>
           <v:rect id="_x0000_i1027" style="width:0;height:1.5pt" o:hralign="center" o:hrstd="t" o:hr="t" fillcolor="#a0a0a0" stroked="f"/>
         </w:pict>
       </w:r>
@@ -11476,7 +11476,7 @@
           <w:sz w:val="21"/>
           <w:szCs w:val="21"/>
         </w:rPr>
-        <w:pict w14:anchorId="30935334">
+        <w:pict>
           <v:rect id="_x0000_i1028" style="width:0;height:1.5pt" o:hralign="center" o:hrstd="t" o:hr="t" fillcolor="#a0a0a0" stroked="f"/>
         </w:pict>
       </w:r>
@@ -12284,7 +12284,7 @@
           <w:sz w:val="21"/>
           <w:szCs w:val="21"/>
         </w:rPr>
-        <w:pict w14:anchorId="1EEBADE9">
+        <w:pict>
           <v:rect id="_x0000_i1029" style="width:0;height:1.5pt" o:hralign="center" o:hrstd="t" o:hr="t" fillcolor="#a0a0a0" stroked="f"/>
         </w:pict>
       </w:r>
@@ -12638,7 +12638,7 @@
           <w:sz w:val="21"/>
           <w:szCs w:val="21"/>
         </w:rPr>
-        <w:pict w14:anchorId="527B8A14">
+        <w:pict>
           <v:rect id="_x0000_i1030" style="width:0;height:1.5pt" o:hralign="center" o:hrstd="t" o:hr="t" fillcolor="#a0a0a0" stroked="f"/>
         </w:pict>
       </w:r>
@@ -13596,7 +13596,7 @@
           <w:sz w:val="21"/>
           <w:szCs w:val="21"/>
         </w:rPr>
-        <w:pict w14:anchorId="686CF136">
+        <w:pict>
           <v:rect id="_x0000_i1031" style="width:0;height:1.5pt" o:hralign="center" o:hrstd="t" o:hr="t" fillcolor="#a0a0a0" stroked="f"/>
         </w:pict>
       </w:r>
@@ -14519,7 +14519,7 @@
           <w:sz w:val="21"/>
           <w:szCs w:val="21"/>
         </w:rPr>
-        <w:pict w14:anchorId="366E9D8D">
+        <w:pict>
           <v:rect id="_x0000_i1032" style="width:0;height:1.5pt" o:hralign="center" o:hrstd="t" o:hr="t" fillcolor="#a0a0a0" stroked="f"/>
         </w:pict>
       </w:r>
@@ -15277,7 +15277,7 @@
           <w:szCs w:val="21"/>
         </w:rPr>
         <w:lastRenderedPageBreak/>
-        <w:pict w14:anchorId="4C9F0A81">
+        <w:pict>
           <v:rect id="_x0000_i1033" style="width:0;height:1.5pt" o:hralign="center" o:hrstd="t" o:hr="t" fillcolor="#a0a0a0" stroked="f"/>
         </w:pict>
       </w:r>
@@ -16541,9 +16541,9 @@
 <file path=word/numbering.xml><?xml version="1.0" encoding="utf-8"?>
 <w:numbering xmlns:wpc="http://schemas.microsoft.com/office/word/2010/wordprocessingCanvas" xmlns:cx="http://schemas.microsoft.com/office/drawing/2014/chartex" xmlns:cx1="http://schemas.microsoft.com/office/drawing/2015/9/8/chartex" xmlns:cx2="http://schemas.microsoft.com/office/drawing/2015/10/21/chartex" xmlns:cx3="http://schemas.microsoft.com/office/drawing/2016/5/9/chartex" xmlns:cx4="http://schemas.microsoft.com/office/drawing/2016/5/10/chartex" xmlns:cx5="http://schemas.microsoft.com/office/drawing/2016/5/11/chartex" xmlns:cx6="http://schemas.microsoft.com/office/drawing/2016/5/12/chartex" xmlns:cx7="http://schemas.microsoft.com/office/drawing/2016/5/13/chartex" xmlns:cx8="http://schemas.microsoft.com/office/drawing/2016/5/14/chartex" xmlns:mc="http://schemas.openxmlformats.org/markup-compatibility/2006" xmlns:aink="http://schemas.microsoft.com/office/drawing/2016/ink" xmlns:am3d="http://schemas.microsoft.com/office/drawing/2017/model3d" xmlns:o="urn:schemas-microsoft-com:office:office" xmlns:oel="http://schemas.microsoft.com/office/2019/extlst" xmlns:r="http://schemas.openxmlformats.org/officeDocument/2006/relationships" xmlns:m="http://schemas.openxmlformats.org/officeDocument/2006/math" xmlns:v="urn:schemas-microsoft-com:vml" xmlns:wp14="http://schemas.microsoft.com/office/word/2010/wordprocessingDrawing" xmlns:wp="http://schemas.openxmlformats.org/drawingml/2006/wordprocessingDrawing" xmlns:w10="urn:schemas-microsoft-com:office:word" xmlns:w="http://schemas.openxmlformats.org/wordprocessingml/2006/main" xmlns:w14="http://schemas.microsoft.com/office/word/2010/wordml" xmlns:w15="http://schemas.microsoft.com/office/word/2012/wordml" xmlns:w16cex="http://schemas.microsoft.com/office/word/2018/wordml/cex" xmlns:w16cid="http://schemas.microsoft.com/office/word/2016/wordml/cid" xmlns:w16="http://schemas.microsoft.com/office/word/2018/wordml" xmlns:w16du="http://schemas.microsoft.com/office/word/2023/wordml/word16du" xmlns:w16sdtdh="http://schemas.microsoft.com/office/word/2020/wordml/sdtdatahash" xmlns:w16sdtfl="http://schemas.microsoft.com/office/word/2024/wordml/sdtformatlock" xmlns:w16se="http://schemas.microsoft.com/office/word/2015/wordml/symex" xmlns:wpg="http://schemas.microsoft.com/office/word/2010/wordprocessingGroup" xmlns:wpi="http://schemas.microsoft.com/office/word/2010/wordprocessingInk" xmlns:wne="http://schemas.microsoft.com/office/word/2006/wordml" xmlns:wps="http://schemas.microsoft.com/office/word/2010/wordprocessingShape" mc:Ignorable="w14 w15 w16se w16cid w16 w16cex w16sdtdh w16sdtfl w16du wp14">
   <w:abstractNum w:abstractNumId="0" w15:restartNumberingAfterBreak="0">
-    <w:nsid w:val="11F10642"/>
+    <w:nsid w:val="005E4AF8"/>
     <w:multiLevelType w:val="multilevel"/>
-    <w:tmpl w:val="940062B2"/>
+    <w:tmpl w:val="849CCDE0"/>
     <w:lvl w:ilvl="0">
       <w:start w:val="1"/>
       <w:numFmt w:val="decimal"/>
@@ -16654,9 +16654,9 @@
     </w:lvl>
   </w:abstractNum>
   <w:abstractNum w:abstractNumId="1" w15:restartNumberingAfterBreak="0">
-    <w:nsid w:val="153B2BAF"/>
+    <w:nsid w:val="01BE1484"/>
     <w:multiLevelType w:val="multilevel"/>
-    <w:tmpl w:val="3676BF90"/>
+    <w:tmpl w:val="9C8657E8"/>
     <w:lvl w:ilvl="0">
       <w:start w:val="1"/>
       <w:numFmt w:val="decimal"/>
@@ -16767,9 +16767,9 @@
     </w:lvl>
   </w:abstractNum>
   <w:abstractNum w:abstractNumId="2" w15:restartNumberingAfterBreak="0">
-    <w:nsid w:val="1D057801"/>
+    <w:nsid w:val="1AF72B32"/>
     <w:multiLevelType w:val="multilevel"/>
-    <w:tmpl w:val="076406AC"/>
+    <w:tmpl w:val="BBD09C5C"/>
     <w:lvl w:ilvl="0">
       <w:start w:val="1"/>
       <w:numFmt w:val="decimal"/>
@@ -16880,9 +16880,9 @@
     </w:lvl>
   </w:abstractNum>
   <w:abstractNum w:abstractNumId="3" w15:restartNumberingAfterBreak="0">
-    <w:nsid w:val="247F5E75"/>
+    <w:nsid w:val="280F0789"/>
     <w:multiLevelType w:val="multilevel"/>
-    <w:tmpl w:val="0B54DD12"/>
+    <w:tmpl w:val="8DCC49EE"/>
     <w:lvl w:ilvl="0">
       <w:start w:val="1"/>
       <w:numFmt w:val="decimal"/>
@@ -16993,9 +16993,122 @@
     </w:lvl>
   </w:abstractNum>
   <w:abstractNum w:abstractNumId="4" w15:restartNumberingAfterBreak="0">
-    <w:nsid w:val="280D3E1F"/>
+    <w:nsid w:val="2C2C52FE"/>
     <w:multiLevelType w:val="multilevel"/>
-    <w:tmpl w:val="DF9CF516"/>
+    <w:tmpl w:val="3918CBA4"/>
+    <w:lvl w:ilvl="0">
+      <w:start w:val="1"/>
+      <w:numFmt w:val="decimal"/>
+      <w:lvlText w:val="%1."/>
+      <w:lvlJc w:val="left"/>
+      <w:pPr>
+        <w:tabs>
+          <w:tab w:val="num" w:pos="720"/>
+        </w:tabs>
+        <w:ind w:left="720" w:hanging="360"/>
+      </w:pPr>
+    </w:lvl>
+    <w:lvl w:ilvl="1" w:tentative="1">
+      <w:start w:val="1"/>
+      <w:numFmt w:val="decimal"/>
+      <w:lvlText w:val="%2."/>
+      <w:lvlJc w:val="left"/>
+      <w:pPr>
+        <w:tabs>
+          <w:tab w:val="num" w:pos="1440"/>
+        </w:tabs>
+        <w:ind w:left="1440" w:hanging="360"/>
+      </w:pPr>
+    </w:lvl>
+    <w:lvl w:ilvl="2" w:tentative="1">
+      <w:start w:val="1"/>
+      <w:numFmt w:val="decimal"/>
+      <w:lvlText w:val="%3."/>
+      <w:lvlJc w:val="left"/>
+      <w:pPr>
+        <w:tabs>
+          <w:tab w:val="num" w:pos="2160"/>
+        </w:tabs>
+        <w:ind w:left="2160" w:hanging="360"/>
+      </w:pPr>
+    </w:lvl>
+    <w:lvl w:ilvl="3" w:tentative="1">
+      <w:start w:val="1"/>
+      <w:numFmt w:val="decimal"/>
+      <w:lvlText w:val="%4."/>
+      <w:lvlJc w:val="left"/>
+      <w:pPr>
+        <w:tabs>
+          <w:tab w:val="num" w:pos="2880"/>
+        </w:tabs>
+        <w:ind w:left="2880" w:hanging="360"/>
+      </w:pPr>
+    </w:lvl>
+    <w:lvl w:ilvl="4" w:tentative="1">
+      <w:start w:val="1"/>
+      <w:numFmt w:val="decimal"/>
+      <w:lvlText w:val="%5."/>
+      <w:lvlJc w:val="left"/>
+      <w:pPr>
+        <w:tabs>
+          <w:tab w:val="num" w:pos="3600"/>
+        </w:tabs>
+        <w:ind w:left="3600" w:hanging="360"/>
+      </w:pPr>
+    </w:lvl>
+    <w:lvl w:ilvl="5" w:tentative="1">
+      <w:start w:val="1"/>
+      <w:numFmt w:val="decimal"/>
+      <w:lvlText w:val="%6."/>
+      <w:lvlJc w:val="left"/>
+      <w:pPr>
+        <w:tabs>
+          <w:tab w:val="num" w:pos="4320"/>
+        </w:tabs>
+        <w:ind w:left="4320" w:hanging="360"/>
+      </w:pPr>
+    </w:lvl>
+    <w:lvl w:ilvl="6" w:tentative="1">
+      <w:start w:val="1"/>
+      <w:numFmt w:val="decimal"/>
+      <w:lvlText w:val="%7."/>
+      <w:lvlJc w:val="left"/>
+      <w:pPr>
+        <w:tabs>
+          <w:tab w:val="num" w:pos="5040"/>
+        </w:tabs>
+        <w:ind w:left="5040" w:hanging="360"/>
+      </w:pPr>
+    </w:lvl>
+    <w:lvl w:ilvl="7" w:tentative="1">
+      <w:start w:val="1"/>
+      <w:numFmt w:val="decimal"/>
+      <w:lvlText w:val="%8."/>
+      <w:lvlJc w:val="left"/>
+      <w:pPr>
+        <w:tabs>
+          <w:tab w:val="num" w:pos="5760"/>
+        </w:tabs>
+        <w:ind w:left="5760" w:hanging="360"/>
+      </w:pPr>
+    </w:lvl>
+    <w:lvl w:ilvl="8" w:tentative="1">
+      <w:start w:val="1"/>
+      <w:numFmt w:val="decimal"/>
+      <w:lvlText w:val="%9."/>
+      <w:lvlJc w:val="left"/>
+      <w:pPr>
+        <w:tabs>
+          <w:tab w:val="num" w:pos="6480"/>
+        </w:tabs>
+        <w:ind w:left="6480" w:hanging="360"/>
+      </w:pPr>
+    </w:lvl>
+  </w:abstractNum>
+  <w:abstractNum w:abstractNumId="5" w15:restartNumberingAfterBreak="0">
+    <w:nsid w:val="2E3D0585"/>
+    <w:multiLevelType w:val="multilevel"/>
+    <w:tmpl w:val="F85222E6"/>
     <w:lvl w:ilvl="0">
       <w:start w:val="1"/>
       <w:numFmt w:val="bullet"/>
@@ -17141,10 +17254,10 @@
       </w:rPr>
     </w:lvl>
   </w:abstractNum>
-  <w:abstractNum w:abstractNumId="5" w15:restartNumberingAfterBreak="0">
-    <w:nsid w:val="31A67636"/>
+  <w:abstractNum w:abstractNumId="6" w15:restartNumberingAfterBreak="0">
+    <w:nsid w:val="2F2850C8"/>
     <w:multiLevelType w:val="multilevel"/>
-    <w:tmpl w:val="6B38A8C2"/>
+    <w:tmpl w:val="7FCE61CC"/>
     <w:lvl w:ilvl="0">
       <w:start w:val="1"/>
       <w:numFmt w:val="decimal"/>
@@ -17254,10 +17367,236 @@
       </w:pPr>
     </w:lvl>
   </w:abstractNum>
-  <w:abstractNum w:abstractNumId="6" w15:restartNumberingAfterBreak="0">
-    <w:nsid w:val="34753716"/>
+  <w:abstractNum w:abstractNumId="7" w15:restartNumberingAfterBreak="0">
+    <w:nsid w:val="36300083"/>
     <w:multiLevelType w:val="multilevel"/>
-    <w:tmpl w:val="1B90E4E4"/>
+    <w:tmpl w:val="7FC2D950"/>
+    <w:lvl w:ilvl="0">
+      <w:start w:val="1"/>
+      <w:numFmt w:val="decimal"/>
+      <w:lvlText w:val="%1."/>
+      <w:lvlJc w:val="left"/>
+      <w:pPr>
+        <w:tabs>
+          <w:tab w:val="num" w:pos="720"/>
+        </w:tabs>
+        <w:ind w:left="720" w:hanging="360"/>
+      </w:pPr>
+    </w:lvl>
+    <w:lvl w:ilvl="1" w:tentative="1">
+      <w:start w:val="1"/>
+      <w:numFmt w:val="decimal"/>
+      <w:lvlText w:val="%2."/>
+      <w:lvlJc w:val="left"/>
+      <w:pPr>
+        <w:tabs>
+          <w:tab w:val="num" w:pos="1440"/>
+        </w:tabs>
+        <w:ind w:left="1440" w:hanging="360"/>
+      </w:pPr>
+    </w:lvl>
+    <w:lvl w:ilvl="2" w:tentative="1">
+      <w:start w:val="1"/>
+      <w:numFmt w:val="decimal"/>
+      <w:lvlText w:val="%3."/>
+      <w:lvlJc w:val="left"/>
+      <w:pPr>
+        <w:tabs>
+          <w:tab w:val="num" w:pos="2160"/>
+        </w:tabs>
+        <w:ind w:left="2160" w:hanging="360"/>
+      </w:pPr>
+    </w:lvl>
+    <w:lvl w:ilvl="3" w:tentative="1">
+      <w:start w:val="1"/>
+      <w:numFmt w:val="decimal"/>
+      <w:lvlText w:val="%4."/>
+      <w:lvlJc w:val="left"/>
+      <w:pPr>
+        <w:tabs>
+          <w:tab w:val="num" w:pos="2880"/>
+        </w:tabs>
+        <w:ind w:left="2880" w:hanging="360"/>
+      </w:pPr>
+    </w:lvl>
+    <w:lvl w:ilvl="4" w:tentative="1">
+      <w:start w:val="1"/>
+      <w:numFmt w:val="decimal"/>
+      <w:lvlText w:val="%5."/>
+      <w:lvlJc w:val="left"/>
+      <w:pPr>
+        <w:tabs>
+          <w:tab w:val="num" w:pos="3600"/>
+        </w:tabs>
+        <w:ind w:left="3600" w:hanging="360"/>
+      </w:pPr>
+    </w:lvl>
+    <w:lvl w:ilvl="5" w:tentative="1">
+      <w:start w:val="1"/>
+      <w:numFmt w:val="decimal"/>
+      <w:lvlText w:val="%6."/>
+      <w:lvlJc w:val="left"/>
+      <w:pPr>
+        <w:tabs>
+          <w:tab w:val="num" w:pos="4320"/>
+        </w:tabs>
+        <w:ind w:left="4320" w:hanging="360"/>
+      </w:pPr>
+    </w:lvl>
+    <w:lvl w:ilvl="6" w:tentative="1">
+      <w:start w:val="1"/>
+      <w:numFmt w:val="decimal"/>
+      <w:lvlText w:val="%7."/>
+      <w:lvlJc w:val="left"/>
+      <w:pPr>
+        <w:tabs>
+          <w:tab w:val="num" w:pos="5040"/>
+        </w:tabs>
+        <w:ind w:left="5040" w:hanging="360"/>
+      </w:pPr>
+    </w:lvl>
+    <w:lvl w:ilvl="7" w:tentative="1">
+      <w:start w:val="1"/>
+      <w:numFmt w:val="decimal"/>
+      <w:lvlText w:val="%8."/>
+      <w:lvlJc w:val="left"/>
+      <w:pPr>
+        <w:tabs>
+          <w:tab w:val="num" w:pos="5760"/>
+        </w:tabs>
+        <w:ind w:left="5760" w:hanging="360"/>
+      </w:pPr>
+    </w:lvl>
+    <w:lvl w:ilvl="8" w:tentative="1">
+      <w:start w:val="1"/>
+      <w:numFmt w:val="decimal"/>
+      <w:lvlText w:val="%9."/>
+      <w:lvlJc w:val="left"/>
+      <w:pPr>
+        <w:tabs>
+          <w:tab w:val="num" w:pos="6480"/>
+        </w:tabs>
+        <w:ind w:left="6480" w:hanging="360"/>
+      </w:pPr>
+    </w:lvl>
+  </w:abstractNum>
+  <w:abstractNum w:abstractNumId="8" w15:restartNumberingAfterBreak="0">
+    <w:nsid w:val="398D268A"/>
+    <w:multiLevelType w:val="multilevel"/>
+    <w:tmpl w:val="81B467DC"/>
+    <w:lvl w:ilvl="0">
+      <w:start w:val="1"/>
+      <w:numFmt w:val="decimal"/>
+      <w:lvlText w:val="%1."/>
+      <w:lvlJc w:val="left"/>
+      <w:pPr>
+        <w:tabs>
+          <w:tab w:val="num" w:pos="720"/>
+        </w:tabs>
+        <w:ind w:left="720" w:hanging="360"/>
+      </w:pPr>
+    </w:lvl>
+    <w:lvl w:ilvl="1" w:tentative="1">
+      <w:start w:val="1"/>
+      <w:numFmt w:val="decimal"/>
+      <w:lvlText w:val="%2."/>
+      <w:lvlJc w:val="left"/>
+      <w:pPr>
+        <w:tabs>
+          <w:tab w:val="num" w:pos="1440"/>
+        </w:tabs>
+        <w:ind w:left="1440" w:hanging="360"/>
+      </w:pPr>
+    </w:lvl>
+    <w:lvl w:ilvl="2" w:tentative="1">
+      <w:start w:val="1"/>
+      <w:numFmt w:val="decimal"/>
+      <w:lvlText w:val="%3."/>
+      <w:lvlJc w:val="left"/>
+      <w:pPr>
+        <w:tabs>
+          <w:tab w:val="num" w:pos="2160"/>
+        </w:tabs>
+        <w:ind w:left="2160" w:hanging="360"/>
+      </w:pPr>
+    </w:lvl>
+    <w:lvl w:ilvl="3" w:tentative="1">
+      <w:start w:val="1"/>
+      <w:numFmt w:val="decimal"/>
+      <w:lvlText w:val="%4."/>
+      <w:lvlJc w:val="left"/>
+      <w:pPr>
+        <w:tabs>
+          <w:tab w:val="num" w:pos="2880"/>
+        </w:tabs>
+        <w:ind w:left="2880" w:hanging="360"/>
+      </w:pPr>
+    </w:lvl>
+    <w:lvl w:ilvl="4" w:tentative="1">
+      <w:start w:val="1"/>
+      <w:numFmt w:val="decimal"/>
+      <w:lvlText w:val="%5."/>
+      <w:lvlJc w:val="left"/>
+      <w:pPr>
+        <w:tabs>
+          <w:tab w:val="num" w:pos="3600"/>
+        </w:tabs>
+        <w:ind w:left="3600" w:hanging="360"/>
+      </w:pPr>
+    </w:lvl>
+    <w:lvl w:ilvl="5" w:tentative="1">
+      <w:start w:val="1"/>
+      <w:numFmt w:val="decimal"/>
+      <w:lvlText w:val="%6."/>
+      <w:lvlJc w:val="left"/>
+      <w:pPr>
+        <w:tabs>
+          <w:tab w:val="num" w:pos="4320"/>
+        </w:tabs>
+        <w:ind w:left="4320" w:hanging="360"/>
+      </w:pPr>
+    </w:lvl>
+    <w:lvl w:ilvl="6" w:tentative="1">
+      <w:start w:val="1"/>
+      <w:numFmt w:val="decimal"/>
+      <w:lvlText w:val="%7."/>
+      <w:lvlJc w:val="left"/>
+      <w:pPr>
+        <w:tabs>
+          <w:tab w:val="num" w:pos="5040"/>
+        </w:tabs>
+        <w:ind w:left="5040" w:hanging="360"/>
+      </w:pPr>
+    </w:lvl>
+    <w:lvl w:ilvl="7" w:tentative="1">
+      <w:start w:val="1"/>
+      <w:numFmt w:val="decimal"/>
+      <w:lvlText w:val="%8."/>
+      <w:lvlJc w:val="left"/>
+      <w:pPr>
+        <w:tabs>
+          <w:tab w:val="num" w:pos="5760"/>
+        </w:tabs>
+        <w:ind w:left="5760" w:hanging="360"/>
+      </w:pPr>
+    </w:lvl>
+    <w:lvl w:ilvl="8" w:tentative="1">
+      <w:start w:val="1"/>
+      <w:numFmt w:val="decimal"/>
+      <w:lvlText w:val="%9."/>
+      <w:lvlJc w:val="left"/>
+      <w:pPr>
+        <w:tabs>
+          <w:tab w:val="num" w:pos="6480"/>
+        </w:tabs>
+        <w:ind w:left="6480" w:hanging="360"/>
+      </w:pPr>
+    </w:lvl>
+  </w:abstractNum>
+  <w:abstractNum w:abstractNumId="9" w15:restartNumberingAfterBreak="0">
+    <w:nsid w:val="45976311"/>
+    <w:multiLevelType w:val="multilevel"/>
+    <w:tmpl w:val="7BD65F9A"/>
     <w:lvl w:ilvl="0">
       <w:start w:val="1"/>
       <w:numFmt w:val="bullet"/>
@@ -17403,10 +17742,10 @@
       </w:rPr>
     </w:lvl>
   </w:abstractNum>
-  <w:abstractNum w:abstractNumId="7" w15:restartNumberingAfterBreak="0">
-    <w:nsid w:val="3E9E66EF"/>
+  <w:abstractNum w:abstractNumId="10" w15:restartNumberingAfterBreak="0">
+    <w:nsid w:val="46D46BB5"/>
     <w:multiLevelType w:val="multilevel"/>
-    <w:tmpl w:val="48DA28BC"/>
+    <w:tmpl w:val="84567C26"/>
     <w:lvl w:ilvl="0">
       <w:start w:val="1"/>
       <w:numFmt w:val="decimal"/>
@@ -17516,123 +17855,10 @@
       </w:pPr>
     </w:lvl>
   </w:abstractNum>
-  <w:abstractNum w:abstractNumId="8" w15:restartNumberingAfterBreak="0">
-    <w:nsid w:val="47281030"/>
+  <w:abstractNum w:abstractNumId="11" w15:restartNumberingAfterBreak="0">
+    <w:nsid w:val="5CB304E1"/>
     <w:multiLevelType w:val="multilevel"/>
-    <w:tmpl w:val="76087CFC"/>
-    <w:lvl w:ilvl="0">
-      <w:start w:val="1"/>
-      <w:numFmt w:val="decimal"/>
-      <w:lvlText w:val="%1."/>
-      <w:lvlJc w:val="left"/>
-      <w:pPr>
-        <w:tabs>
-          <w:tab w:val="num" w:pos="720"/>
-        </w:tabs>
-        <w:ind w:left="720" w:hanging="360"/>
-      </w:pPr>
-    </w:lvl>
-    <w:lvl w:ilvl="1" w:tentative="1">
-      <w:start w:val="1"/>
-      <w:numFmt w:val="decimal"/>
-      <w:lvlText w:val="%2."/>
-      <w:lvlJc w:val="left"/>
-      <w:pPr>
-        <w:tabs>
-          <w:tab w:val="num" w:pos="1440"/>
-        </w:tabs>
-        <w:ind w:left="1440" w:hanging="360"/>
-      </w:pPr>
-    </w:lvl>
-    <w:lvl w:ilvl="2" w:tentative="1">
-      <w:start w:val="1"/>
-      <w:numFmt w:val="decimal"/>
-      <w:lvlText w:val="%3."/>
-      <w:lvlJc w:val="left"/>
-      <w:pPr>
-        <w:tabs>
-          <w:tab w:val="num" w:pos="2160"/>
-        </w:tabs>
-        <w:ind w:left="2160" w:hanging="360"/>
-      </w:pPr>
-    </w:lvl>
-    <w:lvl w:ilvl="3" w:tentative="1">
-      <w:start w:val="1"/>
-      <w:numFmt w:val="decimal"/>
-      <w:lvlText w:val="%4."/>
-      <w:lvlJc w:val="left"/>
-      <w:pPr>
-        <w:tabs>
-          <w:tab w:val="num" w:pos="2880"/>
-        </w:tabs>
-        <w:ind w:left="2880" w:hanging="360"/>
-      </w:pPr>
-    </w:lvl>
-    <w:lvl w:ilvl="4" w:tentative="1">
-      <w:start w:val="1"/>
-      <w:numFmt w:val="decimal"/>
-      <w:lvlText w:val="%5."/>
-      <w:lvlJc w:val="left"/>
-      <w:pPr>
-        <w:tabs>
-          <w:tab w:val="num" w:pos="3600"/>
-        </w:tabs>
-        <w:ind w:left="3600" w:hanging="360"/>
-      </w:pPr>
-    </w:lvl>
-    <w:lvl w:ilvl="5" w:tentative="1">
-      <w:start w:val="1"/>
-      <w:numFmt w:val="decimal"/>
-      <w:lvlText w:val="%6."/>
-      <w:lvlJc w:val="left"/>
-      <w:pPr>
-        <w:tabs>
-          <w:tab w:val="num" w:pos="4320"/>
-        </w:tabs>
-        <w:ind w:left="4320" w:hanging="360"/>
-      </w:pPr>
-    </w:lvl>
-    <w:lvl w:ilvl="6" w:tentative="1">
-      <w:start w:val="1"/>
-      <w:numFmt w:val="decimal"/>
-      <w:lvlText w:val="%7."/>
-      <w:lvlJc w:val="left"/>
-      <w:pPr>
-        <w:tabs>
-          <w:tab w:val="num" w:pos="5040"/>
-        </w:tabs>
-        <w:ind w:left="5040" w:hanging="360"/>
-      </w:pPr>
-    </w:lvl>
-    <w:lvl w:ilvl="7" w:tentative="1">
-      <w:start w:val="1"/>
-      <w:numFmt w:val="decimal"/>
-      <w:lvlText w:val="%8."/>
-      <w:lvlJc w:val="left"/>
-      <w:pPr>
-        <w:tabs>
-          <w:tab w:val="num" w:pos="5760"/>
-        </w:tabs>
-        <w:ind w:left="5760" w:hanging="360"/>
-      </w:pPr>
-    </w:lvl>
-    <w:lvl w:ilvl="8" w:tentative="1">
-      <w:start w:val="1"/>
-      <w:numFmt w:val="decimal"/>
-      <w:lvlText w:val="%9."/>
-      <w:lvlJc w:val="left"/>
-      <w:pPr>
-        <w:tabs>
-          <w:tab w:val="num" w:pos="6480"/>
-        </w:tabs>
-        <w:ind w:left="6480" w:hanging="360"/>
-      </w:pPr>
-    </w:lvl>
-  </w:abstractNum>
-  <w:abstractNum w:abstractNumId="9" w15:restartNumberingAfterBreak="0">
-    <w:nsid w:val="5354739A"/>
-    <w:multiLevelType w:val="multilevel"/>
-    <w:tmpl w:val="3A66C992"/>
+    <w:tmpl w:val="A25C161A"/>
     <w:lvl w:ilvl="0">
       <w:start w:val="1"/>
       <w:numFmt w:val="bullet"/>
@@ -17778,10 +18004,10 @@
       </w:rPr>
     </w:lvl>
   </w:abstractNum>
-  <w:abstractNum w:abstractNumId="10" w15:restartNumberingAfterBreak="0">
-    <w:nsid w:val="563E44A4"/>
+  <w:abstractNum w:abstractNumId="12" w15:restartNumberingAfterBreak="0">
+    <w:nsid w:val="70DC7C3E"/>
     <w:multiLevelType w:val="multilevel"/>
-    <w:tmpl w:val="203E51C6"/>
+    <w:tmpl w:val="339076C2"/>
     <w:lvl w:ilvl="0">
       <w:start w:val="1"/>
       <w:numFmt w:val="decimal"/>
@@ -17891,10 +18117,10 @@
       </w:pPr>
     </w:lvl>
   </w:abstractNum>
-  <w:abstractNum w:abstractNumId="11" w15:restartNumberingAfterBreak="0">
-    <w:nsid w:val="57CA2FA8"/>
+  <w:abstractNum w:abstractNumId="13" w15:restartNumberingAfterBreak="0">
+    <w:nsid w:val="726D1233"/>
     <w:multiLevelType w:val="multilevel"/>
-    <w:tmpl w:val="F67C8F86"/>
+    <w:tmpl w:val="C876F914"/>
     <w:lvl w:ilvl="0">
       <w:start w:val="1"/>
       <w:numFmt w:val="decimal"/>
@@ -18004,273 +18230,47 @@
       </w:pPr>
     </w:lvl>
   </w:abstractNum>
-  <w:abstractNum w:abstractNumId="12" w15:restartNumberingAfterBreak="0">
-    <w:nsid w:val="739976FD"/>
-    <w:multiLevelType w:val="multilevel"/>
-    <w:tmpl w:val="48A43658"/>
-    <w:lvl w:ilvl="0">
-      <w:start w:val="1"/>
-      <w:numFmt w:val="decimal"/>
-      <w:lvlText w:val="%1."/>
-      <w:lvlJc w:val="left"/>
-      <w:pPr>
-        <w:tabs>
-          <w:tab w:val="num" w:pos="720"/>
-        </w:tabs>
-        <w:ind w:left="720" w:hanging="360"/>
-      </w:pPr>
-    </w:lvl>
-    <w:lvl w:ilvl="1" w:tentative="1">
-      <w:start w:val="1"/>
-      <w:numFmt w:val="decimal"/>
-      <w:lvlText w:val="%2."/>
-      <w:lvlJc w:val="left"/>
-      <w:pPr>
-        <w:tabs>
-          <w:tab w:val="num" w:pos="1440"/>
-        </w:tabs>
-        <w:ind w:left="1440" w:hanging="360"/>
-      </w:pPr>
-    </w:lvl>
-    <w:lvl w:ilvl="2" w:tentative="1">
-      <w:start w:val="1"/>
-      <w:numFmt w:val="decimal"/>
-      <w:lvlText w:val="%3."/>
-      <w:lvlJc w:val="left"/>
-      <w:pPr>
-        <w:tabs>
-          <w:tab w:val="num" w:pos="2160"/>
-        </w:tabs>
-        <w:ind w:left="2160" w:hanging="360"/>
-      </w:pPr>
-    </w:lvl>
-    <w:lvl w:ilvl="3" w:tentative="1">
-      <w:start w:val="1"/>
-      <w:numFmt w:val="decimal"/>
-      <w:lvlText w:val="%4."/>
-      <w:lvlJc w:val="left"/>
-      <w:pPr>
-        <w:tabs>
-          <w:tab w:val="num" w:pos="2880"/>
-        </w:tabs>
-        <w:ind w:left="2880" w:hanging="360"/>
-      </w:pPr>
-    </w:lvl>
-    <w:lvl w:ilvl="4" w:tentative="1">
-      <w:start w:val="1"/>
-      <w:numFmt w:val="decimal"/>
-      <w:lvlText w:val="%5."/>
-      <w:lvlJc w:val="left"/>
-      <w:pPr>
-        <w:tabs>
-          <w:tab w:val="num" w:pos="3600"/>
-        </w:tabs>
-        <w:ind w:left="3600" w:hanging="360"/>
-      </w:pPr>
-    </w:lvl>
-    <w:lvl w:ilvl="5" w:tentative="1">
-      <w:start w:val="1"/>
-      <w:numFmt w:val="decimal"/>
-      <w:lvlText w:val="%6."/>
-      <w:lvlJc w:val="left"/>
-      <w:pPr>
-        <w:tabs>
-          <w:tab w:val="num" w:pos="4320"/>
-        </w:tabs>
-        <w:ind w:left="4320" w:hanging="360"/>
-      </w:pPr>
-    </w:lvl>
-    <w:lvl w:ilvl="6" w:tentative="1">
-      <w:start w:val="1"/>
-      <w:numFmt w:val="decimal"/>
-      <w:lvlText w:val="%7."/>
-      <w:lvlJc w:val="left"/>
-      <w:pPr>
-        <w:tabs>
-          <w:tab w:val="num" w:pos="5040"/>
-        </w:tabs>
-        <w:ind w:left="5040" w:hanging="360"/>
-      </w:pPr>
-    </w:lvl>
-    <w:lvl w:ilvl="7" w:tentative="1">
-      <w:start w:val="1"/>
-      <w:numFmt w:val="decimal"/>
-      <w:lvlText w:val="%8."/>
-      <w:lvlJc w:val="left"/>
-      <w:pPr>
-        <w:tabs>
-          <w:tab w:val="num" w:pos="5760"/>
-        </w:tabs>
-        <w:ind w:left="5760" w:hanging="360"/>
-      </w:pPr>
-    </w:lvl>
-    <w:lvl w:ilvl="8" w:tentative="1">
-      <w:start w:val="1"/>
-      <w:numFmt w:val="decimal"/>
-      <w:lvlText w:val="%9."/>
-      <w:lvlJc w:val="left"/>
-      <w:pPr>
-        <w:tabs>
-          <w:tab w:val="num" w:pos="6480"/>
-        </w:tabs>
-        <w:ind w:left="6480" w:hanging="360"/>
-      </w:pPr>
-    </w:lvl>
-  </w:abstractNum>
-  <w:abstractNum w:abstractNumId="13" w15:restartNumberingAfterBreak="0">
-    <w:nsid w:val="748B4173"/>
-    <w:multiLevelType w:val="multilevel"/>
-    <w:tmpl w:val="2D00AC6C"/>
-    <w:lvl w:ilvl="0">
-      <w:start w:val="1"/>
-      <w:numFmt w:val="decimal"/>
-      <w:lvlText w:val="%1."/>
-      <w:lvlJc w:val="left"/>
-      <w:pPr>
-        <w:tabs>
-          <w:tab w:val="num" w:pos="720"/>
-        </w:tabs>
-        <w:ind w:left="720" w:hanging="360"/>
-      </w:pPr>
-    </w:lvl>
-    <w:lvl w:ilvl="1" w:tentative="1">
-      <w:start w:val="1"/>
-      <w:numFmt w:val="decimal"/>
-      <w:lvlText w:val="%2."/>
-      <w:lvlJc w:val="left"/>
-      <w:pPr>
-        <w:tabs>
-          <w:tab w:val="num" w:pos="1440"/>
-        </w:tabs>
-        <w:ind w:left="1440" w:hanging="360"/>
-      </w:pPr>
-    </w:lvl>
-    <w:lvl w:ilvl="2" w:tentative="1">
-      <w:start w:val="1"/>
-      <w:numFmt w:val="decimal"/>
-      <w:lvlText w:val="%3."/>
-      <w:lvlJc w:val="left"/>
-      <w:pPr>
-        <w:tabs>
-          <w:tab w:val="num" w:pos="2160"/>
-        </w:tabs>
-        <w:ind w:left="2160" w:hanging="360"/>
-      </w:pPr>
-    </w:lvl>
-    <w:lvl w:ilvl="3" w:tentative="1">
-      <w:start w:val="1"/>
-      <w:numFmt w:val="decimal"/>
-      <w:lvlText w:val="%4."/>
-      <w:lvlJc w:val="left"/>
-      <w:pPr>
-        <w:tabs>
-          <w:tab w:val="num" w:pos="2880"/>
-        </w:tabs>
-        <w:ind w:left="2880" w:hanging="360"/>
-      </w:pPr>
-    </w:lvl>
-    <w:lvl w:ilvl="4" w:tentative="1">
-      <w:start w:val="1"/>
-      <w:numFmt w:val="decimal"/>
-      <w:lvlText w:val="%5."/>
-      <w:lvlJc w:val="left"/>
-      <w:pPr>
-        <w:tabs>
-          <w:tab w:val="num" w:pos="3600"/>
-        </w:tabs>
-        <w:ind w:left="3600" w:hanging="360"/>
-      </w:pPr>
-    </w:lvl>
-    <w:lvl w:ilvl="5" w:tentative="1">
-      <w:start w:val="1"/>
-      <w:numFmt w:val="decimal"/>
-      <w:lvlText w:val="%6."/>
-      <w:lvlJc w:val="left"/>
-      <w:pPr>
-        <w:tabs>
-          <w:tab w:val="num" w:pos="4320"/>
-        </w:tabs>
-        <w:ind w:left="4320" w:hanging="360"/>
-      </w:pPr>
-    </w:lvl>
-    <w:lvl w:ilvl="6" w:tentative="1">
-      <w:start w:val="1"/>
-      <w:numFmt w:val="decimal"/>
-      <w:lvlText w:val="%7."/>
-      <w:lvlJc w:val="left"/>
-      <w:pPr>
-        <w:tabs>
-          <w:tab w:val="num" w:pos="5040"/>
-        </w:tabs>
-        <w:ind w:left="5040" w:hanging="360"/>
-      </w:pPr>
-    </w:lvl>
-    <w:lvl w:ilvl="7" w:tentative="1">
-      <w:start w:val="1"/>
-      <w:numFmt w:val="decimal"/>
-      <w:lvlText w:val="%8."/>
-      <w:lvlJc w:val="left"/>
-      <w:pPr>
-        <w:tabs>
-          <w:tab w:val="num" w:pos="5760"/>
-        </w:tabs>
-        <w:ind w:left="5760" w:hanging="360"/>
-      </w:pPr>
-    </w:lvl>
-    <w:lvl w:ilvl="8" w:tentative="1">
-      <w:start w:val="1"/>
-      <w:numFmt w:val="decimal"/>
-      <w:lvlText w:val="%9."/>
-      <w:lvlJc w:val="left"/>
-      <w:pPr>
-        <w:tabs>
-          <w:tab w:val="num" w:pos="6480"/>
-        </w:tabs>
-        <w:ind w:left="6480" w:hanging="360"/>
-      </w:pPr>
-    </w:lvl>
-  </w:abstractNum>
-  <w:num w:numId="1" w16cid:durableId="1724017980">
+  <w:num w:numId="1" w16cid:durableId="1386491441">
     <w:abstractNumId w:val="0"/>
   </w:num>
-  <w:num w:numId="2" w16cid:durableId="398406876">
+  <w:num w:numId="2" w16cid:durableId="1679692000">
+    <w:abstractNumId w:val="8"/>
+  </w:num>
+  <w:num w:numId="3" w16cid:durableId="1861119444">
+    <w:abstractNumId w:val="2"/>
+  </w:num>
+  <w:num w:numId="4" w16cid:durableId="241380737">
+    <w:abstractNumId w:val="5"/>
+  </w:num>
+  <w:num w:numId="5" w16cid:durableId="602104622">
+    <w:abstractNumId w:val="11"/>
+  </w:num>
+  <w:num w:numId="6" w16cid:durableId="1745299442">
+    <w:abstractNumId w:val="1"/>
+  </w:num>
+  <w:num w:numId="7" w16cid:durableId="1062211516">
+    <w:abstractNumId w:val="7"/>
+  </w:num>
+  <w:num w:numId="8" w16cid:durableId="2126264716">
+    <w:abstractNumId w:val="9"/>
+  </w:num>
+  <w:num w:numId="9" w16cid:durableId="63452905">
     <w:abstractNumId w:val="13"/>
   </w:num>
-  <w:num w:numId="3" w16cid:durableId="1358772131">
-    <w:abstractNumId w:val="5"/>
+  <w:num w:numId="10" w16cid:durableId="243614139">
+    <w:abstractNumId w:val="10"/>
   </w:num>
-  <w:num w:numId="4" w16cid:durableId="1615407647">
+  <w:num w:numId="11" w16cid:durableId="1033577178">
+    <w:abstractNumId w:val="12"/>
+  </w:num>
+  <w:num w:numId="12" w16cid:durableId="727145595">
     <w:abstractNumId w:val="6"/>
   </w:num>
-  <w:num w:numId="5" w16cid:durableId="182287651">
-    <w:abstractNumId w:val="4"/>
-  </w:num>
-  <w:num w:numId="6" w16cid:durableId="149368138">
-    <w:abstractNumId w:val="7"/>
-  </w:num>
-  <w:num w:numId="7" w16cid:durableId="172454614">
-    <w:abstractNumId w:val="12"/>
-  </w:num>
-  <w:num w:numId="8" w16cid:durableId="1124346599">
-    <w:abstractNumId w:val="9"/>
-  </w:num>
-  <w:num w:numId="9" w16cid:durableId="1351494116">
-    <w:abstractNumId w:val="1"/>
-  </w:num>
-  <w:num w:numId="10" w16cid:durableId="768240245">
-    <w:abstractNumId w:val="8"/>
-  </w:num>
-  <w:num w:numId="11" w16cid:durableId="1043015260">
-    <w:abstractNumId w:val="11"/>
-  </w:num>
-  <w:num w:numId="12" w16cid:durableId="1509639688">
-    <w:abstractNumId w:val="10"/>
-  </w:num>
-  <w:num w:numId="13" w16cid:durableId="1046635960">
+  <w:num w:numId="13" w16cid:durableId="1390612241">
     <w:abstractNumId w:val="3"/>
   </w:num>
-  <w:num w:numId="14" w16cid:durableId="464662130">
-    <w:abstractNumId w:val="2"/>
+  <w:num w:numId="14" w16cid:durableId="1969116905">
+    <w:abstractNumId w:val="4"/>
   </w:num>
 </w:numbering>
 </file>
@@ -18940,7 +18940,7 @@
     <w:link w:val="a8"/>
     <w:uiPriority w:val="99"/>
     <w:unhideWhenUsed/>
-    <w:rsid w:val="00E904E9"/>
+    <w:rsid w:val="00FF6F5E"/>
     <w:pPr>
       <w:tabs>
         <w:tab w:val="center" w:pos="4153"/>
@@ -18959,7 +18959,7 @@
     <w:basedOn w:val="a0"/>
     <w:link w:val="a7"/>
     <w:uiPriority w:val="99"/>
-    <w:rsid w:val="00E904E9"/>
+    <w:rsid w:val="00FF6F5E"/>
     <w:rPr>
       <w:rFonts w:ascii="宋体" w:eastAsia="宋体" w:hAnsi="宋体" w:cs="宋体"/>
       <w:sz w:val="18"/>
@@ -18972,7 +18972,7 @@
     <w:link w:val="aa"/>
     <w:uiPriority w:val="99"/>
     <w:unhideWhenUsed/>
-    <w:rsid w:val="00E904E9"/>
+    <w:rsid w:val="00FF6F5E"/>
     <w:pPr>
       <w:tabs>
         <w:tab w:val="center" w:pos="4153"/>
@@ -18990,7 +18990,7 @@
     <w:basedOn w:val="a0"/>
     <w:link w:val="a9"/>
     <w:uiPriority w:val="99"/>
-    <w:rsid w:val="00E904E9"/>
+    <w:rsid w:val="00FF6F5E"/>
     <w:rPr>
       <w:rFonts w:ascii="宋体" w:eastAsia="宋体" w:hAnsi="宋体" w:cs="宋体"/>
       <w:sz w:val="18"/>
@@ -19003,7 +19003,7 @@
     <w:uiPriority w:val="99"/>
     <w:semiHidden/>
     <w:unhideWhenUsed/>
-    <w:rsid w:val="00E904E9"/>
+    <w:rsid w:val="00FF6F5E"/>
   </w:style>
 </w:styles>
 </file>

--- a/选题一_益智消除网页游戏/Word版/06_人工核实执行指导.docx
+++ b/选题一_益智消除网页游戏/Word版/06_人工核实执行指导.docx
@@ -21,7 +21,7 @@
     <w:p>
       <w:pPr>
         <w:spacing w:after="80"/>
-        <w:divId w:val="951714550"/>
+        <w:divId w:val="83960045"/>
         <w:rPr>
           <w:rFonts w:ascii="微软雅黑" w:eastAsia="微软雅黑" w:hAnsi="微软雅黑" w:hint="eastAsia"/>
           <w:color w:val="404040"/>
@@ -61,7 +61,7 @@
     <w:p>
       <w:pPr>
         <w:spacing w:after="80"/>
-        <w:divId w:val="951714550"/>
+        <w:divId w:val="83960045"/>
         <w:rPr>
           <w:rFonts w:ascii="微软雅黑" w:eastAsia="微软雅黑" w:hAnsi="微软雅黑" w:hint="eastAsia"/>
           <w:color w:val="404040"/>
@@ -173,7 +173,7 @@
     <w:p>
       <w:pPr>
         <w:spacing w:after="80"/>
-        <w:divId w:val="951714550"/>
+        <w:divId w:val="83960045"/>
         <w:rPr>
           <w:rFonts w:ascii="微软雅黑" w:eastAsia="微软雅黑" w:hAnsi="微软雅黑" w:hint="eastAsia"/>
           <w:color w:val="404040"/>
@@ -472,7 +472,7 @@
           <w:sz w:val="21"/>
           <w:szCs w:val="21"/>
         </w:rPr>
-        <w:pict>
+        <w:pict w14:anchorId="065BA1F6">
           <v:rect id="_x0000_i1025" style="width:0;height:1.5pt" o:hralign="center" o:hrstd="t" o:hr="t" fillcolor="#a0a0a0" stroked="f"/>
         </w:pict>
       </w:r>
@@ -2416,7 +2416,7 @@
           <w:sz w:val="21"/>
           <w:szCs w:val="21"/>
         </w:rPr>
-        <w:pict>
+        <w:pict w14:anchorId="0461084D">
           <v:rect id="_x0000_i1026" style="width:0;height:1.5pt" o:hralign="center" o:hrstd="t" o:hr="t" fillcolor="#a0a0a0" stroked="f"/>
         </w:pict>
       </w:r>
@@ -4836,7 +4836,7 @@
           <w:sz w:val="21"/>
           <w:szCs w:val="21"/>
         </w:rPr>
-        <w:pict>
+        <w:pict w14:anchorId="198832B7">
           <v:rect id="_x0000_i1027" style="width:0;height:1.5pt" o:hralign="center" o:hrstd="t" o:hr="t" fillcolor="#a0a0a0" stroked="f"/>
         </w:pict>
       </w:r>
@@ -11476,7 +11476,7 @@
           <w:sz w:val="21"/>
           <w:szCs w:val="21"/>
         </w:rPr>
-        <w:pict>
+        <w:pict w14:anchorId="190E4790">
           <v:rect id="_x0000_i1028" style="width:0;height:1.5pt" o:hralign="center" o:hrstd="t" o:hr="t" fillcolor="#a0a0a0" stroked="f"/>
         </w:pict>
       </w:r>
@@ -12284,7 +12284,7 @@
           <w:sz w:val="21"/>
           <w:szCs w:val="21"/>
         </w:rPr>
-        <w:pict>
+        <w:pict w14:anchorId="53DC11D0">
           <v:rect id="_x0000_i1029" style="width:0;height:1.5pt" o:hralign="center" o:hrstd="t" o:hr="t" fillcolor="#a0a0a0" stroked="f"/>
         </w:pict>
       </w:r>
@@ -12638,7 +12638,7 @@
           <w:sz w:val="21"/>
           <w:szCs w:val="21"/>
         </w:rPr>
-        <w:pict>
+        <w:pict w14:anchorId="3CA442BD">
           <v:rect id="_x0000_i1030" style="width:0;height:1.5pt" o:hralign="center" o:hrstd="t" o:hr="t" fillcolor="#a0a0a0" stroked="f"/>
         </w:pict>
       </w:r>
@@ -13596,7 +13596,7 @@
           <w:sz w:val="21"/>
           <w:szCs w:val="21"/>
         </w:rPr>
-        <w:pict>
+        <w:pict w14:anchorId="04A10EE7">
           <v:rect id="_x0000_i1031" style="width:0;height:1.5pt" o:hralign="center" o:hrstd="t" o:hr="t" fillcolor="#a0a0a0" stroked="f"/>
         </w:pict>
       </w:r>
@@ -14519,7 +14519,7 @@
           <w:sz w:val="21"/>
           <w:szCs w:val="21"/>
         </w:rPr>
-        <w:pict>
+        <w:pict w14:anchorId="31C556E9">
           <v:rect id="_x0000_i1032" style="width:0;height:1.5pt" o:hralign="center" o:hrstd="t" o:hr="t" fillcolor="#a0a0a0" stroked="f"/>
         </w:pict>
       </w:r>
@@ -15135,7 +15135,7 @@
           <w:sz w:val="21"/>
           <w:szCs w:val="21"/>
         </w:rPr>
-        <w:t>21</w:t>
+        <w:t>28</w:t>
       </w:r>
       <w:r>
         <w:rPr>
@@ -15277,7 +15277,7 @@
           <w:szCs w:val="21"/>
         </w:rPr>
         <w:lastRenderedPageBreak/>
-        <w:pict>
+        <w:pict w14:anchorId="7AA3FBD0">
           <v:rect id="_x0000_i1033" style="width:0;height:1.5pt" o:hralign="center" o:hrstd="t" o:hr="t" fillcolor="#a0a0a0" stroked="f"/>
         </w:pict>
       </w:r>
@@ -16541,9 +16541,9 @@
 <file path=word/numbering.xml><?xml version="1.0" encoding="utf-8"?>
 <w:numbering xmlns:wpc="http://schemas.microsoft.com/office/word/2010/wordprocessingCanvas" xmlns:cx="http://schemas.microsoft.com/office/drawing/2014/chartex" xmlns:cx1="http://schemas.microsoft.com/office/drawing/2015/9/8/chartex" xmlns:cx2="http://schemas.microsoft.com/office/drawing/2015/10/21/chartex" xmlns:cx3="http://schemas.microsoft.com/office/drawing/2016/5/9/chartex" xmlns:cx4="http://schemas.microsoft.com/office/drawing/2016/5/10/chartex" xmlns:cx5="http://schemas.microsoft.com/office/drawing/2016/5/11/chartex" xmlns:cx6="http://schemas.microsoft.com/office/drawing/2016/5/12/chartex" xmlns:cx7="http://schemas.microsoft.com/office/drawing/2016/5/13/chartex" xmlns:cx8="http://schemas.microsoft.com/office/drawing/2016/5/14/chartex" xmlns:mc="http://schemas.openxmlformats.org/markup-compatibility/2006" xmlns:aink="http://schemas.microsoft.com/office/drawing/2016/ink" xmlns:am3d="http://schemas.microsoft.com/office/drawing/2017/model3d" xmlns:o="urn:schemas-microsoft-com:office:office" xmlns:oel="http://schemas.microsoft.com/office/2019/extlst" xmlns:r="http://schemas.openxmlformats.org/officeDocument/2006/relationships" xmlns:m="http://schemas.openxmlformats.org/officeDocument/2006/math" xmlns:v="urn:schemas-microsoft-com:vml" xmlns:wp14="http://schemas.microsoft.com/office/word/2010/wordprocessingDrawing" xmlns:wp="http://schemas.openxmlformats.org/drawingml/2006/wordprocessingDrawing" xmlns:w10="urn:schemas-microsoft-com:office:word" xmlns:w="http://schemas.openxmlformats.org/wordprocessingml/2006/main" xmlns:w14="http://schemas.microsoft.com/office/word/2010/wordml" xmlns:w15="http://schemas.microsoft.com/office/word/2012/wordml" xmlns:w16cex="http://schemas.microsoft.com/office/word/2018/wordml/cex" xmlns:w16cid="http://schemas.microsoft.com/office/word/2016/wordml/cid" xmlns:w16="http://schemas.microsoft.com/office/word/2018/wordml" xmlns:w16du="http://schemas.microsoft.com/office/word/2023/wordml/word16du" xmlns:w16sdtdh="http://schemas.microsoft.com/office/word/2020/wordml/sdtdatahash" xmlns:w16sdtfl="http://schemas.microsoft.com/office/word/2024/wordml/sdtformatlock" xmlns:w16se="http://schemas.microsoft.com/office/word/2015/wordml/symex" xmlns:wpg="http://schemas.microsoft.com/office/word/2010/wordprocessingGroup" xmlns:wpi="http://schemas.microsoft.com/office/word/2010/wordprocessingInk" xmlns:wne="http://schemas.microsoft.com/office/word/2006/wordml" xmlns:wps="http://schemas.microsoft.com/office/word/2010/wordprocessingShape" mc:Ignorable="w14 w15 w16se w16cid w16 w16cex w16sdtdh w16sdtfl w16du wp14">
   <w:abstractNum w:abstractNumId="0" w15:restartNumberingAfterBreak="0">
-    <w:nsid w:val="005E4AF8"/>
+    <w:nsid w:val="074815BC"/>
     <w:multiLevelType w:val="multilevel"/>
-    <w:tmpl w:val="849CCDE0"/>
+    <w:tmpl w:val="F9FCE552"/>
     <w:lvl w:ilvl="0">
       <w:start w:val="1"/>
       <w:numFmt w:val="decimal"/>
@@ -16654,461 +16654,9 @@
     </w:lvl>
   </w:abstractNum>
   <w:abstractNum w:abstractNumId="1" w15:restartNumberingAfterBreak="0">
-    <w:nsid w:val="01BE1484"/>
+    <w:nsid w:val="0BE21565"/>
     <w:multiLevelType w:val="multilevel"/>
-    <w:tmpl w:val="9C8657E8"/>
-    <w:lvl w:ilvl="0">
-      <w:start w:val="1"/>
-      <w:numFmt w:val="decimal"/>
-      <w:lvlText w:val="%1."/>
-      <w:lvlJc w:val="left"/>
-      <w:pPr>
-        <w:tabs>
-          <w:tab w:val="num" w:pos="720"/>
-        </w:tabs>
-        <w:ind w:left="720" w:hanging="360"/>
-      </w:pPr>
-    </w:lvl>
-    <w:lvl w:ilvl="1" w:tentative="1">
-      <w:start w:val="1"/>
-      <w:numFmt w:val="decimal"/>
-      <w:lvlText w:val="%2."/>
-      <w:lvlJc w:val="left"/>
-      <w:pPr>
-        <w:tabs>
-          <w:tab w:val="num" w:pos="1440"/>
-        </w:tabs>
-        <w:ind w:left="1440" w:hanging="360"/>
-      </w:pPr>
-    </w:lvl>
-    <w:lvl w:ilvl="2" w:tentative="1">
-      <w:start w:val="1"/>
-      <w:numFmt w:val="decimal"/>
-      <w:lvlText w:val="%3."/>
-      <w:lvlJc w:val="left"/>
-      <w:pPr>
-        <w:tabs>
-          <w:tab w:val="num" w:pos="2160"/>
-        </w:tabs>
-        <w:ind w:left="2160" w:hanging="360"/>
-      </w:pPr>
-    </w:lvl>
-    <w:lvl w:ilvl="3" w:tentative="1">
-      <w:start w:val="1"/>
-      <w:numFmt w:val="decimal"/>
-      <w:lvlText w:val="%4."/>
-      <w:lvlJc w:val="left"/>
-      <w:pPr>
-        <w:tabs>
-          <w:tab w:val="num" w:pos="2880"/>
-        </w:tabs>
-        <w:ind w:left="2880" w:hanging="360"/>
-      </w:pPr>
-    </w:lvl>
-    <w:lvl w:ilvl="4" w:tentative="1">
-      <w:start w:val="1"/>
-      <w:numFmt w:val="decimal"/>
-      <w:lvlText w:val="%5."/>
-      <w:lvlJc w:val="left"/>
-      <w:pPr>
-        <w:tabs>
-          <w:tab w:val="num" w:pos="3600"/>
-        </w:tabs>
-        <w:ind w:left="3600" w:hanging="360"/>
-      </w:pPr>
-    </w:lvl>
-    <w:lvl w:ilvl="5" w:tentative="1">
-      <w:start w:val="1"/>
-      <w:numFmt w:val="decimal"/>
-      <w:lvlText w:val="%6."/>
-      <w:lvlJc w:val="left"/>
-      <w:pPr>
-        <w:tabs>
-          <w:tab w:val="num" w:pos="4320"/>
-        </w:tabs>
-        <w:ind w:left="4320" w:hanging="360"/>
-      </w:pPr>
-    </w:lvl>
-    <w:lvl w:ilvl="6" w:tentative="1">
-      <w:start w:val="1"/>
-      <w:numFmt w:val="decimal"/>
-      <w:lvlText w:val="%7."/>
-      <w:lvlJc w:val="left"/>
-      <w:pPr>
-        <w:tabs>
-          <w:tab w:val="num" w:pos="5040"/>
-        </w:tabs>
-        <w:ind w:left="5040" w:hanging="360"/>
-      </w:pPr>
-    </w:lvl>
-    <w:lvl w:ilvl="7" w:tentative="1">
-      <w:start w:val="1"/>
-      <w:numFmt w:val="decimal"/>
-      <w:lvlText w:val="%8."/>
-      <w:lvlJc w:val="left"/>
-      <w:pPr>
-        <w:tabs>
-          <w:tab w:val="num" w:pos="5760"/>
-        </w:tabs>
-        <w:ind w:left="5760" w:hanging="360"/>
-      </w:pPr>
-    </w:lvl>
-    <w:lvl w:ilvl="8" w:tentative="1">
-      <w:start w:val="1"/>
-      <w:numFmt w:val="decimal"/>
-      <w:lvlText w:val="%9."/>
-      <w:lvlJc w:val="left"/>
-      <w:pPr>
-        <w:tabs>
-          <w:tab w:val="num" w:pos="6480"/>
-        </w:tabs>
-        <w:ind w:left="6480" w:hanging="360"/>
-      </w:pPr>
-    </w:lvl>
-  </w:abstractNum>
-  <w:abstractNum w:abstractNumId="2" w15:restartNumberingAfterBreak="0">
-    <w:nsid w:val="1AF72B32"/>
-    <w:multiLevelType w:val="multilevel"/>
-    <w:tmpl w:val="BBD09C5C"/>
-    <w:lvl w:ilvl="0">
-      <w:start w:val="1"/>
-      <w:numFmt w:val="decimal"/>
-      <w:lvlText w:val="%1."/>
-      <w:lvlJc w:val="left"/>
-      <w:pPr>
-        <w:tabs>
-          <w:tab w:val="num" w:pos="720"/>
-        </w:tabs>
-        <w:ind w:left="720" w:hanging="360"/>
-      </w:pPr>
-    </w:lvl>
-    <w:lvl w:ilvl="1" w:tentative="1">
-      <w:start w:val="1"/>
-      <w:numFmt w:val="decimal"/>
-      <w:lvlText w:val="%2."/>
-      <w:lvlJc w:val="left"/>
-      <w:pPr>
-        <w:tabs>
-          <w:tab w:val="num" w:pos="1440"/>
-        </w:tabs>
-        <w:ind w:left="1440" w:hanging="360"/>
-      </w:pPr>
-    </w:lvl>
-    <w:lvl w:ilvl="2" w:tentative="1">
-      <w:start w:val="1"/>
-      <w:numFmt w:val="decimal"/>
-      <w:lvlText w:val="%3."/>
-      <w:lvlJc w:val="left"/>
-      <w:pPr>
-        <w:tabs>
-          <w:tab w:val="num" w:pos="2160"/>
-        </w:tabs>
-        <w:ind w:left="2160" w:hanging="360"/>
-      </w:pPr>
-    </w:lvl>
-    <w:lvl w:ilvl="3" w:tentative="1">
-      <w:start w:val="1"/>
-      <w:numFmt w:val="decimal"/>
-      <w:lvlText w:val="%4."/>
-      <w:lvlJc w:val="left"/>
-      <w:pPr>
-        <w:tabs>
-          <w:tab w:val="num" w:pos="2880"/>
-        </w:tabs>
-        <w:ind w:left="2880" w:hanging="360"/>
-      </w:pPr>
-    </w:lvl>
-    <w:lvl w:ilvl="4" w:tentative="1">
-      <w:start w:val="1"/>
-      <w:numFmt w:val="decimal"/>
-      <w:lvlText w:val="%5."/>
-      <w:lvlJc w:val="left"/>
-      <w:pPr>
-        <w:tabs>
-          <w:tab w:val="num" w:pos="3600"/>
-        </w:tabs>
-        <w:ind w:left="3600" w:hanging="360"/>
-      </w:pPr>
-    </w:lvl>
-    <w:lvl w:ilvl="5" w:tentative="1">
-      <w:start w:val="1"/>
-      <w:numFmt w:val="decimal"/>
-      <w:lvlText w:val="%6."/>
-      <w:lvlJc w:val="left"/>
-      <w:pPr>
-        <w:tabs>
-          <w:tab w:val="num" w:pos="4320"/>
-        </w:tabs>
-        <w:ind w:left="4320" w:hanging="360"/>
-      </w:pPr>
-    </w:lvl>
-    <w:lvl w:ilvl="6" w:tentative="1">
-      <w:start w:val="1"/>
-      <w:numFmt w:val="decimal"/>
-      <w:lvlText w:val="%7."/>
-      <w:lvlJc w:val="left"/>
-      <w:pPr>
-        <w:tabs>
-          <w:tab w:val="num" w:pos="5040"/>
-        </w:tabs>
-        <w:ind w:left="5040" w:hanging="360"/>
-      </w:pPr>
-    </w:lvl>
-    <w:lvl w:ilvl="7" w:tentative="1">
-      <w:start w:val="1"/>
-      <w:numFmt w:val="decimal"/>
-      <w:lvlText w:val="%8."/>
-      <w:lvlJc w:val="left"/>
-      <w:pPr>
-        <w:tabs>
-          <w:tab w:val="num" w:pos="5760"/>
-        </w:tabs>
-        <w:ind w:left="5760" w:hanging="360"/>
-      </w:pPr>
-    </w:lvl>
-    <w:lvl w:ilvl="8" w:tentative="1">
-      <w:start w:val="1"/>
-      <w:numFmt w:val="decimal"/>
-      <w:lvlText w:val="%9."/>
-      <w:lvlJc w:val="left"/>
-      <w:pPr>
-        <w:tabs>
-          <w:tab w:val="num" w:pos="6480"/>
-        </w:tabs>
-        <w:ind w:left="6480" w:hanging="360"/>
-      </w:pPr>
-    </w:lvl>
-  </w:abstractNum>
-  <w:abstractNum w:abstractNumId="3" w15:restartNumberingAfterBreak="0">
-    <w:nsid w:val="280F0789"/>
-    <w:multiLevelType w:val="multilevel"/>
-    <w:tmpl w:val="8DCC49EE"/>
-    <w:lvl w:ilvl="0">
-      <w:start w:val="1"/>
-      <w:numFmt w:val="decimal"/>
-      <w:lvlText w:val="%1."/>
-      <w:lvlJc w:val="left"/>
-      <w:pPr>
-        <w:tabs>
-          <w:tab w:val="num" w:pos="720"/>
-        </w:tabs>
-        <w:ind w:left="720" w:hanging="360"/>
-      </w:pPr>
-    </w:lvl>
-    <w:lvl w:ilvl="1" w:tentative="1">
-      <w:start w:val="1"/>
-      <w:numFmt w:val="decimal"/>
-      <w:lvlText w:val="%2."/>
-      <w:lvlJc w:val="left"/>
-      <w:pPr>
-        <w:tabs>
-          <w:tab w:val="num" w:pos="1440"/>
-        </w:tabs>
-        <w:ind w:left="1440" w:hanging="360"/>
-      </w:pPr>
-    </w:lvl>
-    <w:lvl w:ilvl="2" w:tentative="1">
-      <w:start w:val="1"/>
-      <w:numFmt w:val="decimal"/>
-      <w:lvlText w:val="%3."/>
-      <w:lvlJc w:val="left"/>
-      <w:pPr>
-        <w:tabs>
-          <w:tab w:val="num" w:pos="2160"/>
-        </w:tabs>
-        <w:ind w:left="2160" w:hanging="360"/>
-      </w:pPr>
-    </w:lvl>
-    <w:lvl w:ilvl="3" w:tentative="1">
-      <w:start w:val="1"/>
-      <w:numFmt w:val="decimal"/>
-      <w:lvlText w:val="%4."/>
-      <w:lvlJc w:val="left"/>
-      <w:pPr>
-        <w:tabs>
-          <w:tab w:val="num" w:pos="2880"/>
-        </w:tabs>
-        <w:ind w:left="2880" w:hanging="360"/>
-      </w:pPr>
-    </w:lvl>
-    <w:lvl w:ilvl="4" w:tentative="1">
-      <w:start w:val="1"/>
-      <w:numFmt w:val="decimal"/>
-      <w:lvlText w:val="%5."/>
-      <w:lvlJc w:val="left"/>
-      <w:pPr>
-        <w:tabs>
-          <w:tab w:val="num" w:pos="3600"/>
-        </w:tabs>
-        <w:ind w:left="3600" w:hanging="360"/>
-      </w:pPr>
-    </w:lvl>
-    <w:lvl w:ilvl="5" w:tentative="1">
-      <w:start w:val="1"/>
-      <w:numFmt w:val="decimal"/>
-      <w:lvlText w:val="%6."/>
-      <w:lvlJc w:val="left"/>
-      <w:pPr>
-        <w:tabs>
-          <w:tab w:val="num" w:pos="4320"/>
-        </w:tabs>
-        <w:ind w:left="4320" w:hanging="360"/>
-      </w:pPr>
-    </w:lvl>
-    <w:lvl w:ilvl="6" w:tentative="1">
-      <w:start w:val="1"/>
-      <w:numFmt w:val="decimal"/>
-      <w:lvlText w:val="%7."/>
-      <w:lvlJc w:val="left"/>
-      <w:pPr>
-        <w:tabs>
-          <w:tab w:val="num" w:pos="5040"/>
-        </w:tabs>
-        <w:ind w:left="5040" w:hanging="360"/>
-      </w:pPr>
-    </w:lvl>
-    <w:lvl w:ilvl="7" w:tentative="1">
-      <w:start w:val="1"/>
-      <w:numFmt w:val="decimal"/>
-      <w:lvlText w:val="%8."/>
-      <w:lvlJc w:val="left"/>
-      <w:pPr>
-        <w:tabs>
-          <w:tab w:val="num" w:pos="5760"/>
-        </w:tabs>
-        <w:ind w:left="5760" w:hanging="360"/>
-      </w:pPr>
-    </w:lvl>
-    <w:lvl w:ilvl="8" w:tentative="1">
-      <w:start w:val="1"/>
-      <w:numFmt w:val="decimal"/>
-      <w:lvlText w:val="%9."/>
-      <w:lvlJc w:val="left"/>
-      <w:pPr>
-        <w:tabs>
-          <w:tab w:val="num" w:pos="6480"/>
-        </w:tabs>
-        <w:ind w:left="6480" w:hanging="360"/>
-      </w:pPr>
-    </w:lvl>
-  </w:abstractNum>
-  <w:abstractNum w:abstractNumId="4" w15:restartNumberingAfterBreak="0">
-    <w:nsid w:val="2C2C52FE"/>
-    <w:multiLevelType w:val="multilevel"/>
-    <w:tmpl w:val="3918CBA4"/>
-    <w:lvl w:ilvl="0">
-      <w:start w:val="1"/>
-      <w:numFmt w:val="decimal"/>
-      <w:lvlText w:val="%1."/>
-      <w:lvlJc w:val="left"/>
-      <w:pPr>
-        <w:tabs>
-          <w:tab w:val="num" w:pos="720"/>
-        </w:tabs>
-        <w:ind w:left="720" w:hanging="360"/>
-      </w:pPr>
-    </w:lvl>
-    <w:lvl w:ilvl="1" w:tentative="1">
-      <w:start w:val="1"/>
-      <w:numFmt w:val="decimal"/>
-      <w:lvlText w:val="%2."/>
-      <w:lvlJc w:val="left"/>
-      <w:pPr>
-        <w:tabs>
-          <w:tab w:val="num" w:pos="1440"/>
-        </w:tabs>
-        <w:ind w:left="1440" w:hanging="360"/>
-      </w:pPr>
-    </w:lvl>
-    <w:lvl w:ilvl="2" w:tentative="1">
-      <w:start w:val="1"/>
-      <w:numFmt w:val="decimal"/>
-      <w:lvlText w:val="%3."/>
-      <w:lvlJc w:val="left"/>
-      <w:pPr>
-        <w:tabs>
-          <w:tab w:val="num" w:pos="2160"/>
-        </w:tabs>
-        <w:ind w:left="2160" w:hanging="360"/>
-      </w:pPr>
-    </w:lvl>
-    <w:lvl w:ilvl="3" w:tentative="1">
-      <w:start w:val="1"/>
-      <w:numFmt w:val="decimal"/>
-      <w:lvlText w:val="%4."/>
-      <w:lvlJc w:val="left"/>
-      <w:pPr>
-        <w:tabs>
-          <w:tab w:val="num" w:pos="2880"/>
-        </w:tabs>
-        <w:ind w:left="2880" w:hanging="360"/>
-      </w:pPr>
-    </w:lvl>
-    <w:lvl w:ilvl="4" w:tentative="1">
-      <w:start w:val="1"/>
-      <w:numFmt w:val="decimal"/>
-      <w:lvlText w:val="%5."/>
-      <w:lvlJc w:val="left"/>
-      <w:pPr>
-        <w:tabs>
-          <w:tab w:val="num" w:pos="3600"/>
-        </w:tabs>
-        <w:ind w:left="3600" w:hanging="360"/>
-      </w:pPr>
-    </w:lvl>
-    <w:lvl w:ilvl="5" w:tentative="1">
-      <w:start w:val="1"/>
-      <w:numFmt w:val="decimal"/>
-      <w:lvlText w:val="%6."/>
-      <w:lvlJc w:val="left"/>
-      <w:pPr>
-        <w:tabs>
-          <w:tab w:val="num" w:pos="4320"/>
-        </w:tabs>
-        <w:ind w:left="4320" w:hanging="360"/>
-      </w:pPr>
-    </w:lvl>
-    <w:lvl w:ilvl="6" w:tentative="1">
-      <w:start w:val="1"/>
-      <w:numFmt w:val="decimal"/>
-      <w:lvlText w:val="%7."/>
-      <w:lvlJc w:val="left"/>
-      <w:pPr>
-        <w:tabs>
-          <w:tab w:val="num" w:pos="5040"/>
-        </w:tabs>
-        <w:ind w:left="5040" w:hanging="360"/>
-      </w:pPr>
-    </w:lvl>
-    <w:lvl w:ilvl="7" w:tentative="1">
-      <w:start w:val="1"/>
-      <w:numFmt w:val="decimal"/>
-      <w:lvlText w:val="%8."/>
-      <w:lvlJc w:val="left"/>
-      <w:pPr>
-        <w:tabs>
-          <w:tab w:val="num" w:pos="5760"/>
-        </w:tabs>
-        <w:ind w:left="5760" w:hanging="360"/>
-      </w:pPr>
-    </w:lvl>
-    <w:lvl w:ilvl="8" w:tentative="1">
-      <w:start w:val="1"/>
-      <w:numFmt w:val="decimal"/>
-      <w:lvlText w:val="%9."/>
-      <w:lvlJc w:val="left"/>
-      <w:pPr>
-        <w:tabs>
-          <w:tab w:val="num" w:pos="6480"/>
-        </w:tabs>
-        <w:ind w:left="6480" w:hanging="360"/>
-      </w:pPr>
-    </w:lvl>
-  </w:abstractNum>
-  <w:abstractNum w:abstractNumId="5" w15:restartNumberingAfterBreak="0">
-    <w:nsid w:val="2E3D0585"/>
-    <w:multiLevelType w:val="multilevel"/>
-    <w:tmpl w:val="F85222E6"/>
+    <w:tmpl w:val="E73C6B70"/>
     <w:lvl w:ilvl="0">
       <w:start w:val="1"/>
       <w:numFmt w:val="bullet"/>
@@ -17254,349 +16802,10 @@
       </w:rPr>
     </w:lvl>
   </w:abstractNum>
-  <w:abstractNum w:abstractNumId="6" w15:restartNumberingAfterBreak="0">
-    <w:nsid w:val="2F2850C8"/>
+  <w:abstractNum w:abstractNumId="2" w15:restartNumberingAfterBreak="0">
+    <w:nsid w:val="0BEF6F88"/>
     <w:multiLevelType w:val="multilevel"/>
-    <w:tmpl w:val="7FCE61CC"/>
-    <w:lvl w:ilvl="0">
-      <w:start w:val="1"/>
-      <w:numFmt w:val="decimal"/>
-      <w:lvlText w:val="%1."/>
-      <w:lvlJc w:val="left"/>
-      <w:pPr>
-        <w:tabs>
-          <w:tab w:val="num" w:pos="720"/>
-        </w:tabs>
-        <w:ind w:left="720" w:hanging="360"/>
-      </w:pPr>
-    </w:lvl>
-    <w:lvl w:ilvl="1" w:tentative="1">
-      <w:start w:val="1"/>
-      <w:numFmt w:val="decimal"/>
-      <w:lvlText w:val="%2."/>
-      <w:lvlJc w:val="left"/>
-      <w:pPr>
-        <w:tabs>
-          <w:tab w:val="num" w:pos="1440"/>
-        </w:tabs>
-        <w:ind w:left="1440" w:hanging="360"/>
-      </w:pPr>
-    </w:lvl>
-    <w:lvl w:ilvl="2" w:tentative="1">
-      <w:start w:val="1"/>
-      <w:numFmt w:val="decimal"/>
-      <w:lvlText w:val="%3."/>
-      <w:lvlJc w:val="left"/>
-      <w:pPr>
-        <w:tabs>
-          <w:tab w:val="num" w:pos="2160"/>
-        </w:tabs>
-        <w:ind w:left="2160" w:hanging="360"/>
-      </w:pPr>
-    </w:lvl>
-    <w:lvl w:ilvl="3" w:tentative="1">
-      <w:start w:val="1"/>
-      <w:numFmt w:val="decimal"/>
-      <w:lvlText w:val="%4."/>
-      <w:lvlJc w:val="left"/>
-      <w:pPr>
-        <w:tabs>
-          <w:tab w:val="num" w:pos="2880"/>
-        </w:tabs>
-        <w:ind w:left="2880" w:hanging="360"/>
-      </w:pPr>
-    </w:lvl>
-    <w:lvl w:ilvl="4" w:tentative="1">
-      <w:start w:val="1"/>
-      <w:numFmt w:val="decimal"/>
-      <w:lvlText w:val="%5."/>
-      <w:lvlJc w:val="left"/>
-      <w:pPr>
-        <w:tabs>
-          <w:tab w:val="num" w:pos="3600"/>
-        </w:tabs>
-        <w:ind w:left="3600" w:hanging="360"/>
-      </w:pPr>
-    </w:lvl>
-    <w:lvl w:ilvl="5" w:tentative="1">
-      <w:start w:val="1"/>
-      <w:numFmt w:val="decimal"/>
-      <w:lvlText w:val="%6."/>
-      <w:lvlJc w:val="left"/>
-      <w:pPr>
-        <w:tabs>
-          <w:tab w:val="num" w:pos="4320"/>
-        </w:tabs>
-        <w:ind w:left="4320" w:hanging="360"/>
-      </w:pPr>
-    </w:lvl>
-    <w:lvl w:ilvl="6" w:tentative="1">
-      <w:start w:val="1"/>
-      <w:numFmt w:val="decimal"/>
-      <w:lvlText w:val="%7."/>
-      <w:lvlJc w:val="left"/>
-      <w:pPr>
-        <w:tabs>
-          <w:tab w:val="num" w:pos="5040"/>
-        </w:tabs>
-        <w:ind w:left="5040" w:hanging="360"/>
-      </w:pPr>
-    </w:lvl>
-    <w:lvl w:ilvl="7" w:tentative="1">
-      <w:start w:val="1"/>
-      <w:numFmt w:val="decimal"/>
-      <w:lvlText w:val="%8."/>
-      <w:lvlJc w:val="left"/>
-      <w:pPr>
-        <w:tabs>
-          <w:tab w:val="num" w:pos="5760"/>
-        </w:tabs>
-        <w:ind w:left="5760" w:hanging="360"/>
-      </w:pPr>
-    </w:lvl>
-    <w:lvl w:ilvl="8" w:tentative="1">
-      <w:start w:val="1"/>
-      <w:numFmt w:val="decimal"/>
-      <w:lvlText w:val="%9."/>
-      <w:lvlJc w:val="left"/>
-      <w:pPr>
-        <w:tabs>
-          <w:tab w:val="num" w:pos="6480"/>
-        </w:tabs>
-        <w:ind w:left="6480" w:hanging="360"/>
-      </w:pPr>
-    </w:lvl>
-  </w:abstractNum>
-  <w:abstractNum w:abstractNumId="7" w15:restartNumberingAfterBreak="0">
-    <w:nsid w:val="36300083"/>
-    <w:multiLevelType w:val="multilevel"/>
-    <w:tmpl w:val="7FC2D950"/>
-    <w:lvl w:ilvl="0">
-      <w:start w:val="1"/>
-      <w:numFmt w:val="decimal"/>
-      <w:lvlText w:val="%1."/>
-      <w:lvlJc w:val="left"/>
-      <w:pPr>
-        <w:tabs>
-          <w:tab w:val="num" w:pos="720"/>
-        </w:tabs>
-        <w:ind w:left="720" w:hanging="360"/>
-      </w:pPr>
-    </w:lvl>
-    <w:lvl w:ilvl="1" w:tentative="1">
-      <w:start w:val="1"/>
-      <w:numFmt w:val="decimal"/>
-      <w:lvlText w:val="%2."/>
-      <w:lvlJc w:val="left"/>
-      <w:pPr>
-        <w:tabs>
-          <w:tab w:val="num" w:pos="1440"/>
-        </w:tabs>
-        <w:ind w:left="1440" w:hanging="360"/>
-      </w:pPr>
-    </w:lvl>
-    <w:lvl w:ilvl="2" w:tentative="1">
-      <w:start w:val="1"/>
-      <w:numFmt w:val="decimal"/>
-      <w:lvlText w:val="%3."/>
-      <w:lvlJc w:val="left"/>
-      <w:pPr>
-        <w:tabs>
-          <w:tab w:val="num" w:pos="2160"/>
-        </w:tabs>
-        <w:ind w:left="2160" w:hanging="360"/>
-      </w:pPr>
-    </w:lvl>
-    <w:lvl w:ilvl="3" w:tentative="1">
-      <w:start w:val="1"/>
-      <w:numFmt w:val="decimal"/>
-      <w:lvlText w:val="%4."/>
-      <w:lvlJc w:val="left"/>
-      <w:pPr>
-        <w:tabs>
-          <w:tab w:val="num" w:pos="2880"/>
-        </w:tabs>
-        <w:ind w:left="2880" w:hanging="360"/>
-      </w:pPr>
-    </w:lvl>
-    <w:lvl w:ilvl="4" w:tentative="1">
-      <w:start w:val="1"/>
-      <w:numFmt w:val="decimal"/>
-      <w:lvlText w:val="%5."/>
-      <w:lvlJc w:val="left"/>
-      <w:pPr>
-        <w:tabs>
-          <w:tab w:val="num" w:pos="3600"/>
-        </w:tabs>
-        <w:ind w:left="3600" w:hanging="360"/>
-      </w:pPr>
-    </w:lvl>
-    <w:lvl w:ilvl="5" w:tentative="1">
-      <w:start w:val="1"/>
-      <w:numFmt w:val="decimal"/>
-      <w:lvlText w:val="%6."/>
-      <w:lvlJc w:val="left"/>
-      <w:pPr>
-        <w:tabs>
-          <w:tab w:val="num" w:pos="4320"/>
-        </w:tabs>
-        <w:ind w:left="4320" w:hanging="360"/>
-      </w:pPr>
-    </w:lvl>
-    <w:lvl w:ilvl="6" w:tentative="1">
-      <w:start w:val="1"/>
-      <w:numFmt w:val="decimal"/>
-      <w:lvlText w:val="%7."/>
-      <w:lvlJc w:val="left"/>
-      <w:pPr>
-        <w:tabs>
-          <w:tab w:val="num" w:pos="5040"/>
-        </w:tabs>
-        <w:ind w:left="5040" w:hanging="360"/>
-      </w:pPr>
-    </w:lvl>
-    <w:lvl w:ilvl="7" w:tentative="1">
-      <w:start w:val="1"/>
-      <w:numFmt w:val="decimal"/>
-      <w:lvlText w:val="%8."/>
-      <w:lvlJc w:val="left"/>
-      <w:pPr>
-        <w:tabs>
-          <w:tab w:val="num" w:pos="5760"/>
-        </w:tabs>
-        <w:ind w:left="5760" w:hanging="360"/>
-      </w:pPr>
-    </w:lvl>
-    <w:lvl w:ilvl="8" w:tentative="1">
-      <w:start w:val="1"/>
-      <w:numFmt w:val="decimal"/>
-      <w:lvlText w:val="%9."/>
-      <w:lvlJc w:val="left"/>
-      <w:pPr>
-        <w:tabs>
-          <w:tab w:val="num" w:pos="6480"/>
-        </w:tabs>
-        <w:ind w:left="6480" w:hanging="360"/>
-      </w:pPr>
-    </w:lvl>
-  </w:abstractNum>
-  <w:abstractNum w:abstractNumId="8" w15:restartNumberingAfterBreak="0">
-    <w:nsid w:val="398D268A"/>
-    <w:multiLevelType w:val="multilevel"/>
-    <w:tmpl w:val="81B467DC"/>
-    <w:lvl w:ilvl="0">
-      <w:start w:val="1"/>
-      <w:numFmt w:val="decimal"/>
-      <w:lvlText w:val="%1."/>
-      <w:lvlJc w:val="left"/>
-      <w:pPr>
-        <w:tabs>
-          <w:tab w:val="num" w:pos="720"/>
-        </w:tabs>
-        <w:ind w:left="720" w:hanging="360"/>
-      </w:pPr>
-    </w:lvl>
-    <w:lvl w:ilvl="1" w:tentative="1">
-      <w:start w:val="1"/>
-      <w:numFmt w:val="decimal"/>
-      <w:lvlText w:val="%2."/>
-      <w:lvlJc w:val="left"/>
-      <w:pPr>
-        <w:tabs>
-          <w:tab w:val="num" w:pos="1440"/>
-        </w:tabs>
-        <w:ind w:left="1440" w:hanging="360"/>
-      </w:pPr>
-    </w:lvl>
-    <w:lvl w:ilvl="2" w:tentative="1">
-      <w:start w:val="1"/>
-      <w:numFmt w:val="decimal"/>
-      <w:lvlText w:val="%3."/>
-      <w:lvlJc w:val="left"/>
-      <w:pPr>
-        <w:tabs>
-          <w:tab w:val="num" w:pos="2160"/>
-        </w:tabs>
-        <w:ind w:left="2160" w:hanging="360"/>
-      </w:pPr>
-    </w:lvl>
-    <w:lvl w:ilvl="3" w:tentative="1">
-      <w:start w:val="1"/>
-      <w:numFmt w:val="decimal"/>
-      <w:lvlText w:val="%4."/>
-      <w:lvlJc w:val="left"/>
-      <w:pPr>
-        <w:tabs>
-          <w:tab w:val="num" w:pos="2880"/>
-        </w:tabs>
-        <w:ind w:left="2880" w:hanging="360"/>
-      </w:pPr>
-    </w:lvl>
-    <w:lvl w:ilvl="4" w:tentative="1">
-      <w:start w:val="1"/>
-      <w:numFmt w:val="decimal"/>
-      <w:lvlText w:val="%5."/>
-      <w:lvlJc w:val="left"/>
-      <w:pPr>
-        <w:tabs>
-          <w:tab w:val="num" w:pos="3600"/>
-        </w:tabs>
-        <w:ind w:left="3600" w:hanging="360"/>
-      </w:pPr>
-    </w:lvl>
-    <w:lvl w:ilvl="5" w:tentative="1">
-      <w:start w:val="1"/>
-      <w:numFmt w:val="decimal"/>
-      <w:lvlText w:val="%6."/>
-      <w:lvlJc w:val="left"/>
-      <w:pPr>
-        <w:tabs>
-          <w:tab w:val="num" w:pos="4320"/>
-        </w:tabs>
-        <w:ind w:left="4320" w:hanging="360"/>
-      </w:pPr>
-    </w:lvl>
-    <w:lvl w:ilvl="6" w:tentative="1">
-      <w:start w:val="1"/>
-      <w:numFmt w:val="decimal"/>
-      <w:lvlText w:val="%7."/>
-      <w:lvlJc w:val="left"/>
-      <w:pPr>
-        <w:tabs>
-          <w:tab w:val="num" w:pos="5040"/>
-        </w:tabs>
-        <w:ind w:left="5040" w:hanging="360"/>
-      </w:pPr>
-    </w:lvl>
-    <w:lvl w:ilvl="7" w:tentative="1">
-      <w:start w:val="1"/>
-      <w:numFmt w:val="decimal"/>
-      <w:lvlText w:val="%8."/>
-      <w:lvlJc w:val="left"/>
-      <w:pPr>
-        <w:tabs>
-          <w:tab w:val="num" w:pos="5760"/>
-        </w:tabs>
-        <w:ind w:left="5760" w:hanging="360"/>
-      </w:pPr>
-    </w:lvl>
-    <w:lvl w:ilvl="8" w:tentative="1">
-      <w:start w:val="1"/>
-      <w:numFmt w:val="decimal"/>
-      <w:lvlText w:val="%9."/>
-      <w:lvlJc w:val="left"/>
-      <w:pPr>
-        <w:tabs>
-          <w:tab w:val="num" w:pos="6480"/>
-        </w:tabs>
-        <w:ind w:left="6480" w:hanging="360"/>
-      </w:pPr>
-    </w:lvl>
-  </w:abstractNum>
-  <w:abstractNum w:abstractNumId="9" w15:restartNumberingAfterBreak="0">
-    <w:nsid w:val="45976311"/>
-    <w:multiLevelType w:val="multilevel"/>
-    <w:tmpl w:val="7BD65F9A"/>
+    <w:tmpl w:val="11F06E88"/>
     <w:lvl w:ilvl="0">
       <w:start w:val="1"/>
       <w:numFmt w:val="bullet"/>
@@ -17742,123 +16951,10 @@
       </w:rPr>
     </w:lvl>
   </w:abstractNum>
-  <w:abstractNum w:abstractNumId="10" w15:restartNumberingAfterBreak="0">
-    <w:nsid w:val="46D46BB5"/>
+  <w:abstractNum w:abstractNumId="3" w15:restartNumberingAfterBreak="0">
+    <w:nsid w:val="149E14BB"/>
     <w:multiLevelType w:val="multilevel"/>
-    <w:tmpl w:val="84567C26"/>
-    <w:lvl w:ilvl="0">
-      <w:start w:val="1"/>
-      <w:numFmt w:val="decimal"/>
-      <w:lvlText w:val="%1."/>
-      <w:lvlJc w:val="left"/>
-      <w:pPr>
-        <w:tabs>
-          <w:tab w:val="num" w:pos="720"/>
-        </w:tabs>
-        <w:ind w:left="720" w:hanging="360"/>
-      </w:pPr>
-    </w:lvl>
-    <w:lvl w:ilvl="1" w:tentative="1">
-      <w:start w:val="1"/>
-      <w:numFmt w:val="decimal"/>
-      <w:lvlText w:val="%2."/>
-      <w:lvlJc w:val="left"/>
-      <w:pPr>
-        <w:tabs>
-          <w:tab w:val="num" w:pos="1440"/>
-        </w:tabs>
-        <w:ind w:left="1440" w:hanging="360"/>
-      </w:pPr>
-    </w:lvl>
-    <w:lvl w:ilvl="2" w:tentative="1">
-      <w:start w:val="1"/>
-      <w:numFmt w:val="decimal"/>
-      <w:lvlText w:val="%3."/>
-      <w:lvlJc w:val="left"/>
-      <w:pPr>
-        <w:tabs>
-          <w:tab w:val="num" w:pos="2160"/>
-        </w:tabs>
-        <w:ind w:left="2160" w:hanging="360"/>
-      </w:pPr>
-    </w:lvl>
-    <w:lvl w:ilvl="3" w:tentative="1">
-      <w:start w:val="1"/>
-      <w:numFmt w:val="decimal"/>
-      <w:lvlText w:val="%4."/>
-      <w:lvlJc w:val="left"/>
-      <w:pPr>
-        <w:tabs>
-          <w:tab w:val="num" w:pos="2880"/>
-        </w:tabs>
-        <w:ind w:left="2880" w:hanging="360"/>
-      </w:pPr>
-    </w:lvl>
-    <w:lvl w:ilvl="4" w:tentative="1">
-      <w:start w:val="1"/>
-      <w:numFmt w:val="decimal"/>
-      <w:lvlText w:val="%5."/>
-      <w:lvlJc w:val="left"/>
-      <w:pPr>
-        <w:tabs>
-          <w:tab w:val="num" w:pos="3600"/>
-        </w:tabs>
-        <w:ind w:left="3600" w:hanging="360"/>
-      </w:pPr>
-    </w:lvl>
-    <w:lvl w:ilvl="5" w:tentative="1">
-      <w:start w:val="1"/>
-      <w:numFmt w:val="decimal"/>
-      <w:lvlText w:val="%6."/>
-      <w:lvlJc w:val="left"/>
-      <w:pPr>
-        <w:tabs>
-          <w:tab w:val="num" w:pos="4320"/>
-        </w:tabs>
-        <w:ind w:left="4320" w:hanging="360"/>
-      </w:pPr>
-    </w:lvl>
-    <w:lvl w:ilvl="6" w:tentative="1">
-      <w:start w:val="1"/>
-      <w:numFmt w:val="decimal"/>
-      <w:lvlText w:val="%7."/>
-      <w:lvlJc w:val="left"/>
-      <w:pPr>
-        <w:tabs>
-          <w:tab w:val="num" w:pos="5040"/>
-        </w:tabs>
-        <w:ind w:left="5040" w:hanging="360"/>
-      </w:pPr>
-    </w:lvl>
-    <w:lvl w:ilvl="7" w:tentative="1">
-      <w:start w:val="1"/>
-      <w:numFmt w:val="decimal"/>
-      <w:lvlText w:val="%8."/>
-      <w:lvlJc w:val="left"/>
-      <w:pPr>
-        <w:tabs>
-          <w:tab w:val="num" w:pos="5760"/>
-        </w:tabs>
-        <w:ind w:left="5760" w:hanging="360"/>
-      </w:pPr>
-    </w:lvl>
-    <w:lvl w:ilvl="8" w:tentative="1">
-      <w:start w:val="1"/>
-      <w:numFmt w:val="decimal"/>
-      <w:lvlText w:val="%9."/>
-      <w:lvlJc w:val="left"/>
-      <w:pPr>
-        <w:tabs>
-          <w:tab w:val="num" w:pos="6480"/>
-        </w:tabs>
-        <w:ind w:left="6480" w:hanging="360"/>
-      </w:pPr>
-    </w:lvl>
-  </w:abstractNum>
-  <w:abstractNum w:abstractNumId="11" w15:restartNumberingAfterBreak="0">
-    <w:nsid w:val="5CB304E1"/>
-    <w:multiLevelType w:val="multilevel"/>
-    <w:tmpl w:val="A25C161A"/>
+    <w:tmpl w:val="13202A7A"/>
     <w:lvl w:ilvl="0">
       <w:start w:val="1"/>
       <w:numFmt w:val="bullet"/>
@@ -18004,10 +17100,10 @@
       </w:rPr>
     </w:lvl>
   </w:abstractNum>
-  <w:abstractNum w:abstractNumId="12" w15:restartNumberingAfterBreak="0">
-    <w:nsid w:val="70DC7C3E"/>
+  <w:abstractNum w:abstractNumId="4" w15:restartNumberingAfterBreak="0">
+    <w:nsid w:val="2DE85E38"/>
     <w:multiLevelType w:val="multilevel"/>
-    <w:tmpl w:val="339076C2"/>
+    <w:tmpl w:val="AD3077D4"/>
     <w:lvl w:ilvl="0">
       <w:start w:val="1"/>
       <w:numFmt w:val="decimal"/>
@@ -18117,10 +17213,10 @@
       </w:pPr>
     </w:lvl>
   </w:abstractNum>
-  <w:abstractNum w:abstractNumId="13" w15:restartNumberingAfterBreak="0">
-    <w:nsid w:val="726D1233"/>
+  <w:abstractNum w:abstractNumId="5" w15:restartNumberingAfterBreak="0">
+    <w:nsid w:val="48582539"/>
     <w:multiLevelType w:val="multilevel"/>
-    <w:tmpl w:val="C876F914"/>
+    <w:tmpl w:val="84EA63C4"/>
     <w:lvl w:ilvl="0">
       <w:start w:val="1"/>
       <w:numFmt w:val="decimal"/>
@@ -18230,47 +17326,951 @@
       </w:pPr>
     </w:lvl>
   </w:abstractNum>
-  <w:num w:numId="1" w16cid:durableId="1386491441">
-    <w:abstractNumId w:val="0"/>
+  <w:abstractNum w:abstractNumId="6" w15:restartNumberingAfterBreak="0">
+    <w:nsid w:val="4D0C77EF"/>
+    <w:multiLevelType w:val="multilevel"/>
+    <w:tmpl w:val="D682F316"/>
+    <w:lvl w:ilvl="0">
+      <w:start w:val="1"/>
+      <w:numFmt w:val="decimal"/>
+      <w:lvlText w:val="%1."/>
+      <w:lvlJc w:val="left"/>
+      <w:pPr>
+        <w:tabs>
+          <w:tab w:val="num" w:pos="720"/>
+        </w:tabs>
+        <w:ind w:left="720" w:hanging="360"/>
+      </w:pPr>
+    </w:lvl>
+    <w:lvl w:ilvl="1" w:tentative="1">
+      <w:start w:val="1"/>
+      <w:numFmt w:val="decimal"/>
+      <w:lvlText w:val="%2."/>
+      <w:lvlJc w:val="left"/>
+      <w:pPr>
+        <w:tabs>
+          <w:tab w:val="num" w:pos="1440"/>
+        </w:tabs>
+        <w:ind w:left="1440" w:hanging="360"/>
+      </w:pPr>
+    </w:lvl>
+    <w:lvl w:ilvl="2" w:tentative="1">
+      <w:start w:val="1"/>
+      <w:numFmt w:val="decimal"/>
+      <w:lvlText w:val="%3."/>
+      <w:lvlJc w:val="left"/>
+      <w:pPr>
+        <w:tabs>
+          <w:tab w:val="num" w:pos="2160"/>
+        </w:tabs>
+        <w:ind w:left="2160" w:hanging="360"/>
+      </w:pPr>
+    </w:lvl>
+    <w:lvl w:ilvl="3" w:tentative="1">
+      <w:start w:val="1"/>
+      <w:numFmt w:val="decimal"/>
+      <w:lvlText w:val="%4."/>
+      <w:lvlJc w:val="left"/>
+      <w:pPr>
+        <w:tabs>
+          <w:tab w:val="num" w:pos="2880"/>
+        </w:tabs>
+        <w:ind w:left="2880" w:hanging="360"/>
+      </w:pPr>
+    </w:lvl>
+    <w:lvl w:ilvl="4" w:tentative="1">
+      <w:start w:val="1"/>
+      <w:numFmt w:val="decimal"/>
+      <w:lvlText w:val="%5."/>
+      <w:lvlJc w:val="left"/>
+      <w:pPr>
+        <w:tabs>
+          <w:tab w:val="num" w:pos="3600"/>
+        </w:tabs>
+        <w:ind w:left="3600" w:hanging="360"/>
+      </w:pPr>
+    </w:lvl>
+    <w:lvl w:ilvl="5" w:tentative="1">
+      <w:start w:val="1"/>
+      <w:numFmt w:val="decimal"/>
+      <w:lvlText w:val="%6."/>
+      <w:lvlJc w:val="left"/>
+      <w:pPr>
+        <w:tabs>
+          <w:tab w:val="num" w:pos="4320"/>
+        </w:tabs>
+        <w:ind w:left="4320" w:hanging="360"/>
+      </w:pPr>
+    </w:lvl>
+    <w:lvl w:ilvl="6" w:tentative="1">
+      <w:start w:val="1"/>
+      <w:numFmt w:val="decimal"/>
+      <w:lvlText w:val="%7."/>
+      <w:lvlJc w:val="left"/>
+      <w:pPr>
+        <w:tabs>
+          <w:tab w:val="num" w:pos="5040"/>
+        </w:tabs>
+        <w:ind w:left="5040" w:hanging="360"/>
+      </w:pPr>
+    </w:lvl>
+    <w:lvl w:ilvl="7" w:tentative="1">
+      <w:start w:val="1"/>
+      <w:numFmt w:val="decimal"/>
+      <w:lvlText w:val="%8."/>
+      <w:lvlJc w:val="left"/>
+      <w:pPr>
+        <w:tabs>
+          <w:tab w:val="num" w:pos="5760"/>
+        </w:tabs>
+        <w:ind w:left="5760" w:hanging="360"/>
+      </w:pPr>
+    </w:lvl>
+    <w:lvl w:ilvl="8" w:tentative="1">
+      <w:start w:val="1"/>
+      <w:numFmt w:val="decimal"/>
+      <w:lvlText w:val="%9."/>
+      <w:lvlJc w:val="left"/>
+      <w:pPr>
+        <w:tabs>
+          <w:tab w:val="num" w:pos="6480"/>
+        </w:tabs>
+        <w:ind w:left="6480" w:hanging="360"/>
+      </w:pPr>
+    </w:lvl>
+  </w:abstractNum>
+  <w:abstractNum w:abstractNumId="7" w15:restartNumberingAfterBreak="0">
+    <w:nsid w:val="56926348"/>
+    <w:multiLevelType w:val="multilevel"/>
+    <w:tmpl w:val="203AC326"/>
+    <w:lvl w:ilvl="0">
+      <w:start w:val="1"/>
+      <w:numFmt w:val="decimal"/>
+      <w:lvlText w:val="%1."/>
+      <w:lvlJc w:val="left"/>
+      <w:pPr>
+        <w:tabs>
+          <w:tab w:val="num" w:pos="720"/>
+        </w:tabs>
+        <w:ind w:left="720" w:hanging="360"/>
+      </w:pPr>
+    </w:lvl>
+    <w:lvl w:ilvl="1" w:tentative="1">
+      <w:start w:val="1"/>
+      <w:numFmt w:val="decimal"/>
+      <w:lvlText w:val="%2."/>
+      <w:lvlJc w:val="left"/>
+      <w:pPr>
+        <w:tabs>
+          <w:tab w:val="num" w:pos="1440"/>
+        </w:tabs>
+        <w:ind w:left="1440" w:hanging="360"/>
+      </w:pPr>
+    </w:lvl>
+    <w:lvl w:ilvl="2" w:tentative="1">
+      <w:start w:val="1"/>
+      <w:numFmt w:val="decimal"/>
+      <w:lvlText w:val="%3."/>
+      <w:lvlJc w:val="left"/>
+      <w:pPr>
+        <w:tabs>
+          <w:tab w:val="num" w:pos="2160"/>
+        </w:tabs>
+        <w:ind w:left="2160" w:hanging="360"/>
+      </w:pPr>
+    </w:lvl>
+    <w:lvl w:ilvl="3" w:tentative="1">
+      <w:start w:val="1"/>
+      <w:numFmt w:val="decimal"/>
+      <w:lvlText w:val="%4."/>
+      <w:lvlJc w:val="left"/>
+      <w:pPr>
+        <w:tabs>
+          <w:tab w:val="num" w:pos="2880"/>
+        </w:tabs>
+        <w:ind w:left="2880" w:hanging="360"/>
+      </w:pPr>
+    </w:lvl>
+    <w:lvl w:ilvl="4" w:tentative="1">
+      <w:start w:val="1"/>
+      <w:numFmt w:val="decimal"/>
+      <w:lvlText w:val="%5."/>
+      <w:lvlJc w:val="left"/>
+      <w:pPr>
+        <w:tabs>
+          <w:tab w:val="num" w:pos="3600"/>
+        </w:tabs>
+        <w:ind w:left="3600" w:hanging="360"/>
+      </w:pPr>
+    </w:lvl>
+    <w:lvl w:ilvl="5" w:tentative="1">
+      <w:start w:val="1"/>
+      <w:numFmt w:val="decimal"/>
+      <w:lvlText w:val="%6."/>
+      <w:lvlJc w:val="left"/>
+      <w:pPr>
+        <w:tabs>
+          <w:tab w:val="num" w:pos="4320"/>
+        </w:tabs>
+        <w:ind w:left="4320" w:hanging="360"/>
+      </w:pPr>
+    </w:lvl>
+    <w:lvl w:ilvl="6" w:tentative="1">
+      <w:start w:val="1"/>
+      <w:numFmt w:val="decimal"/>
+      <w:lvlText w:val="%7."/>
+      <w:lvlJc w:val="left"/>
+      <w:pPr>
+        <w:tabs>
+          <w:tab w:val="num" w:pos="5040"/>
+        </w:tabs>
+        <w:ind w:left="5040" w:hanging="360"/>
+      </w:pPr>
+    </w:lvl>
+    <w:lvl w:ilvl="7" w:tentative="1">
+      <w:start w:val="1"/>
+      <w:numFmt w:val="decimal"/>
+      <w:lvlText w:val="%8."/>
+      <w:lvlJc w:val="left"/>
+      <w:pPr>
+        <w:tabs>
+          <w:tab w:val="num" w:pos="5760"/>
+        </w:tabs>
+        <w:ind w:left="5760" w:hanging="360"/>
+      </w:pPr>
+    </w:lvl>
+    <w:lvl w:ilvl="8" w:tentative="1">
+      <w:start w:val="1"/>
+      <w:numFmt w:val="decimal"/>
+      <w:lvlText w:val="%9."/>
+      <w:lvlJc w:val="left"/>
+      <w:pPr>
+        <w:tabs>
+          <w:tab w:val="num" w:pos="6480"/>
+        </w:tabs>
+        <w:ind w:left="6480" w:hanging="360"/>
+      </w:pPr>
+    </w:lvl>
+  </w:abstractNum>
+  <w:abstractNum w:abstractNumId="8" w15:restartNumberingAfterBreak="0">
+    <w:nsid w:val="5B9B1A1F"/>
+    <w:multiLevelType w:val="multilevel"/>
+    <w:tmpl w:val="A03EEF1C"/>
+    <w:lvl w:ilvl="0">
+      <w:start w:val="1"/>
+      <w:numFmt w:val="decimal"/>
+      <w:lvlText w:val="%1."/>
+      <w:lvlJc w:val="left"/>
+      <w:pPr>
+        <w:tabs>
+          <w:tab w:val="num" w:pos="720"/>
+        </w:tabs>
+        <w:ind w:left="720" w:hanging="360"/>
+      </w:pPr>
+    </w:lvl>
+    <w:lvl w:ilvl="1" w:tentative="1">
+      <w:start w:val="1"/>
+      <w:numFmt w:val="decimal"/>
+      <w:lvlText w:val="%2."/>
+      <w:lvlJc w:val="left"/>
+      <w:pPr>
+        <w:tabs>
+          <w:tab w:val="num" w:pos="1440"/>
+        </w:tabs>
+        <w:ind w:left="1440" w:hanging="360"/>
+      </w:pPr>
+    </w:lvl>
+    <w:lvl w:ilvl="2" w:tentative="1">
+      <w:start w:val="1"/>
+      <w:numFmt w:val="decimal"/>
+      <w:lvlText w:val="%3."/>
+      <w:lvlJc w:val="left"/>
+      <w:pPr>
+        <w:tabs>
+          <w:tab w:val="num" w:pos="2160"/>
+        </w:tabs>
+        <w:ind w:left="2160" w:hanging="360"/>
+      </w:pPr>
+    </w:lvl>
+    <w:lvl w:ilvl="3" w:tentative="1">
+      <w:start w:val="1"/>
+      <w:numFmt w:val="decimal"/>
+      <w:lvlText w:val="%4."/>
+      <w:lvlJc w:val="left"/>
+      <w:pPr>
+        <w:tabs>
+          <w:tab w:val="num" w:pos="2880"/>
+        </w:tabs>
+        <w:ind w:left="2880" w:hanging="360"/>
+      </w:pPr>
+    </w:lvl>
+    <w:lvl w:ilvl="4" w:tentative="1">
+      <w:start w:val="1"/>
+      <w:numFmt w:val="decimal"/>
+      <w:lvlText w:val="%5."/>
+      <w:lvlJc w:val="left"/>
+      <w:pPr>
+        <w:tabs>
+          <w:tab w:val="num" w:pos="3600"/>
+        </w:tabs>
+        <w:ind w:left="3600" w:hanging="360"/>
+      </w:pPr>
+    </w:lvl>
+    <w:lvl w:ilvl="5" w:tentative="1">
+      <w:start w:val="1"/>
+      <w:numFmt w:val="decimal"/>
+      <w:lvlText w:val="%6."/>
+      <w:lvlJc w:val="left"/>
+      <w:pPr>
+        <w:tabs>
+          <w:tab w:val="num" w:pos="4320"/>
+        </w:tabs>
+        <w:ind w:left="4320" w:hanging="360"/>
+      </w:pPr>
+    </w:lvl>
+    <w:lvl w:ilvl="6" w:tentative="1">
+      <w:start w:val="1"/>
+      <w:numFmt w:val="decimal"/>
+      <w:lvlText w:val="%7."/>
+      <w:lvlJc w:val="left"/>
+      <w:pPr>
+        <w:tabs>
+          <w:tab w:val="num" w:pos="5040"/>
+        </w:tabs>
+        <w:ind w:left="5040" w:hanging="360"/>
+      </w:pPr>
+    </w:lvl>
+    <w:lvl w:ilvl="7" w:tentative="1">
+      <w:start w:val="1"/>
+      <w:numFmt w:val="decimal"/>
+      <w:lvlText w:val="%8."/>
+      <w:lvlJc w:val="left"/>
+      <w:pPr>
+        <w:tabs>
+          <w:tab w:val="num" w:pos="5760"/>
+        </w:tabs>
+        <w:ind w:left="5760" w:hanging="360"/>
+      </w:pPr>
+    </w:lvl>
+    <w:lvl w:ilvl="8" w:tentative="1">
+      <w:start w:val="1"/>
+      <w:numFmt w:val="decimal"/>
+      <w:lvlText w:val="%9."/>
+      <w:lvlJc w:val="left"/>
+      <w:pPr>
+        <w:tabs>
+          <w:tab w:val="num" w:pos="6480"/>
+        </w:tabs>
+        <w:ind w:left="6480" w:hanging="360"/>
+      </w:pPr>
+    </w:lvl>
+  </w:abstractNum>
+  <w:abstractNum w:abstractNumId="9" w15:restartNumberingAfterBreak="0">
+    <w:nsid w:val="66C1475E"/>
+    <w:multiLevelType w:val="multilevel"/>
+    <w:tmpl w:val="4C1C59A6"/>
+    <w:lvl w:ilvl="0">
+      <w:start w:val="1"/>
+      <w:numFmt w:val="decimal"/>
+      <w:lvlText w:val="%1."/>
+      <w:lvlJc w:val="left"/>
+      <w:pPr>
+        <w:tabs>
+          <w:tab w:val="num" w:pos="720"/>
+        </w:tabs>
+        <w:ind w:left="720" w:hanging="360"/>
+      </w:pPr>
+    </w:lvl>
+    <w:lvl w:ilvl="1" w:tentative="1">
+      <w:start w:val="1"/>
+      <w:numFmt w:val="decimal"/>
+      <w:lvlText w:val="%2."/>
+      <w:lvlJc w:val="left"/>
+      <w:pPr>
+        <w:tabs>
+          <w:tab w:val="num" w:pos="1440"/>
+        </w:tabs>
+        <w:ind w:left="1440" w:hanging="360"/>
+      </w:pPr>
+    </w:lvl>
+    <w:lvl w:ilvl="2" w:tentative="1">
+      <w:start w:val="1"/>
+      <w:numFmt w:val="decimal"/>
+      <w:lvlText w:val="%3."/>
+      <w:lvlJc w:val="left"/>
+      <w:pPr>
+        <w:tabs>
+          <w:tab w:val="num" w:pos="2160"/>
+        </w:tabs>
+        <w:ind w:left="2160" w:hanging="360"/>
+      </w:pPr>
+    </w:lvl>
+    <w:lvl w:ilvl="3" w:tentative="1">
+      <w:start w:val="1"/>
+      <w:numFmt w:val="decimal"/>
+      <w:lvlText w:val="%4."/>
+      <w:lvlJc w:val="left"/>
+      <w:pPr>
+        <w:tabs>
+          <w:tab w:val="num" w:pos="2880"/>
+        </w:tabs>
+        <w:ind w:left="2880" w:hanging="360"/>
+      </w:pPr>
+    </w:lvl>
+    <w:lvl w:ilvl="4" w:tentative="1">
+      <w:start w:val="1"/>
+      <w:numFmt w:val="decimal"/>
+      <w:lvlText w:val="%5."/>
+      <w:lvlJc w:val="left"/>
+      <w:pPr>
+        <w:tabs>
+          <w:tab w:val="num" w:pos="3600"/>
+        </w:tabs>
+        <w:ind w:left="3600" w:hanging="360"/>
+      </w:pPr>
+    </w:lvl>
+    <w:lvl w:ilvl="5" w:tentative="1">
+      <w:start w:val="1"/>
+      <w:numFmt w:val="decimal"/>
+      <w:lvlText w:val="%6."/>
+      <w:lvlJc w:val="left"/>
+      <w:pPr>
+        <w:tabs>
+          <w:tab w:val="num" w:pos="4320"/>
+        </w:tabs>
+        <w:ind w:left="4320" w:hanging="360"/>
+      </w:pPr>
+    </w:lvl>
+    <w:lvl w:ilvl="6" w:tentative="1">
+      <w:start w:val="1"/>
+      <w:numFmt w:val="decimal"/>
+      <w:lvlText w:val="%7."/>
+      <w:lvlJc w:val="left"/>
+      <w:pPr>
+        <w:tabs>
+          <w:tab w:val="num" w:pos="5040"/>
+        </w:tabs>
+        <w:ind w:left="5040" w:hanging="360"/>
+      </w:pPr>
+    </w:lvl>
+    <w:lvl w:ilvl="7" w:tentative="1">
+      <w:start w:val="1"/>
+      <w:numFmt w:val="decimal"/>
+      <w:lvlText w:val="%8."/>
+      <w:lvlJc w:val="left"/>
+      <w:pPr>
+        <w:tabs>
+          <w:tab w:val="num" w:pos="5760"/>
+        </w:tabs>
+        <w:ind w:left="5760" w:hanging="360"/>
+      </w:pPr>
+    </w:lvl>
+    <w:lvl w:ilvl="8" w:tentative="1">
+      <w:start w:val="1"/>
+      <w:numFmt w:val="decimal"/>
+      <w:lvlText w:val="%9."/>
+      <w:lvlJc w:val="left"/>
+      <w:pPr>
+        <w:tabs>
+          <w:tab w:val="num" w:pos="6480"/>
+        </w:tabs>
+        <w:ind w:left="6480" w:hanging="360"/>
+      </w:pPr>
+    </w:lvl>
+  </w:abstractNum>
+  <w:abstractNum w:abstractNumId="10" w15:restartNumberingAfterBreak="0">
+    <w:nsid w:val="69926511"/>
+    <w:multiLevelType w:val="multilevel"/>
+    <w:tmpl w:val="FDA8D0E4"/>
+    <w:lvl w:ilvl="0">
+      <w:start w:val="1"/>
+      <w:numFmt w:val="decimal"/>
+      <w:lvlText w:val="%1."/>
+      <w:lvlJc w:val="left"/>
+      <w:pPr>
+        <w:tabs>
+          <w:tab w:val="num" w:pos="720"/>
+        </w:tabs>
+        <w:ind w:left="720" w:hanging="360"/>
+      </w:pPr>
+    </w:lvl>
+    <w:lvl w:ilvl="1" w:tentative="1">
+      <w:start w:val="1"/>
+      <w:numFmt w:val="decimal"/>
+      <w:lvlText w:val="%2."/>
+      <w:lvlJc w:val="left"/>
+      <w:pPr>
+        <w:tabs>
+          <w:tab w:val="num" w:pos="1440"/>
+        </w:tabs>
+        <w:ind w:left="1440" w:hanging="360"/>
+      </w:pPr>
+    </w:lvl>
+    <w:lvl w:ilvl="2" w:tentative="1">
+      <w:start w:val="1"/>
+      <w:numFmt w:val="decimal"/>
+      <w:lvlText w:val="%3."/>
+      <w:lvlJc w:val="left"/>
+      <w:pPr>
+        <w:tabs>
+          <w:tab w:val="num" w:pos="2160"/>
+        </w:tabs>
+        <w:ind w:left="2160" w:hanging="360"/>
+      </w:pPr>
+    </w:lvl>
+    <w:lvl w:ilvl="3" w:tentative="1">
+      <w:start w:val="1"/>
+      <w:numFmt w:val="decimal"/>
+      <w:lvlText w:val="%4."/>
+      <w:lvlJc w:val="left"/>
+      <w:pPr>
+        <w:tabs>
+          <w:tab w:val="num" w:pos="2880"/>
+        </w:tabs>
+        <w:ind w:left="2880" w:hanging="360"/>
+      </w:pPr>
+    </w:lvl>
+    <w:lvl w:ilvl="4" w:tentative="1">
+      <w:start w:val="1"/>
+      <w:numFmt w:val="decimal"/>
+      <w:lvlText w:val="%5."/>
+      <w:lvlJc w:val="left"/>
+      <w:pPr>
+        <w:tabs>
+          <w:tab w:val="num" w:pos="3600"/>
+        </w:tabs>
+        <w:ind w:left="3600" w:hanging="360"/>
+      </w:pPr>
+    </w:lvl>
+    <w:lvl w:ilvl="5" w:tentative="1">
+      <w:start w:val="1"/>
+      <w:numFmt w:val="decimal"/>
+      <w:lvlText w:val="%6."/>
+      <w:lvlJc w:val="left"/>
+      <w:pPr>
+        <w:tabs>
+          <w:tab w:val="num" w:pos="4320"/>
+        </w:tabs>
+        <w:ind w:left="4320" w:hanging="360"/>
+      </w:pPr>
+    </w:lvl>
+    <w:lvl w:ilvl="6" w:tentative="1">
+      <w:start w:val="1"/>
+      <w:numFmt w:val="decimal"/>
+      <w:lvlText w:val="%7."/>
+      <w:lvlJc w:val="left"/>
+      <w:pPr>
+        <w:tabs>
+          <w:tab w:val="num" w:pos="5040"/>
+        </w:tabs>
+        <w:ind w:left="5040" w:hanging="360"/>
+      </w:pPr>
+    </w:lvl>
+    <w:lvl w:ilvl="7" w:tentative="1">
+      <w:start w:val="1"/>
+      <w:numFmt w:val="decimal"/>
+      <w:lvlText w:val="%8."/>
+      <w:lvlJc w:val="left"/>
+      <w:pPr>
+        <w:tabs>
+          <w:tab w:val="num" w:pos="5760"/>
+        </w:tabs>
+        <w:ind w:left="5760" w:hanging="360"/>
+      </w:pPr>
+    </w:lvl>
+    <w:lvl w:ilvl="8" w:tentative="1">
+      <w:start w:val="1"/>
+      <w:numFmt w:val="decimal"/>
+      <w:lvlText w:val="%9."/>
+      <w:lvlJc w:val="left"/>
+      <w:pPr>
+        <w:tabs>
+          <w:tab w:val="num" w:pos="6480"/>
+        </w:tabs>
+        <w:ind w:left="6480" w:hanging="360"/>
+      </w:pPr>
+    </w:lvl>
+  </w:abstractNum>
+  <w:abstractNum w:abstractNumId="11" w15:restartNumberingAfterBreak="0">
+    <w:nsid w:val="6DEB1DE7"/>
+    <w:multiLevelType w:val="multilevel"/>
+    <w:tmpl w:val="9B741ACA"/>
+    <w:lvl w:ilvl="0">
+      <w:start w:val="1"/>
+      <w:numFmt w:val="decimal"/>
+      <w:lvlText w:val="%1."/>
+      <w:lvlJc w:val="left"/>
+      <w:pPr>
+        <w:tabs>
+          <w:tab w:val="num" w:pos="720"/>
+        </w:tabs>
+        <w:ind w:left="720" w:hanging="360"/>
+      </w:pPr>
+    </w:lvl>
+    <w:lvl w:ilvl="1" w:tentative="1">
+      <w:start w:val="1"/>
+      <w:numFmt w:val="decimal"/>
+      <w:lvlText w:val="%2."/>
+      <w:lvlJc w:val="left"/>
+      <w:pPr>
+        <w:tabs>
+          <w:tab w:val="num" w:pos="1440"/>
+        </w:tabs>
+        <w:ind w:left="1440" w:hanging="360"/>
+      </w:pPr>
+    </w:lvl>
+    <w:lvl w:ilvl="2" w:tentative="1">
+      <w:start w:val="1"/>
+      <w:numFmt w:val="decimal"/>
+      <w:lvlText w:val="%3."/>
+      <w:lvlJc w:val="left"/>
+      <w:pPr>
+        <w:tabs>
+          <w:tab w:val="num" w:pos="2160"/>
+        </w:tabs>
+        <w:ind w:left="2160" w:hanging="360"/>
+      </w:pPr>
+    </w:lvl>
+    <w:lvl w:ilvl="3" w:tentative="1">
+      <w:start w:val="1"/>
+      <w:numFmt w:val="decimal"/>
+      <w:lvlText w:val="%4."/>
+      <w:lvlJc w:val="left"/>
+      <w:pPr>
+        <w:tabs>
+          <w:tab w:val="num" w:pos="2880"/>
+        </w:tabs>
+        <w:ind w:left="2880" w:hanging="360"/>
+      </w:pPr>
+    </w:lvl>
+    <w:lvl w:ilvl="4" w:tentative="1">
+      <w:start w:val="1"/>
+      <w:numFmt w:val="decimal"/>
+      <w:lvlText w:val="%5."/>
+      <w:lvlJc w:val="left"/>
+      <w:pPr>
+        <w:tabs>
+          <w:tab w:val="num" w:pos="3600"/>
+        </w:tabs>
+        <w:ind w:left="3600" w:hanging="360"/>
+      </w:pPr>
+    </w:lvl>
+    <w:lvl w:ilvl="5" w:tentative="1">
+      <w:start w:val="1"/>
+      <w:numFmt w:val="decimal"/>
+      <w:lvlText w:val="%6."/>
+      <w:lvlJc w:val="left"/>
+      <w:pPr>
+        <w:tabs>
+          <w:tab w:val="num" w:pos="4320"/>
+        </w:tabs>
+        <w:ind w:left="4320" w:hanging="360"/>
+      </w:pPr>
+    </w:lvl>
+    <w:lvl w:ilvl="6" w:tentative="1">
+      <w:start w:val="1"/>
+      <w:numFmt w:val="decimal"/>
+      <w:lvlText w:val="%7."/>
+      <w:lvlJc w:val="left"/>
+      <w:pPr>
+        <w:tabs>
+          <w:tab w:val="num" w:pos="5040"/>
+        </w:tabs>
+        <w:ind w:left="5040" w:hanging="360"/>
+      </w:pPr>
+    </w:lvl>
+    <w:lvl w:ilvl="7" w:tentative="1">
+      <w:start w:val="1"/>
+      <w:numFmt w:val="decimal"/>
+      <w:lvlText w:val="%8."/>
+      <w:lvlJc w:val="left"/>
+      <w:pPr>
+        <w:tabs>
+          <w:tab w:val="num" w:pos="5760"/>
+        </w:tabs>
+        <w:ind w:left="5760" w:hanging="360"/>
+      </w:pPr>
+    </w:lvl>
+    <w:lvl w:ilvl="8" w:tentative="1">
+      <w:start w:val="1"/>
+      <w:numFmt w:val="decimal"/>
+      <w:lvlText w:val="%9."/>
+      <w:lvlJc w:val="left"/>
+      <w:pPr>
+        <w:tabs>
+          <w:tab w:val="num" w:pos="6480"/>
+        </w:tabs>
+        <w:ind w:left="6480" w:hanging="360"/>
+      </w:pPr>
+    </w:lvl>
+  </w:abstractNum>
+  <w:abstractNum w:abstractNumId="12" w15:restartNumberingAfterBreak="0">
+    <w:nsid w:val="7604376A"/>
+    <w:multiLevelType w:val="multilevel"/>
+    <w:tmpl w:val="1AD01676"/>
+    <w:lvl w:ilvl="0">
+      <w:start w:val="1"/>
+      <w:numFmt w:val="decimal"/>
+      <w:lvlText w:val="%1."/>
+      <w:lvlJc w:val="left"/>
+      <w:pPr>
+        <w:tabs>
+          <w:tab w:val="num" w:pos="720"/>
+        </w:tabs>
+        <w:ind w:left="720" w:hanging="360"/>
+      </w:pPr>
+    </w:lvl>
+    <w:lvl w:ilvl="1" w:tentative="1">
+      <w:start w:val="1"/>
+      <w:numFmt w:val="decimal"/>
+      <w:lvlText w:val="%2."/>
+      <w:lvlJc w:val="left"/>
+      <w:pPr>
+        <w:tabs>
+          <w:tab w:val="num" w:pos="1440"/>
+        </w:tabs>
+        <w:ind w:left="1440" w:hanging="360"/>
+      </w:pPr>
+    </w:lvl>
+    <w:lvl w:ilvl="2" w:tentative="1">
+      <w:start w:val="1"/>
+      <w:numFmt w:val="decimal"/>
+      <w:lvlText w:val="%3."/>
+      <w:lvlJc w:val="left"/>
+      <w:pPr>
+        <w:tabs>
+          <w:tab w:val="num" w:pos="2160"/>
+        </w:tabs>
+        <w:ind w:left="2160" w:hanging="360"/>
+      </w:pPr>
+    </w:lvl>
+    <w:lvl w:ilvl="3" w:tentative="1">
+      <w:start w:val="1"/>
+      <w:numFmt w:val="decimal"/>
+      <w:lvlText w:val="%4."/>
+      <w:lvlJc w:val="left"/>
+      <w:pPr>
+        <w:tabs>
+          <w:tab w:val="num" w:pos="2880"/>
+        </w:tabs>
+        <w:ind w:left="2880" w:hanging="360"/>
+      </w:pPr>
+    </w:lvl>
+    <w:lvl w:ilvl="4" w:tentative="1">
+      <w:start w:val="1"/>
+      <w:numFmt w:val="decimal"/>
+      <w:lvlText w:val="%5."/>
+      <w:lvlJc w:val="left"/>
+      <w:pPr>
+        <w:tabs>
+          <w:tab w:val="num" w:pos="3600"/>
+        </w:tabs>
+        <w:ind w:left="3600" w:hanging="360"/>
+      </w:pPr>
+    </w:lvl>
+    <w:lvl w:ilvl="5" w:tentative="1">
+      <w:start w:val="1"/>
+      <w:numFmt w:val="decimal"/>
+      <w:lvlText w:val="%6."/>
+      <w:lvlJc w:val="left"/>
+      <w:pPr>
+        <w:tabs>
+          <w:tab w:val="num" w:pos="4320"/>
+        </w:tabs>
+        <w:ind w:left="4320" w:hanging="360"/>
+      </w:pPr>
+    </w:lvl>
+    <w:lvl w:ilvl="6" w:tentative="1">
+      <w:start w:val="1"/>
+      <w:numFmt w:val="decimal"/>
+      <w:lvlText w:val="%7."/>
+      <w:lvlJc w:val="left"/>
+      <w:pPr>
+        <w:tabs>
+          <w:tab w:val="num" w:pos="5040"/>
+        </w:tabs>
+        <w:ind w:left="5040" w:hanging="360"/>
+      </w:pPr>
+    </w:lvl>
+    <w:lvl w:ilvl="7" w:tentative="1">
+      <w:start w:val="1"/>
+      <w:numFmt w:val="decimal"/>
+      <w:lvlText w:val="%8."/>
+      <w:lvlJc w:val="left"/>
+      <w:pPr>
+        <w:tabs>
+          <w:tab w:val="num" w:pos="5760"/>
+        </w:tabs>
+        <w:ind w:left="5760" w:hanging="360"/>
+      </w:pPr>
+    </w:lvl>
+    <w:lvl w:ilvl="8" w:tentative="1">
+      <w:start w:val="1"/>
+      <w:numFmt w:val="decimal"/>
+      <w:lvlText w:val="%9."/>
+      <w:lvlJc w:val="left"/>
+      <w:pPr>
+        <w:tabs>
+          <w:tab w:val="num" w:pos="6480"/>
+        </w:tabs>
+        <w:ind w:left="6480" w:hanging="360"/>
+      </w:pPr>
+    </w:lvl>
+  </w:abstractNum>
+  <w:abstractNum w:abstractNumId="13" w15:restartNumberingAfterBreak="0">
+    <w:nsid w:val="784E0C86"/>
+    <w:multiLevelType w:val="multilevel"/>
+    <w:tmpl w:val="241CA26A"/>
+    <w:lvl w:ilvl="0">
+      <w:start w:val="1"/>
+      <w:numFmt w:val="decimal"/>
+      <w:lvlText w:val="%1."/>
+      <w:lvlJc w:val="left"/>
+      <w:pPr>
+        <w:tabs>
+          <w:tab w:val="num" w:pos="720"/>
+        </w:tabs>
+        <w:ind w:left="720" w:hanging="360"/>
+      </w:pPr>
+    </w:lvl>
+    <w:lvl w:ilvl="1" w:tentative="1">
+      <w:start w:val="1"/>
+      <w:numFmt w:val="decimal"/>
+      <w:lvlText w:val="%2."/>
+      <w:lvlJc w:val="left"/>
+      <w:pPr>
+        <w:tabs>
+          <w:tab w:val="num" w:pos="1440"/>
+        </w:tabs>
+        <w:ind w:left="1440" w:hanging="360"/>
+      </w:pPr>
+    </w:lvl>
+    <w:lvl w:ilvl="2" w:tentative="1">
+      <w:start w:val="1"/>
+      <w:numFmt w:val="decimal"/>
+      <w:lvlText w:val="%3."/>
+      <w:lvlJc w:val="left"/>
+      <w:pPr>
+        <w:tabs>
+          <w:tab w:val="num" w:pos="2160"/>
+        </w:tabs>
+        <w:ind w:left="2160" w:hanging="360"/>
+      </w:pPr>
+    </w:lvl>
+    <w:lvl w:ilvl="3" w:tentative="1">
+      <w:start w:val="1"/>
+      <w:numFmt w:val="decimal"/>
+      <w:lvlText w:val="%4."/>
+      <w:lvlJc w:val="left"/>
+      <w:pPr>
+        <w:tabs>
+          <w:tab w:val="num" w:pos="2880"/>
+        </w:tabs>
+        <w:ind w:left="2880" w:hanging="360"/>
+      </w:pPr>
+    </w:lvl>
+    <w:lvl w:ilvl="4" w:tentative="1">
+      <w:start w:val="1"/>
+      <w:numFmt w:val="decimal"/>
+      <w:lvlText w:val="%5."/>
+      <w:lvlJc w:val="left"/>
+      <w:pPr>
+        <w:tabs>
+          <w:tab w:val="num" w:pos="3600"/>
+        </w:tabs>
+        <w:ind w:left="3600" w:hanging="360"/>
+      </w:pPr>
+    </w:lvl>
+    <w:lvl w:ilvl="5" w:tentative="1">
+      <w:start w:val="1"/>
+      <w:numFmt w:val="decimal"/>
+      <w:lvlText w:val="%6."/>
+      <w:lvlJc w:val="left"/>
+      <w:pPr>
+        <w:tabs>
+          <w:tab w:val="num" w:pos="4320"/>
+        </w:tabs>
+        <w:ind w:left="4320" w:hanging="360"/>
+      </w:pPr>
+    </w:lvl>
+    <w:lvl w:ilvl="6" w:tentative="1">
+      <w:start w:val="1"/>
+      <w:numFmt w:val="decimal"/>
+      <w:lvlText w:val="%7."/>
+      <w:lvlJc w:val="left"/>
+      <w:pPr>
+        <w:tabs>
+          <w:tab w:val="num" w:pos="5040"/>
+        </w:tabs>
+        <w:ind w:left="5040" w:hanging="360"/>
+      </w:pPr>
+    </w:lvl>
+    <w:lvl w:ilvl="7" w:tentative="1">
+      <w:start w:val="1"/>
+      <w:numFmt w:val="decimal"/>
+      <w:lvlText w:val="%8."/>
+      <w:lvlJc w:val="left"/>
+      <w:pPr>
+        <w:tabs>
+          <w:tab w:val="num" w:pos="5760"/>
+        </w:tabs>
+        <w:ind w:left="5760" w:hanging="360"/>
+      </w:pPr>
+    </w:lvl>
+    <w:lvl w:ilvl="8" w:tentative="1">
+      <w:start w:val="1"/>
+      <w:numFmt w:val="decimal"/>
+      <w:lvlText w:val="%9."/>
+      <w:lvlJc w:val="left"/>
+      <w:pPr>
+        <w:tabs>
+          <w:tab w:val="num" w:pos="6480"/>
+        </w:tabs>
+        <w:ind w:left="6480" w:hanging="360"/>
+      </w:pPr>
+    </w:lvl>
+  </w:abstractNum>
+  <w:num w:numId="1" w16cid:durableId="61023603">
+    <w:abstractNumId w:val="12"/>
   </w:num>
-  <w:num w:numId="2" w16cid:durableId="1679692000">
+  <w:num w:numId="2" w16cid:durableId="411466022">
+    <w:abstractNumId w:val="7"/>
+  </w:num>
+  <w:num w:numId="3" w16cid:durableId="1491403649">
+    <w:abstractNumId w:val="5"/>
+  </w:num>
+  <w:num w:numId="4" w16cid:durableId="1881235809">
+    <w:abstractNumId w:val="2"/>
+  </w:num>
+  <w:num w:numId="5" w16cid:durableId="2132087058">
+    <w:abstractNumId w:val="1"/>
+  </w:num>
+  <w:num w:numId="6" w16cid:durableId="1479879374">
     <w:abstractNumId w:val="8"/>
   </w:num>
-  <w:num w:numId="3" w16cid:durableId="1861119444">
-    <w:abstractNumId w:val="2"/>
+  <w:num w:numId="7" w16cid:durableId="990059538">
+    <w:abstractNumId w:val="4"/>
   </w:num>
-  <w:num w:numId="4" w16cid:durableId="241380737">
-    <w:abstractNumId w:val="5"/>
+  <w:num w:numId="8" w16cid:durableId="1960721300">
+    <w:abstractNumId w:val="3"/>
   </w:num>
-  <w:num w:numId="5" w16cid:durableId="602104622">
+  <w:num w:numId="9" w16cid:durableId="299919556">
     <w:abstractNumId w:val="11"/>
   </w:num>
-  <w:num w:numId="6" w16cid:durableId="1745299442">
-    <w:abstractNumId w:val="1"/>
+  <w:num w:numId="10" w16cid:durableId="446511043">
+    <w:abstractNumId w:val="13"/>
   </w:num>
-  <w:num w:numId="7" w16cid:durableId="1062211516">
-    <w:abstractNumId w:val="7"/>
+  <w:num w:numId="11" w16cid:durableId="575408454">
+    <w:abstractNumId w:val="10"/>
   </w:num>
-  <w:num w:numId="8" w16cid:durableId="2126264716">
+  <w:num w:numId="12" w16cid:durableId="1320814508">
     <w:abstractNumId w:val="9"/>
   </w:num>
-  <w:num w:numId="9" w16cid:durableId="63452905">
-    <w:abstractNumId w:val="13"/>
-  </w:num>
-  <w:num w:numId="10" w16cid:durableId="243614139">
-    <w:abstractNumId w:val="10"/>
-  </w:num>
-  <w:num w:numId="11" w16cid:durableId="1033577178">
-    <w:abstractNumId w:val="12"/>
-  </w:num>
-  <w:num w:numId="12" w16cid:durableId="727145595">
+  <w:num w:numId="13" w16cid:durableId="408894090">
     <w:abstractNumId w:val="6"/>
   </w:num>
-  <w:num w:numId="13" w16cid:durableId="1390612241">
-    <w:abstractNumId w:val="3"/>
-  </w:num>
-  <w:num w:numId="14" w16cid:durableId="1969116905">
-    <w:abstractNumId w:val="4"/>
+  <w:num w:numId="14" w16cid:durableId="97650915">
+    <w:abstractNumId w:val="0"/>
   </w:num>
 </w:numbering>
 </file>
@@ -18940,7 +18940,7 @@
     <w:link w:val="a8"/>
     <w:uiPriority w:val="99"/>
     <w:unhideWhenUsed/>
-    <w:rsid w:val="00FF6F5E"/>
+    <w:rsid w:val="00EF7BAA"/>
     <w:pPr>
       <w:tabs>
         <w:tab w:val="center" w:pos="4153"/>
@@ -18959,7 +18959,7 @@
     <w:basedOn w:val="a0"/>
     <w:link w:val="a7"/>
     <w:uiPriority w:val="99"/>
-    <w:rsid w:val="00FF6F5E"/>
+    <w:rsid w:val="00EF7BAA"/>
     <w:rPr>
       <w:rFonts w:ascii="宋体" w:eastAsia="宋体" w:hAnsi="宋体" w:cs="宋体"/>
       <w:sz w:val="18"/>
@@ -18972,7 +18972,7 @@
     <w:link w:val="aa"/>
     <w:uiPriority w:val="99"/>
     <w:unhideWhenUsed/>
-    <w:rsid w:val="00FF6F5E"/>
+    <w:rsid w:val="00EF7BAA"/>
     <w:pPr>
       <w:tabs>
         <w:tab w:val="center" w:pos="4153"/>
@@ -18990,7 +18990,7 @@
     <w:basedOn w:val="a0"/>
     <w:link w:val="a9"/>
     <w:uiPriority w:val="99"/>
-    <w:rsid w:val="00FF6F5E"/>
+    <w:rsid w:val="00EF7BAA"/>
     <w:rPr>
       <w:rFonts w:ascii="宋体" w:eastAsia="宋体" w:hAnsi="宋体" w:cs="宋体"/>
       <w:sz w:val="18"/>
@@ -19003,7 +19003,7 @@
     <w:uiPriority w:val="99"/>
     <w:semiHidden/>
     <w:unhideWhenUsed/>
-    <w:rsid w:val="00FF6F5E"/>
+    <w:rsid w:val="00EF7BAA"/>
   </w:style>
 </w:styles>
 </file>

--- a/选题一_益智消除网页游戏/Word版/06_人工核实执行指导.docx
+++ b/选题一_益智消除网页游戏/Word版/06_人工核实执行指导.docx
@@ -21,7 +21,7 @@
     <w:p>
       <w:pPr>
         <w:spacing w:after="80"/>
-        <w:divId w:val="83960045"/>
+        <w:divId w:val="1360935997"/>
         <w:rPr>
           <w:rFonts w:ascii="微软雅黑" w:eastAsia="微软雅黑" w:hAnsi="微软雅黑" w:hint="eastAsia"/>
           <w:color w:val="404040"/>
@@ -61,7 +61,7 @@
     <w:p>
       <w:pPr>
         <w:spacing w:after="80"/>
-        <w:divId w:val="83960045"/>
+        <w:divId w:val="1360935997"/>
         <w:rPr>
           <w:rFonts w:ascii="微软雅黑" w:eastAsia="微软雅黑" w:hAnsi="微软雅黑" w:hint="eastAsia"/>
           <w:color w:val="404040"/>
@@ -173,7 +173,7 @@
     <w:p>
       <w:pPr>
         <w:spacing w:after="80"/>
-        <w:divId w:val="83960045"/>
+        <w:divId w:val="1360935997"/>
         <w:rPr>
           <w:rFonts w:ascii="微软雅黑" w:eastAsia="微软雅黑" w:hAnsi="微软雅黑" w:hint="eastAsia"/>
           <w:color w:val="404040"/>
@@ -472,7 +472,7 @@
           <w:sz w:val="21"/>
           <w:szCs w:val="21"/>
         </w:rPr>
-        <w:pict w14:anchorId="065BA1F6">
+        <w:pict w14:anchorId="6A4E7A1E">
           <v:rect id="_x0000_i1025" style="width:0;height:1.5pt" o:hralign="center" o:hrstd="t" o:hr="t" fillcolor="#a0a0a0" stroked="f"/>
         </w:pict>
       </w:r>
@@ -2416,7 +2416,7 @@
           <w:sz w:val="21"/>
           <w:szCs w:val="21"/>
         </w:rPr>
-        <w:pict w14:anchorId="0461084D">
+        <w:pict w14:anchorId="5FAFAF28">
           <v:rect id="_x0000_i1026" style="width:0;height:1.5pt" o:hralign="center" o:hrstd="t" o:hr="t" fillcolor="#a0a0a0" stroked="f"/>
         </w:pict>
       </w:r>
@@ -4836,7 +4836,7 @@
           <w:sz w:val="21"/>
           <w:szCs w:val="21"/>
         </w:rPr>
-        <w:pict w14:anchorId="198832B7">
+        <w:pict w14:anchorId="71DF7EB3">
           <v:rect id="_x0000_i1027" style="width:0;height:1.5pt" o:hralign="center" o:hrstd="t" o:hr="t" fillcolor="#a0a0a0" stroked="f"/>
         </w:pict>
       </w:r>
@@ -11476,7 +11476,7 @@
           <w:sz w:val="21"/>
           <w:szCs w:val="21"/>
         </w:rPr>
-        <w:pict w14:anchorId="190E4790">
+        <w:pict w14:anchorId="260C8BD2">
           <v:rect id="_x0000_i1028" style="width:0;height:1.5pt" o:hralign="center" o:hrstd="t" o:hr="t" fillcolor="#a0a0a0" stroked="f"/>
         </w:pict>
       </w:r>
@@ -12284,7 +12284,7 @@
           <w:sz w:val="21"/>
           <w:szCs w:val="21"/>
         </w:rPr>
-        <w:pict w14:anchorId="53DC11D0">
+        <w:pict w14:anchorId="4A5CB541">
           <v:rect id="_x0000_i1029" style="width:0;height:1.5pt" o:hralign="center" o:hrstd="t" o:hr="t" fillcolor="#a0a0a0" stroked="f"/>
         </w:pict>
       </w:r>
@@ -12638,7 +12638,7 @@
           <w:sz w:val="21"/>
           <w:szCs w:val="21"/>
         </w:rPr>
-        <w:pict w14:anchorId="3CA442BD">
+        <w:pict w14:anchorId="61A260C5">
           <v:rect id="_x0000_i1030" style="width:0;height:1.5pt" o:hralign="center" o:hrstd="t" o:hr="t" fillcolor="#a0a0a0" stroked="f"/>
         </w:pict>
       </w:r>
@@ -13596,7 +13596,7 @@
           <w:sz w:val="21"/>
           <w:szCs w:val="21"/>
         </w:rPr>
-        <w:pict w14:anchorId="04A10EE7">
+        <w:pict w14:anchorId="2D673D75">
           <v:rect id="_x0000_i1031" style="width:0;height:1.5pt" o:hralign="center" o:hrstd="t" o:hr="t" fillcolor="#a0a0a0" stroked="f"/>
         </w:pict>
       </w:r>
@@ -14519,7 +14519,7 @@
           <w:sz w:val="21"/>
           <w:szCs w:val="21"/>
         </w:rPr>
-        <w:pict w14:anchorId="31C556E9">
+        <w:pict w14:anchorId="6CAD8DD0">
           <v:rect id="_x0000_i1032" style="width:0;height:1.5pt" o:hralign="center" o:hrstd="t" o:hr="t" fillcolor="#a0a0a0" stroked="f"/>
         </w:pict>
       </w:r>
@@ -15277,7 +15277,7 @@
           <w:szCs w:val="21"/>
         </w:rPr>
         <w:lastRenderedPageBreak/>
-        <w:pict w14:anchorId="7AA3FBD0">
+        <w:pict w14:anchorId="59265C5F">
           <v:rect id="_x0000_i1033" style="width:0;height:1.5pt" o:hralign="center" o:hrstd="t" o:hr="t" fillcolor="#a0a0a0" stroked="f"/>
         </w:pict>
       </w:r>
@@ -16541,9 +16541,9 @@
 <file path=word/numbering.xml><?xml version="1.0" encoding="utf-8"?>
 <w:numbering xmlns:wpc="http://schemas.microsoft.com/office/word/2010/wordprocessingCanvas" xmlns:cx="http://schemas.microsoft.com/office/drawing/2014/chartex" xmlns:cx1="http://schemas.microsoft.com/office/drawing/2015/9/8/chartex" xmlns:cx2="http://schemas.microsoft.com/office/drawing/2015/10/21/chartex" xmlns:cx3="http://schemas.microsoft.com/office/drawing/2016/5/9/chartex" xmlns:cx4="http://schemas.microsoft.com/office/drawing/2016/5/10/chartex" xmlns:cx5="http://schemas.microsoft.com/office/drawing/2016/5/11/chartex" xmlns:cx6="http://schemas.microsoft.com/office/drawing/2016/5/12/chartex" xmlns:cx7="http://schemas.microsoft.com/office/drawing/2016/5/13/chartex" xmlns:cx8="http://schemas.microsoft.com/office/drawing/2016/5/14/chartex" xmlns:mc="http://schemas.openxmlformats.org/markup-compatibility/2006" xmlns:aink="http://schemas.microsoft.com/office/drawing/2016/ink" xmlns:am3d="http://schemas.microsoft.com/office/drawing/2017/model3d" xmlns:o="urn:schemas-microsoft-com:office:office" xmlns:oel="http://schemas.microsoft.com/office/2019/extlst" xmlns:r="http://schemas.openxmlformats.org/officeDocument/2006/relationships" xmlns:m="http://schemas.openxmlformats.org/officeDocument/2006/math" xmlns:v="urn:schemas-microsoft-com:vml" xmlns:wp14="http://schemas.microsoft.com/office/word/2010/wordprocessingDrawing" xmlns:wp="http://schemas.openxmlformats.org/drawingml/2006/wordprocessingDrawing" xmlns:w10="urn:schemas-microsoft-com:office:word" xmlns:w="http://schemas.openxmlformats.org/wordprocessingml/2006/main" xmlns:w14="http://schemas.microsoft.com/office/word/2010/wordml" xmlns:w15="http://schemas.microsoft.com/office/word/2012/wordml" xmlns:w16cex="http://schemas.microsoft.com/office/word/2018/wordml/cex" xmlns:w16cid="http://schemas.microsoft.com/office/word/2016/wordml/cid" xmlns:w16="http://schemas.microsoft.com/office/word/2018/wordml" xmlns:w16du="http://schemas.microsoft.com/office/word/2023/wordml/word16du" xmlns:w16sdtdh="http://schemas.microsoft.com/office/word/2020/wordml/sdtdatahash" xmlns:w16sdtfl="http://schemas.microsoft.com/office/word/2024/wordml/sdtformatlock" xmlns:w16se="http://schemas.microsoft.com/office/word/2015/wordml/symex" xmlns:wpg="http://schemas.microsoft.com/office/word/2010/wordprocessingGroup" xmlns:wpi="http://schemas.microsoft.com/office/word/2010/wordprocessingInk" xmlns:wne="http://schemas.microsoft.com/office/word/2006/wordml" xmlns:wps="http://schemas.microsoft.com/office/word/2010/wordprocessingShape" mc:Ignorable="w14 w15 w16se w16cid w16 w16cex w16sdtdh w16sdtfl w16du wp14">
   <w:abstractNum w:abstractNumId="0" w15:restartNumberingAfterBreak="0">
-    <w:nsid w:val="074815BC"/>
+    <w:nsid w:val="00C24260"/>
     <w:multiLevelType w:val="multilevel"/>
-    <w:tmpl w:val="F9FCE552"/>
+    <w:tmpl w:val="345401F8"/>
     <w:lvl w:ilvl="0">
       <w:start w:val="1"/>
       <w:numFmt w:val="decimal"/>
@@ -16654,9 +16654,9 @@
     </w:lvl>
   </w:abstractNum>
   <w:abstractNum w:abstractNumId="1" w15:restartNumberingAfterBreak="0">
-    <w:nsid w:val="0BE21565"/>
+    <w:nsid w:val="05815F4D"/>
     <w:multiLevelType w:val="multilevel"/>
-    <w:tmpl w:val="E73C6B70"/>
+    <w:tmpl w:val="96468904"/>
     <w:lvl w:ilvl="0">
       <w:start w:val="1"/>
       <w:numFmt w:val="bullet"/>
@@ -16803,9 +16803,122 @@
     </w:lvl>
   </w:abstractNum>
   <w:abstractNum w:abstractNumId="2" w15:restartNumberingAfterBreak="0">
-    <w:nsid w:val="0BEF6F88"/>
+    <w:nsid w:val="18C60D7E"/>
     <w:multiLevelType w:val="multilevel"/>
-    <w:tmpl w:val="11F06E88"/>
+    <w:tmpl w:val="810870E8"/>
+    <w:lvl w:ilvl="0">
+      <w:start w:val="1"/>
+      <w:numFmt w:val="decimal"/>
+      <w:lvlText w:val="%1."/>
+      <w:lvlJc w:val="left"/>
+      <w:pPr>
+        <w:tabs>
+          <w:tab w:val="num" w:pos="720"/>
+        </w:tabs>
+        <w:ind w:left="720" w:hanging="360"/>
+      </w:pPr>
+    </w:lvl>
+    <w:lvl w:ilvl="1" w:tentative="1">
+      <w:start w:val="1"/>
+      <w:numFmt w:val="decimal"/>
+      <w:lvlText w:val="%2."/>
+      <w:lvlJc w:val="left"/>
+      <w:pPr>
+        <w:tabs>
+          <w:tab w:val="num" w:pos="1440"/>
+        </w:tabs>
+        <w:ind w:left="1440" w:hanging="360"/>
+      </w:pPr>
+    </w:lvl>
+    <w:lvl w:ilvl="2" w:tentative="1">
+      <w:start w:val="1"/>
+      <w:numFmt w:val="decimal"/>
+      <w:lvlText w:val="%3."/>
+      <w:lvlJc w:val="left"/>
+      <w:pPr>
+        <w:tabs>
+          <w:tab w:val="num" w:pos="2160"/>
+        </w:tabs>
+        <w:ind w:left="2160" w:hanging="360"/>
+      </w:pPr>
+    </w:lvl>
+    <w:lvl w:ilvl="3" w:tentative="1">
+      <w:start w:val="1"/>
+      <w:numFmt w:val="decimal"/>
+      <w:lvlText w:val="%4."/>
+      <w:lvlJc w:val="left"/>
+      <w:pPr>
+        <w:tabs>
+          <w:tab w:val="num" w:pos="2880"/>
+        </w:tabs>
+        <w:ind w:left="2880" w:hanging="360"/>
+      </w:pPr>
+    </w:lvl>
+    <w:lvl w:ilvl="4" w:tentative="1">
+      <w:start w:val="1"/>
+      <w:numFmt w:val="decimal"/>
+      <w:lvlText w:val="%5."/>
+      <w:lvlJc w:val="left"/>
+      <w:pPr>
+        <w:tabs>
+          <w:tab w:val="num" w:pos="3600"/>
+        </w:tabs>
+        <w:ind w:left="3600" w:hanging="360"/>
+      </w:pPr>
+    </w:lvl>
+    <w:lvl w:ilvl="5" w:tentative="1">
+      <w:start w:val="1"/>
+      <w:numFmt w:val="decimal"/>
+      <w:lvlText w:val="%6."/>
+      <w:lvlJc w:val="left"/>
+      <w:pPr>
+        <w:tabs>
+          <w:tab w:val="num" w:pos="4320"/>
+        </w:tabs>
+        <w:ind w:left="4320" w:hanging="360"/>
+      </w:pPr>
+    </w:lvl>
+    <w:lvl w:ilvl="6" w:tentative="1">
+      <w:start w:val="1"/>
+      <w:numFmt w:val="decimal"/>
+      <w:lvlText w:val="%7."/>
+      <w:lvlJc w:val="left"/>
+      <w:pPr>
+        <w:tabs>
+          <w:tab w:val="num" w:pos="5040"/>
+        </w:tabs>
+        <w:ind w:left="5040" w:hanging="360"/>
+      </w:pPr>
+    </w:lvl>
+    <w:lvl w:ilvl="7" w:tentative="1">
+      <w:start w:val="1"/>
+      <w:numFmt w:val="decimal"/>
+      <w:lvlText w:val="%8."/>
+      <w:lvlJc w:val="left"/>
+      <w:pPr>
+        <w:tabs>
+          <w:tab w:val="num" w:pos="5760"/>
+        </w:tabs>
+        <w:ind w:left="5760" w:hanging="360"/>
+      </w:pPr>
+    </w:lvl>
+    <w:lvl w:ilvl="8" w:tentative="1">
+      <w:start w:val="1"/>
+      <w:numFmt w:val="decimal"/>
+      <w:lvlText w:val="%9."/>
+      <w:lvlJc w:val="left"/>
+      <w:pPr>
+        <w:tabs>
+          <w:tab w:val="num" w:pos="6480"/>
+        </w:tabs>
+        <w:ind w:left="6480" w:hanging="360"/>
+      </w:pPr>
+    </w:lvl>
+  </w:abstractNum>
+  <w:abstractNum w:abstractNumId="3" w15:restartNumberingAfterBreak="0">
+    <w:nsid w:val="19300CB9"/>
+    <w:multiLevelType w:val="multilevel"/>
+    <w:tmpl w:val="689A75F2"/>
     <w:lvl w:ilvl="0">
       <w:start w:val="1"/>
       <w:numFmt w:val="bullet"/>
@@ -16951,10 +17064,914 @@
       </w:rPr>
     </w:lvl>
   </w:abstractNum>
-  <w:abstractNum w:abstractNumId="3" w15:restartNumberingAfterBreak="0">
-    <w:nsid w:val="149E14BB"/>
+  <w:abstractNum w:abstractNumId="4" w15:restartNumberingAfterBreak="0">
+    <w:nsid w:val="1C5514D5"/>
     <w:multiLevelType w:val="multilevel"/>
-    <w:tmpl w:val="13202A7A"/>
+    <w:tmpl w:val="E0D84C8C"/>
+    <w:lvl w:ilvl="0">
+      <w:start w:val="1"/>
+      <w:numFmt w:val="decimal"/>
+      <w:lvlText w:val="%1."/>
+      <w:lvlJc w:val="left"/>
+      <w:pPr>
+        <w:tabs>
+          <w:tab w:val="num" w:pos="720"/>
+        </w:tabs>
+        <w:ind w:left="720" w:hanging="360"/>
+      </w:pPr>
+    </w:lvl>
+    <w:lvl w:ilvl="1" w:tentative="1">
+      <w:start w:val="1"/>
+      <w:numFmt w:val="decimal"/>
+      <w:lvlText w:val="%2."/>
+      <w:lvlJc w:val="left"/>
+      <w:pPr>
+        <w:tabs>
+          <w:tab w:val="num" w:pos="1440"/>
+        </w:tabs>
+        <w:ind w:left="1440" w:hanging="360"/>
+      </w:pPr>
+    </w:lvl>
+    <w:lvl w:ilvl="2" w:tentative="1">
+      <w:start w:val="1"/>
+      <w:numFmt w:val="decimal"/>
+      <w:lvlText w:val="%3."/>
+      <w:lvlJc w:val="left"/>
+      <w:pPr>
+        <w:tabs>
+          <w:tab w:val="num" w:pos="2160"/>
+        </w:tabs>
+        <w:ind w:left="2160" w:hanging="360"/>
+      </w:pPr>
+    </w:lvl>
+    <w:lvl w:ilvl="3" w:tentative="1">
+      <w:start w:val="1"/>
+      <w:numFmt w:val="decimal"/>
+      <w:lvlText w:val="%4."/>
+      <w:lvlJc w:val="left"/>
+      <w:pPr>
+        <w:tabs>
+          <w:tab w:val="num" w:pos="2880"/>
+        </w:tabs>
+        <w:ind w:left="2880" w:hanging="360"/>
+      </w:pPr>
+    </w:lvl>
+    <w:lvl w:ilvl="4" w:tentative="1">
+      <w:start w:val="1"/>
+      <w:numFmt w:val="decimal"/>
+      <w:lvlText w:val="%5."/>
+      <w:lvlJc w:val="left"/>
+      <w:pPr>
+        <w:tabs>
+          <w:tab w:val="num" w:pos="3600"/>
+        </w:tabs>
+        <w:ind w:left="3600" w:hanging="360"/>
+      </w:pPr>
+    </w:lvl>
+    <w:lvl w:ilvl="5" w:tentative="1">
+      <w:start w:val="1"/>
+      <w:numFmt w:val="decimal"/>
+      <w:lvlText w:val="%6."/>
+      <w:lvlJc w:val="left"/>
+      <w:pPr>
+        <w:tabs>
+          <w:tab w:val="num" w:pos="4320"/>
+        </w:tabs>
+        <w:ind w:left="4320" w:hanging="360"/>
+      </w:pPr>
+    </w:lvl>
+    <w:lvl w:ilvl="6" w:tentative="1">
+      <w:start w:val="1"/>
+      <w:numFmt w:val="decimal"/>
+      <w:lvlText w:val="%7."/>
+      <w:lvlJc w:val="left"/>
+      <w:pPr>
+        <w:tabs>
+          <w:tab w:val="num" w:pos="5040"/>
+        </w:tabs>
+        <w:ind w:left="5040" w:hanging="360"/>
+      </w:pPr>
+    </w:lvl>
+    <w:lvl w:ilvl="7" w:tentative="1">
+      <w:start w:val="1"/>
+      <w:numFmt w:val="decimal"/>
+      <w:lvlText w:val="%8."/>
+      <w:lvlJc w:val="left"/>
+      <w:pPr>
+        <w:tabs>
+          <w:tab w:val="num" w:pos="5760"/>
+        </w:tabs>
+        <w:ind w:left="5760" w:hanging="360"/>
+      </w:pPr>
+    </w:lvl>
+    <w:lvl w:ilvl="8" w:tentative="1">
+      <w:start w:val="1"/>
+      <w:numFmt w:val="decimal"/>
+      <w:lvlText w:val="%9."/>
+      <w:lvlJc w:val="left"/>
+      <w:pPr>
+        <w:tabs>
+          <w:tab w:val="num" w:pos="6480"/>
+        </w:tabs>
+        <w:ind w:left="6480" w:hanging="360"/>
+      </w:pPr>
+    </w:lvl>
+  </w:abstractNum>
+  <w:abstractNum w:abstractNumId="5" w15:restartNumberingAfterBreak="0">
+    <w:nsid w:val="1F007F36"/>
+    <w:multiLevelType w:val="multilevel"/>
+    <w:tmpl w:val="0E10BEC6"/>
+    <w:lvl w:ilvl="0">
+      <w:start w:val="1"/>
+      <w:numFmt w:val="decimal"/>
+      <w:lvlText w:val="%1."/>
+      <w:lvlJc w:val="left"/>
+      <w:pPr>
+        <w:tabs>
+          <w:tab w:val="num" w:pos="720"/>
+        </w:tabs>
+        <w:ind w:left="720" w:hanging="360"/>
+      </w:pPr>
+    </w:lvl>
+    <w:lvl w:ilvl="1" w:tentative="1">
+      <w:start w:val="1"/>
+      <w:numFmt w:val="decimal"/>
+      <w:lvlText w:val="%2."/>
+      <w:lvlJc w:val="left"/>
+      <w:pPr>
+        <w:tabs>
+          <w:tab w:val="num" w:pos="1440"/>
+        </w:tabs>
+        <w:ind w:left="1440" w:hanging="360"/>
+      </w:pPr>
+    </w:lvl>
+    <w:lvl w:ilvl="2" w:tentative="1">
+      <w:start w:val="1"/>
+      <w:numFmt w:val="decimal"/>
+      <w:lvlText w:val="%3."/>
+      <w:lvlJc w:val="left"/>
+      <w:pPr>
+        <w:tabs>
+          <w:tab w:val="num" w:pos="2160"/>
+        </w:tabs>
+        <w:ind w:left="2160" w:hanging="360"/>
+      </w:pPr>
+    </w:lvl>
+    <w:lvl w:ilvl="3" w:tentative="1">
+      <w:start w:val="1"/>
+      <w:numFmt w:val="decimal"/>
+      <w:lvlText w:val="%4."/>
+      <w:lvlJc w:val="left"/>
+      <w:pPr>
+        <w:tabs>
+          <w:tab w:val="num" w:pos="2880"/>
+        </w:tabs>
+        <w:ind w:left="2880" w:hanging="360"/>
+      </w:pPr>
+    </w:lvl>
+    <w:lvl w:ilvl="4" w:tentative="1">
+      <w:start w:val="1"/>
+      <w:numFmt w:val="decimal"/>
+      <w:lvlText w:val="%5."/>
+      <w:lvlJc w:val="left"/>
+      <w:pPr>
+        <w:tabs>
+          <w:tab w:val="num" w:pos="3600"/>
+        </w:tabs>
+        <w:ind w:left="3600" w:hanging="360"/>
+      </w:pPr>
+    </w:lvl>
+    <w:lvl w:ilvl="5" w:tentative="1">
+      <w:start w:val="1"/>
+      <w:numFmt w:val="decimal"/>
+      <w:lvlText w:val="%6."/>
+      <w:lvlJc w:val="left"/>
+      <w:pPr>
+        <w:tabs>
+          <w:tab w:val="num" w:pos="4320"/>
+        </w:tabs>
+        <w:ind w:left="4320" w:hanging="360"/>
+      </w:pPr>
+    </w:lvl>
+    <w:lvl w:ilvl="6" w:tentative="1">
+      <w:start w:val="1"/>
+      <w:numFmt w:val="decimal"/>
+      <w:lvlText w:val="%7."/>
+      <w:lvlJc w:val="left"/>
+      <w:pPr>
+        <w:tabs>
+          <w:tab w:val="num" w:pos="5040"/>
+        </w:tabs>
+        <w:ind w:left="5040" w:hanging="360"/>
+      </w:pPr>
+    </w:lvl>
+    <w:lvl w:ilvl="7" w:tentative="1">
+      <w:start w:val="1"/>
+      <w:numFmt w:val="decimal"/>
+      <w:lvlText w:val="%8."/>
+      <w:lvlJc w:val="left"/>
+      <w:pPr>
+        <w:tabs>
+          <w:tab w:val="num" w:pos="5760"/>
+        </w:tabs>
+        <w:ind w:left="5760" w:hanging="360"/>
+      </w:pPr>
+    </w:lvl>
+    <w:lvl w:ilvl="8" w:tentative="1">
+      <w:start w:val="1"/>
+      <w:numFmt w:val="decimal"/>
+      <w:lvlText w:val="%9."/>
+      <w:lvlJc w:val="left"/>
+      <w:pPr>
+        <w:tabs>
+          <w:tab w:val="num" w:pos="6480"/>
+        </w:tabs>
+        <w:ind w:left="6480" w:hanging="360"/>
+      </w:pPr>
+    </w:lvl>
+  </w:abstractNum>
+  <w:abstractNum w:abstractNumId="6" w15:restartNumberingAfterBreak="0">
+    <w:nsid w:val="2220640A"/>
+    <w:multiLevelType w:val="multilevel"/>
+    <w:tmpl w:val="5D7277F0"/>
+    <w:lvl w:ilvl="0">
+      <w:start w:val="1"/>
+      <w:numFmt w:val="decimal"/>
+      <w:lvlText w:val="%1."/>
+      <w:lvlJc w:val="left"/>
+      <w:pPr>
+        <w:tabs>
+          <w:tab w:val="num" w:pos="720"/>
+        </w:tabs>
+        <w:ind w:left="720" w:hanging="360"/>
+      </w:pPr>
+    </w:lvl>
+    <w:lvl w:ilvl="1" w:tentative="1">
+      <w:start w:val="1"/>
+      <w:numFmt w:val="decimal"/>
+      <w:lvlText w:val="%2."/>
+      <w:lvlJc w:val="left"/>
+      <w:pPr>
+        <w:tabs>
+          <w:tab w:val="num" w:pos="1440"/>
+        </w:tabs>
+        <w:ind w:left="1440" w:hanging="360"/>
+      </w:pPr>
+    </w:lvl>
+    <w:lvl w:ilvl="2" w:tentative="1">
+      <w:start w:val="1"/>
+      <w:numFmt w:val="decimal"/>
+      <w:lvlText w:val="%3."/>
+      <w:lvlJc w:val="left"/>
+      <w:pPr>
+        <w:tabs>
+          <w:tab w:val="num" w:pos="2160"/>
+        </w:tabs>
+        <w:ind w:left="2160" w:hanging="360"/>
+      </w:pPr>
+    </w:lvl>
+    <w:lvl w:ilvl="3" w:tentative="1">
+      <w:start w:val="1"/>
+      <w:numFmt w:val="decimal"/>
+      <w:lvlText w:val="%4."/>
+      <w:lvlJc w:val="left"/>
+      <w:pPr>
+        <w:tabs>
+          <w:tab w:val="num" w:pos="2880"/>
+        </w:tabs>
+        <w:ind w:left="2880" w:hanging="360"/>
+      </w:pPr>
+    </w:lvl>
+    <w:lvl w:ilvl="4" w:tentative="1">
+      <w:start w:val="1"/>
+      <w:numFmt w:val="decimal"/>
+      <w:lvlText w:val="%5."/>
+      <w:lvlJc w:val="left"/>
+      <w:pPr>
+        <w:tabs>
+          <w:tab w:val="num" w:pos="3600"/>
+        </w:tabs>
+        <w:ind w:left="3600" w:hanging="360"/>
+      </w:pPr>
+    </w:lvl>
+    <w:lvl w:ilvl="5" w:tentative="1">
+      <w:start w:val="1"/>
+      <w:numFmt w:val="decimal"/>
+      <w:lvlText w:val="%6."/>
+      <w:lvlJc w:val="left"/>
+      <w:pPr>
+        <w:tabs>
+          <w:tab w:val="num" w:pos="4320"/>
+        </w:tabs>
+        <w:ind w:left="4320" w:hanging="360"/>
+      </w:pPr>
+    </w:lvl>
+    <w:lvl w:ilvl="6" w:tentative="1">
+      <w:start w:val="1"/>
+      <w:numFmt w:val="decimal"/>
+      <w:lvlText w:val="%7."/>
+      <w:lvlJc w:val="left"/>
+      <w:pPr>
+        <w:tabs>
+          <w:tab w:val="num" w:pos="5040"/>
+        </w:tabs>
+        <w:ind w:left="5040" w:hanging="360"/>
+      </w:pPr>
+    </w:lvl>
+    <w:lvl w:ilvl="7" w:tentative="1">
+      <w:start w:val="1"/>
+      <w:numFmt w:val="decimal"/>
+      <w:lvlText w:val="%8."/>
+      <w:lvlJc w:val="left"/>
+      <w:pPr>
+        <w:tabs>
+          <w:tab w:val="num" w:pos="5760"/>
+        </w:tabs>
+        <w:ind w:left="5760" w:hanging="360"/>
+      </w:pPr>
+    </w:lvl>
+    <w:lvl w:ilvl="8" w:tentative="1">
+      <w:start w:val="1"/>
+      <w:numFmt w:val="decimal"/>
+      <w:lvlText w:val="%9."/>
+      <w:lvlJc w:val="left"/>
+      <w:pPr>
+        <w:tabs>
+          <w:tab w:val="num" w:pos="6480"/>
+        </w:tabs>
+        <w:ind w:left="6480" w:hanging="360"/>
+      </w:pPr>
+    </w:lvl>
+  </w:abstractNum>
+  <w:abstractNum w:abstractNumId="7" w15:restartNumberingAfterBreak="0">
+    <w:nsid w:val="38945712"/>
+    <w:multiLevelType w:val="multilevel"/>
+    <w:tmpl w:val="3A38C19C"/>
+    <w:lvl w:ilvl="0">
+      <w:start w:val="1"/>
+      <w:numFmt w:val="decimal"/>
+      <w:lvlText w:val="%1."/>
+      <w:lvlJc w:val="left"/>
+      <w:pPr>
+        <w:tabs>
+          <w:tab w:val="num" w:pos="720"/>
+        </w:tabs>
+        <w:ind w:left="720" w:hanging="360"/>
+      </w:pPr>
+    </w:lvl>
+    <w:lvl w:ilvl="1" w:tentative="1">
+      <w:start w:val="1"/>
+      <w:numFmt w:val="decimal"/>
+      <w:lvlText w:val="%2."/>
+      <w:lvlJc w:val="left"/>
+      <w:pPr>
+        <w:tabs>
+          <w:tab w:val="num" w:pos="1440"/>
+        </w:tabs>
+        <w:ind w:left="1440" w:hanging="360"/>
+      </w:pPr>
+    </w:lvl>
+    <w:lvl w:ilvl="2" w:tentative="1">
+      <w:start w:val="1"/>
+      <w:numFmt w:val="decimal"/>
+      <w:lvlText w:val="%3."/>
+      <w:lvlJc w:val="left"/>
+      <w:pPr>
+        <w:tabs>
+          <w:tab w:val="num" w:pos="2160"/>
+        </w:tabs>
+        <w:ind w:left="2160" w:hanging="360"/>
+      </w:pPr>
+    </w:lvl>
+    <w:lvl w:ilvl="3" w:tentative="1">
+      <w:start w:val="1"/>
+      <w:numFmt w:val="decimal"/>
+      <w:lvlText w:val="%4."/>
+      <w:lvlJc w:val="left"/>
+      <w:pPr>
+        <w:tabs>
+          <w:tab w:val="num" w:pos="2880"/>
+        </w:tabs>
+        <w:ind w:left="2880" w:hanging="360"/>
+      </w:pPr>
+    </w:lvl>
+    <w:lvl w:ilvl="4" w:tentative="1">
+      <w:start w:val="1"/>
+      <w:numFmt w:val="decimal"/>
+      <w:lvlText w:val="%5."/>
+      <w:lvlJc w:val="left"/>
+      <w:pPr>
+        <w:tabs>
+          <w:tab w:val="num" w:pos="3600"/>
+        </w:tabs>
+        <w:ind w:left="3600" w:hanging="360"/>
+      </w:pPr>
+    </w:lvl>
+    <w:lvl w:ilvl="5" w:tentative="1">
+      <w:start w:val="1"/>
+      <w:numFmt w:val="decimal"/>
+      <w:lvlText w:val="%6."/>
+      <w:lvlJc w:val="left"/>
+      <w:pPr>
+        <w:tabs>
+          <w:tab w:val="num" w:pos="4320"/>
+        </w:tabs>
+        <w:ind w:left="4320" w:hanging="360"/>
+      </w:pPr>
+    </w:lvl>
+    <w:lvl w:ilvl="6" w:tentative="1">
+      <w:start w:val="1"/>
+      <w:numFmt w:val="decimal"/>
+      <w:lvlText w:val="%7."/>
+      <w:lvlJc w:val="left"/>
+      <w:pPr>
+        <w:tabs>
+          <w:tab w:val="num" w:pos="5040"/>
+        </w:tabs>
+        <w:ind w:left="5040" w:hanging="360"/>
+      </w:pPr>
+    </w:lvl>
+    <w:lvl w:ilvl="7" w:tentative="1">
+      <w:start w:val="1"/>
+      <w:numFmt w:val="decimal"/>
+      <w:lvlText w:val="%8."/>
+      <w:lvlJc w:val="left"/>
+      <w:pPr>
+        <w:tabs>
+          <w:tab w:val="num" w:pos="5760"/>
+        </w:tabs>
+        <w:ind w:left="5760" w:hanging="360"/>
+      </w:pPr>
+    </w:lvl>
+    <w:lvl w:ilvl="8" w:tentative="1">
+      <w:start w:val="1"/>
+      <w:numFmt w:val="decimal"/>
+      <w:lvlText w:val="%9."/>
+      <w:lvlJc w:val="left"/>
+      <w:pPr>
+        <w:tabs>
+          <w:tab w:val="num" w:pos="6480"/>
+        </w:tabs>
+        <w:ind w:left="6480" w:hanging="360"/>
+      </w:pPr>
+    </w:lvl>
+  </w:abstractNum>
+  <w:abstractNum w:abstractNumId="8" w15:restartNumberingAfterBreak="0">
+    <w:nsid w:val="3B724342"/>
+    <w:multiLevelType w:val="multilevel"/>
+    <w:tmpl w:val="D96CA76E"/>
+    <w:lvl w:ilvl="0">
+      <w:start w:val="1"/>
+      <w:numFmt w:val="decimal"/>
+      <w:lvlText w:val="%1."/>
+      <w:lvlJc w:val="left"/>
+      <w:pPr>
+        <w:tabs>
+          <w:tab w:val="num" w:pos="720"/>
+        </w:tabs>
+        <w:ind w:left="720" w:hanging="360"/>
+      </w:pPr>
+    </w:lvl>
+    <w:lvl w:ilvl="1" w:tentative="1">
+      <w:start w:val="1"/>
+      <w:numFmt w:val="decimal"/>
+      <w:lvlText w:val="%2."/>
+      <w:lvlJc w:val="left"/>
+      <w:pPr>
+        <w:tabs>
+          <w:tab w:val="num" w:pos="1440"/>
+        </w:tabs>
+        <w:ind w:left="1440" w:hanging="360"/>
+      </w:pPr>
+    </w:lvl>
+    <w:lvl w:ilvl="2" w:tentative="1">
+      <w:start w:val="1"/>
+      <w:numFmt w:val="decimal"/>
+      <w:lvlText w:val="%3."/>
+      <w:lvlJc w:val="left"/>
+      <w:pPr>
+        <w:tabs>
+          <w:tab w:val="num" w:pos="2160"/>
+        </w:tabs>
+        <w:ind w:left="2160" w:hanging="360"/>
+      </w:pPr>
+    </w:lvl>
+    <w:lvl w:ilvl="3" w:tentative="1">
+      <w:start w:val="1"/>
+      <w:numFmt w:val="decimal"/>
+      <w:lvlText w:val="%4."/>
+      <w:lvlJc w:val="left"/>
+      <w:pPr>
+        <w:tabs>
+          <w:tab w:val="num" w:pos="2880"/>
+        </w:tabs>
+        <w:ind w:left="2880" w:hanging="360"/>
+      </w:pPr>
+    </w:lvl>
+    <w:lvl w:ilvl="4" w:tentative="1">
+      <w:start w:val="1"/>
+      <w:numFmt w:val="decimal"/>
+      <w:lvlText w:val="%5."/>
+      <w:lvlJc w:val="left"/>
+      <w:pPr>
+        <w:tabs>
+          <w:tab w:val="num" w:pos="3600"/>
+        </w:tabs>
+        <w:ind w:left="3600" w:hanging="360"/>
+      </w:pPr>
+    </w:lvl>
+    <w:lvl w:ilvl="5" w:tentative="1">
+      <w:start w:val="1"/>
+      <w:numFmt w:val="decimal"/>
+      <w:lvlText w:val="%6."/>
+      <w:lvlJc w:val="left"/>
+      <w:pPr>
+        <w:tabs>
+          <w:tab w:val="num" w:pos="4320"/>
+        </w:tabs>
+        <w:ind w:left="4320" w:hanging="360"/>
+      </w:pPr>
+    </w:lvl>
+    <w:lvl w:ilvl="6" w:tentative="1">
+      <w:start w:val="1"/>
+      <w:numFmt w:val="decimal"/>
+      <w:lvlText w:val="%7."/>
+      <w:lvlJc w:val="left"/>
+      <w:pPr>
+        <w:tabs>
+          <w:tab w:val="num" w:pos="5040"/>
+        </w:tabs>
+        <w:ind w:left="5040" w:hanging="360"/>
+      </w:pPr>
+    </w:lvl>
+    <w:lvl w:ilvl="7" w:tentative="1">
+      <w:start w:val="1"/>
+      <w:numFmt w:val="decimal"/>
+      <w:lvlText w:val="%8."/>
+      <w:lvlJc w:val="left"/>
+      <w:pPr>
+        <w:tabs>
+          <w:tab w:val="num" w:pos="5760"/>
+        </w:tabs>
+        <w:ind w:left="5760" w:hanging="360"/>
+      </w:pPr>
+    </w:lvl>
+    <w:lvl w:ilvl="8" w:tentative="1">
+      <w:start w:val="1"/>
+      <w:numFmt w:val="decimal"/>
+      <w:lvlText w:val="%9."/>
+      <w:lvlJc w:val="left"/>
+      <w:pPr>
+        <w:tabs>
+          <w:tab w:val="num" w:pos="6480"/>
+        </w:tabs>
+        <w:ind w:left="6480" w:hanging="360"/>
+      </w:pPr>
+    </w:lvl>
+  </w:abstractNum>
+  <w:abstractNum w:abstractNumId="9" w15:restartNumberingAfterBreak="0">
+    <w:nsid w:val="3FCC3FB5"/>
+    <w:multiLevelType w:val="multilevel"/>
+    <w:tmpl w:val="78387A20"/>
+    <w:lvl w:ilvl="0">
+      <w:start w:val="1"/>
+      <w:numFmt w:val="decimal"/>
+      <w:lvlText w:val="%1."/>
+      <w:lvlJc w:val="left"/>
+      <w:pPr>
+        <w:tabs>
+          <w:tab w:val="num" w:pos="720"/>
+        </w:tabs>
+        <w:ind w:left="720" w:hanging="360"/>
+      </w:pPr>
+    </w:lvl>
+    <w:lvl w:ilvl="1" w:tentative="1">
+      <w:start w:val="1"/>
+      <w:numFmt w:val="decimal"/>
+      <w:lvlText w:val="%2."/>
+      <w:lvlJc w:val="left"/>
+      <w:pPr>
+        <w:tabs>
+          <w:tab w:val="num" w:pos="1440"/>
+        </w:tabs>
+        <w:ind w:left="1440" w:hanging="360"/>
+      </w:pPr>
+    </w:lvl>
+    <w:lvl w:ilvl="2" w:tentative="1">
+      <w:start w:val="1"/>
+      <w:numFmt w:val="decimal"/>
+      <w:lvlText w:val="%3."/>
+      <w:lvlJc w:val="left"/>
+      <w:pPr>
+        <w:tabs>
+          <w:tab w:val="num" w:pos="2160"/>
+        </w:tabs>
+        <w:ind w:left="2160" w:hanging="360"/>
+      </w:pPr>
+    </w:lvl>
+    <w:lvl w:ilvl="3" w:tentative="1">
+      <w:start w:val="1"/>
+      <w:numFmt w:val="decimal"/>
+      <w:lvlText w:val="%4."/>
+      <w:lvlJc w:val="left"/>
+      <w:pPr>
+        <w:tabs>
+          <w:tab w:val="num" w:pos="2880"/>
+        </w:tabs>
+        <w:ind w:left="2880" w:hanging="360"/>
+      </w:pPr>
+    </w:lvl>
+    <w:lvl w:ilvl="4" w:tentative="1">
+      <w:start w:val="1"/>
+      <w:numFmt w:val="decimal"/>
+      <w:lvlText w:val="%5."/>
+      <w:lvlJc w:val="left"/>
+      <w:pPr>
+        <w:tabs>
+          <w:tab w:val="num" w:pos="3600"/>
+        </w:tabs>
+        <w:ind w:left="3600" w:hanging="360"/>
+      </w:pPr>
+    </w:lvl>
+    <w:lvl w:ilvl="5" w:tentative="1">
+      <w:start w:val="1"/>
+      <w:numFmt w:val="decimal"/>
+      <w:lvlText w:val="%6."/>
+      <w:lvlJc w:val="left"/>
+      <w:pPr>
+        <w:tabs>
+          <w:tab w:val="num" w:pos="4320"/>
+        </w:tabs>
+        <w:ind w:left="4320" w:hanging="360"/>
+      </w:pPr>
+    </w:lvl>
+    <w:lvl w:ilvl="6" w:tentative="1">
+      <w:start w:val="1"/>
+      <w:numFmt w:val="decimal"/>
+      <w:lvlText w:val="%7."/>
+      <w:lvlJc w:val="left"/>
+      <w:pPr>
+        <w:tabs>
+          <w:tab w:val="num" w:pos="5040"/>
+        </w:tabs>
+        <w:ind w:left="5040" w:hanging="360"/>
+      </w:pPr>
+    </w:lvl>
+    <w:lvl w:ilvl="7" w:tentative="1">
+      <w:start w:val="1"/>
+      <w:numFmt w:val="decimal"/>
+      <w:lvlText w:val="%8."/>
+      <w:lvlJc w:val="left"/>
+      <w:pPr>
+        <w:tabs>
+          <w:tab w:val="num" w:pos="5760"/>
+        </w:tabs>
+        <w:ind w:left="5760" w:hanging="360"/>
+      </w:pPr>
+    </w:lvl>
+    <w:lvl w:ilvl="8" w:tentative="1">
+      <w:start w:val="1"/>
+      <w:numFmt w:val="decimal"/>
+      <w:lvlText w:val="%9."/>
+      <w:lvlJc w:val="left"/>
+      <w:pPr>
+        <w:tabs>
+          <w:tab w:val="num" w:pos="6480"/>
+        </w:tabs>
+        <w:ind w:left="6480" w:hanging="360"/>
+      </w:pPr>
+    </w:lvl>
+  </w:abstractNum>
+  <w:abstractNum w:abstractNumId="10" w15:restartNumberingAfterBreak="0">
+    <w:nsid w:val="48CD1410"/>
+    <w:multiLevelType w:val="multilevel"/>
+    <w:tmpl w:val="B4C0C4EA"/>
+    <w:lvl w:ilvl="0">
+      <w:start w:val="1"/>
+      <w:numFmt w:val="decimal"/>
+      <w:lvlText w:val="%1."/>
+      <w:lvlJc w:val="left"/>
+      <w:pPr>
+        <w:tabs>
+          <w:tab w:val="num" w:pos="720"/>
+        </w:tabs>
+        <w:ind w:left="720" w:hanging="360"/>
+      </w:pPr>
+    </w:lvl>
+    <w:lvl w:ilvl="1" w:tentative="1">
+      <w:start w:val="1"/>
+      <w:numFmt w:val="decimal"/>
+      <w:lvlText w:val="%2."/>
+      <w:lvlJc w:val="left"/>
+      <w:pPr>
+        <w:tabs>
+          <w:tab w:val="num" w:pos="1440"/>
+        </w:tabs>
+        <w:ind w:left="1440" w:hanging="360"/>
+      </w:pPr>
+    </w:lvl>
+    <w:lvl w:ilvl="2" w:tentative="1">
+      <w:start w:val="1"/>
+      <w:numFmt w:val="decimal"/>
+      <w:lvlText w:val="%3."/>
+      <w:lvlJc w:val="left"/>
+      <w:pPr>
+        <w:tabs>
+          <w:tab w:val="num" w:pos="2160"/>
+        </w:tabs>
+        <w:ind w:left="2160" w:hanging="360"/>
+      </w:pPr>
+    </w:lvl>
+    <w:lvl w:ilvl="3" w:tentative="1">
+      <w:start w:val="1"/>
+      <w:numFmt w:val="decimal"/>
+      <w:lvlText w:val="%4."/>
+      <w:lvlJc w:val="left"/>
+      <w:pPr>
+        <w:tabs>
+          <w:tab w:val="num" w:pos="2880"/>
+        </w:tabs>
+        <w:ind w:left="2880" w:hanging="360"/>
+      </w:pPr>
+    </w:lvl>
+    <w:lvl w:ilvl="4" w:tentative="1">
+      <w:start w:val="1"/>
+      <w:numFmt w:val="decimal"/>
+      <w:lvlText w:val="%5."/>
+      <w:lvlJc w:val="left"/>
+      <w:pPr>
+        <w:tabs>
+          <w:tab w:val="num" w:pos="3600"/>
+        </w:tabs>
+        <w:ind w:left="3600" w:hanging="360"/>
+      </w:pPr>
+    </w:lvl>
+    <w:lvl w:ilvl="5" w:tentative="1">
+      <w:start w:val="1"/>
+      <w:numFmt w:val="decimal"/>
+      <w:lvlText w:val="%6."/>
+      <w:lvlJc w:val="left"/>
+      <w:pPr>
+        <w:tabs>
+          <w:tab w:val="num" w:pos="4320"/>
+        </w:tabs>
+        <w:ind w:left="4320" w:hanging="360"/>
+      </w:pPr>
+    </w:lvl>
+    <w:lvl w:ilvl="6" w:tentative="1">
+      <w:start w:val="1"/>
+      <w:numFmt w:val="decimal"/>
+      <w:lvlText w:val="%7."/>
+      <w:lvlJc w:val="left"/>
+      <w:pPr>
+        <w:tabs>
+          <w:tab w:val="num" w:pos="5040"/>
+        </w:tabs>
+        <w:ind w:left="5040" w:hanging="360"/>
+      </w:pPr>
+    </w:lvl>
+    <w:lvl w:ilvl="7" w:tentative="1">
+      <w:start w:val="1"/>
+      <w:numFmt w:val="decimal"/>
+      <w:lvlText w:val="%8."/>
+      <w:lvlJc w:val="left"/>
+      <w:pPr>
+        <w:tabs>
+          <w:tab w:val="num" w:pos="5760"/>
+        </w:tabs>
+        <w:ind w:left="5760" w:hanging="360"/>
+      </w:pPr>
+    </w:lvl>
+    <w:lvl w:ilvl="8" w:tentative="1">
+      <w:start w:val="1"/>
+      <w:numFmt w:val="decimal"/>
+      <w:lvlText w:val="%9."/>
+      <w:lvlJc w:val="left"/>
+      <w:pPr>
+        <w:tabs>
+          <w:tab w:val="num" w:pos="6480"/>
+        </w:tabs>
+        <w:ind w:left="6480" w:hanging="360"/>
+      </w:pPr>
+    </w:lvl>
+  </w:abstractNum>
+  <w:abstractNum w:abstractNumId="11" w15:restartNumberingAfterBreak="0">
+    <w:nsid w:val="5016252B"/>
+    <w:multiLevelType w:val="multilevel"/>
+    <w:tmpl w:val="39D4FF16"/>
+    <w:lvl w:ilvl="0">
+      <w:start w:val="1"/>
+      <w:numFmt w:val="decimal"/>
+      <w:lvlText w:val="%1."/>
+      <w:lvlJc w:val="left"/>
+      <w:pPr>
+        <w:tabs>
+          <w:tab w:val="num" w:pos="720"/>
+        </w:tabs>
+        <w:ind w:left="720" w:hanging="360"/>
+      </w:pPr>
+    </w:lvl>
+    <w:lvl w:ilvl="1" w:tentative="1">
+      <w:start w:val="1"/>
+      <w:numFmt w:val="decimal"/>
+      <w:lvlText w:val="%2."/>
+      <w:lvlJc w:val="left"/>
+      <w:pPr>
+        <w:tabs>
+          <w:tab w:val="num" w:pos="1440"/>
+        </w:tabs>
+        <w:ind w:left="1440" w:hanging="360"/>
+      </w:pPr>
+    </w:lvl>
+    <w:lvl w:ilvl="2" w:tentative="1">
+      <w:start w:val="1"/>
+      <w:numFmt w:val="decimal"/>
+      <w:lvlText w:val="%3."/>
+      <w:lvlJc w:val="left"/>
+      <w:pPr>
+        <w:tabs>
+          <w:tab w:val="num" w:pos="2160"/>
+        </w:tabs>
+        <w:ind w:left="2160" w:hanging="360"/>
+      </w:pPr>
+    </w:lvl>
+    <w:lvl w:ilvl="3" w:tentative="1">
+      <w:start w:val="1"/>
+      <w:numFmt w:val="decimal"/>
+      <w:lvlText w:val="%4."/>
+      <w:lvlJc w:val="left"/>
+      <w:pPr>
+        <w:tabs>
+          <w:tab w:val="num" w:pos="2880"/>
+        </w:tabs>
+        <w:ind w:left="2880" w:hanging="360"/>
+      </w:pPr>
+    </w:lvl>
+    <w:lvl w:ilvl="4" w:tentative="1">
+      <w:start w:val="1"/>
+      <w:numFmt w:val="decimal"/>
+      <w:lvlText w:val="%5."/>
+      <w:lvlJc w:val="left"/>
+      <w:pPr>
+        <w:tabs>
+          <w:tab w:val="num" w:pos="3600"/>
+        </w:tabs>
+        <w:ind w:left="3600" w:hanging="360"/>
+      </w:pPr>
+    </w:lvl>
+    <w:lvl w:ilvl="5" w:tentative="1">
+      <w:start w:val="1"/>
+      <w:numFmt w:val="decimal"/>
+      <w:lvlText w:val="%6."/>
+      <w:lvlJc w:val="left"/>
+      <w:pPr>
+        <w:tabs>
+          <w:tab w:val="num" w:pos="4320"/>
+        </w:tabs>
+        <w:ind w:left="4320" w:hanging="360"/>
+      </w:pPr>
+    </w:lvl>
+    <w:lvl w:ilvl="6" w:tentative="1">
+      <w:start w:val="1"/>
+      <w:numFmt w:val="decimal"/>
+      <w:lvlText w:val="%7."/>
+      <w:lvlJc w:val="left"/>
+      <w:pPr>
+        <w:tabs>
+          <w:tab w:val="num" w:pos="5040"/>
+        </w:tabs>
+        <w:ind w:left="5040" w:hanging="360"/>
+      </w:pPr>
+    </w:lvl>
+    <w:lvl w:ilvl="7" w:tentative="1">
+      <w:start w:val="1"/>
+      <w:numFmt w:val="decimal"/>
+      <w:lvlText w:val="%8."/>
+      <w:lvlJc w:val="left"/>
+      <w:pPr>
+        <w:tabs>
+          <w:tab w:val="num" w:pos="5760"/>
+        </w:tabs>
+        <w:ind w:left="5760" w:hanging="360"/>
+      </w:pPr>
+    </w:lvl>
+    <w:lvl w:ilvl="8" w:tentative="1">
+      <w:start w:val="1"/>
+      <w:numFmt w:val="decimal"/>
+      <w:lvlText w:val="%9."/>
+      <w:lvlJc w:val="left"/>
+      <w:pPr>
+        <w:tabs>
+          <w:tab w:val="num" w:pos="6480"/>
+        </w:tabs>
+        <w:ind w:left="6480" w:hanging="360"/>
+      </w:pPr>
+    </w:lvl>
+  </w:abstractNum>
+  <w:abstractNum w:abstractNumId="12" w15:restartNumberingAfterBreak="0">
+    <w:nsid w:val="641B29AC"/>
+    <w:multiLevelType w:val="multilevel"/>
+    <w:tmpl w:val="DAEC1EB8"/>
     <w:lvl w:ilvl="0">
       <w:start w:val="1"/>
       <w:numFmt w:val="bullet"/>
@@ -17100,10 +18117,10 @@
       </w:rPr>
     </w:lvl>
   </w:abstractNum>
-  <w:abstractNum w:abstractNumId="4" w15:restartNumberingAfterBreak="0">
-    <w:nsid w:val="2DE85E38"/>
+  <w:abstractNum w:abstractNumId="13" w15:restartNumberingAfterBreak="0">
+    <w:nsid w:val="7ABE1B9A"/>
     <w:multiLevelType w:val="multilevel"/>
-    <w:tmpl w:val="AD3077D4"/>
+    <w:tmpl w:val="57DC0AD8"/>
     <w:lvl w:ilvl="0">
       <w:start w:val="1"/>
       <w:numFmt w:val="decimal"/>
@@ -17213,1064 +18230,47 @@
       </w:pPr>
     </w:lvl>
   </w:abstractNum>
-  <w:abstractNum w:abstractNumId="5" w15:restartNumberingAfterBreak="0">
-    <w:nsid w:val="48582539"/>
-    <w:multiLevelType w:val="multilevel"/>
-    <w:tmpl w:val="84EA63C4"/>
-    <w:lvl w:ilvl="0">
-      <w:start w:val="1"/>
-      <w:numFmt w:val="decimal"/>
-      <w:lvlText w:val="%1."/>
-      <w:lvlJc w:val="left"/>
-      <w:pPr>
-        <w:tabs>
-          <w:tab w:val="num" w:pos="720"/>
-        </w:tabs>
-        <w:ind w:left="720" w:hanging="360"/>
-      </w:pPr>
-    </w:lvl>
-    <w:lvl w:ilvl="1" w:tentative="1">
-      <w:start w:val="1"/>
-      <w:numFmt w:val="decimal"/>
-      <w:lvlText w:val="%2."/>
-      <w:lvlJc w:val="left"/>
-      <w:pPr>
-        <w:tabs>
-          <w:tab w:val="num" w:pos="1440"/>
-        </w:tabs>
-        <w:ind w:left="1440" w:hanging="360"/>
-      </w:pPr>
-    </w:lvl>
-    <w:lvl w:ilvl="2" w:tentative="1">
-      <w:start w:val="1"/>
-      <w:numFmt w:val="decimal"/>
-      <w:lvlText w:val="%3."/>
-      <w:lvlJc w:val="left"/>
-      <w:pPr>
-        <w:tabs>
-          <w:tab w:val="num" w:pos="2160"/>
-        </w:tabs>
-        <w:ind w:left="2160" w:hanging="360"/>
-      </w:pPr>
-    </w:lvl>
-    <w:lvl w:ilvl="3" w:tentative="1">
-      <w:start w:val="1"/>
-      <w:numFmt w:val="decimal"/>
-      <w:lvlText w:val="%4."/>
-      <w:lvlJc w:val="left"/>
-      <w:pPr>
-        <w:tabs>
-          <w:tab w:val="num" w:pos="2880"/>
-        </w:tabs>
-        <w:ind w:left="2880" w:hanging="360"/>
-      </w:pPr>
-    </w:lvl>
-    <w:lvl w:ilvl="4" w:tentative="1">
-      <w:start w:val="1"/>
-      <w:numFmt w:val="decimal"/>
-      <w:lvlText w:val="%5."/>
-      <w:lvlJc w:val="left"/>
-      <w:pPr>
-        <w:tabs>
-          <w:tab w:val="num" w:pos="3600"/>
-        </w:tabs>
-        <w:ind w:left="3600" w:hanging="360"/>
-      </w:pPr>
-    </w:lvl>
-    <w:lvl w:ilvl="5" w:tentative="1">
-      <w:start w:val="1"/>
-      <w:numFmt w:val="decimal"/>
-      <w:lvlText w:val="%6."/>
-      <w:lvlJc w:val="left"/>
-      <w:pPr>
-        <w:tabs>
-          <w:tab w:val="num" w:pos="4320"/>
-        </w:tabs>
-        <w:ind w:left="4320" w:hanging="360"/>
-      </w:pPr>
-    </w:lvl>
-    <w:lvl w:ilvl="6" w:tentative="1">
-      <w:start w:val="1"/>
-      <w:numFmt w:val="decimal"/>
-      <w:lvlText w:val="%7."/>
-      <w:lvlJc w:val="left"/>
-      <w:pPr>
-        <w:tabs>
-          <w:tab w:val="num" w:pos="5040"/>
-        </w:tabs>
-        <w:ind w:left="5040" w:hanging="360"/>
-      </w:pPr>
-    </w:lvl>
-    <w:lvl w:ilvl="7" w:tentative="1">
-      <w:start w:val="1"/>
-      <w:numFmt w:val="decimal"/>
-      <w:lvlText w:val="%8."/>
-      <w:lvlJc w:val="left"/>
-      <w:pPr>
-        <w:tabs>
-          <w:tab w:val="num" w:pos="5760"/>
-        </w:tabs>
-        <w:ind w:left="5760" w:hanging="360"/>
-      </w:pPr>
-    </w:lvl>
-    <w:lvl w:ilvl="8" w:tentative="1">
-      <w:start w:val="1"/>
-      <w:numFmt w:val="decimal"/>
-      <w:lvlText w:val="%9."/>
-      <w:lvlJc w:val="left"/>
-      <w:pPr>
-        <w:tabs>
-          <w:tab w:val="num" w:pos="6480"/>
-        </w:tabs>
-        <w:ind w:left="6480" w:hanging="360"/>
-      </w:pPr>
-    </w:lvl>
-  </w:abstractNum>
-  <w:abstractNum w:abstractNumId="6" w15:restartNumberingAfterBreak="0">
-    <w:nsid w:val="4D0C77EF"/>
-    <w:multiLevelType w:val="multilevel"/>
-    <w:tmpl w:val="D682F316"/>
-    <w:lvl w:ilvl="0">
-      <w:start w:val="1"/>
-      <w:numFmt w:val="decimal"/>
-      <w:lvlText w:val="%1."/>
-      <w:lvlJc w:val="left"/>
-      <w:pPr>
-        <w:tabs>
-          <w:tab w:val="num" w:pos="720"/>
-        </w:tabs>
-        <w:ind w:left="720" w:hanging="360"/>
-      </w:pPr>
-    </w:lvl>
-    <w:lvl w:ilvl="1" w:tentative="1">
-      <w:start w:val="1"/>
-      <w:numFmt w:val="decimal"/>
-      <w:lvlText w:val="%2."/>
-      <w:lvlJc w:val="left"/>
-      <w:pPr>
-        <w:tabs>
-          <w:tab w:val="num" w:pos="1440"/>
-        </w:tabs>
-        <w:ind w:left="1440" w:hanging="360"/>
-      </w:pPr>
-    </w:lvl>
-    <w:lvl w:ilvl="2" w:tentative="1">
-      <w:start w:val="1"/>
-      <w:numFmt w:val="decimal"/>
-      <w:lvlText w:val="%3."/>
-      <w:lvlJc w:val="left"/>
-      <w:pPr>
-        <w:tabs>
-          <w:tab w:val="num" w:pos="2160"/>
-        </w:tabs>
-        <w:ind w:left="2160" w:hanging="360"/>
-      </w:pPr>
-    </w:lvl>
-    <w:lvl w:ilvl="3" w:tentative="1">
-      <w:start w:val="1"/>
-      <w:numFmt w:val="decimal"/>
-      <w:lvlText w:val="%4."/>
-      <w:lvlJc w:val="left"/>
-      <w:pPr>
-        <w:tabs>
-          <w:tab w:val="num" w:pos="2880"/>
-        </w:tabs>
-        <w:ind w:left="2880" w:hanging="360"/>
-      </w:pPr>
-    </w:lvl>
-    <w:lvl w:ilvl="4" w:tentative="1">
-      <w:start w:val="1"/>
-      <w:numFmt w:val="decimal"/>
-      <w:lvlText w:val="%5."/>
-      <w:lvlJc w:val="left"/>
-      <w:pPr>
-        <w:tabs>
-          <w:tab w:val="num" w:pos="3600"/>
-        </w:tabs>
-        <w:ind w:left="3600" w:hanging="360"/>
-      </w:pPr>
-    </w:lvl>
-    <w:lvl w:ilvl="5" w:tentative="1">
-      <w:start w:val="1"/>
-      <w:numFmt w:val="decimal"/>
-      <w:lvlText w:val="%6."/>
-      <w:lvlJc w:val="left"/>
-      <w:pPr>
-        <w:tabs>
-          <w:tab w:val="num" w:pos="4320"/>
-        </w:tabs>
-        <w:ind w:left="4320" w:hanging="360"/>
-      </w:pPr>
-    </w:lvl>
-    <w:lvl w:ilvl="6" w:tentative="1">
-      <w:start w:val="1"/>
-      <w:numFmt w:val="decimal"/>
-      <w:lvlText w:val="%7."/>
-      <w:lvlJc w:val="left"/>
-      <w:pPr>
-        <w:tabs>
-          <w:tab w:val="num" w:pos="5040"/>
-        </w:tabs>
-        <w:ind w:left="5040" w:hanging="360"/>
-      </w:pPr>
-    </w:lvl>
-    <w:lvl w:ilvl="7" w:tentative="1">
-      <w:start w:val="1"/>
-      <w:numFmt w:val="decimal"/>
-      <w:lvlText w:val="%8."/>
-      <w:lvlJc w:val="left"/>
-      <w:pPr>
-        <w:tabs>
-          <w:tab w:val="num" w:pos="5760"/>
-        </w:tabs>
-        <w:ind w:left="5760" w:hanging="360"/>
-      </w:pPr>
-    </w:lvl>
-    <w:lvl w:ilvl="8" w:tentative="1">
-      <w:start w:val="1"/>
-      <w:numFmt w:val="decimal"/>
-      <w:lvlText w:val="%9."/>
-      <w:lvlJc w:val="left"/>
-      <w:pPr>
-        <w:tabs>
-          <w:tab w:val="num" w:pos="6480"/>
-        </w:tabs>
-        <w:ind w:left="6480" w:hanging="360"/>
-      </w:pPr>
-    </w:lvl>
-  </w:abstractNum>
-  <w:abstractNum w:abstractNumId="7" w15:restartNumberingAfterBreak="0">
-    <w:nsid w:val="56926348"/>
-    <w:multiLevelType w:val="multilevel"/>
-    <w:tmpl w:val="203AC326"/>
-    <w:lvl w:ilvl="0">
-      <w:start w:val="1"/>
-      <w:numFmt w:val="decimal"/>
-      <w:lvlText w:val="%1."/>
-      <w:lvlJc w:val="left"/>
-      <w:pPr>
-        <w:tabs>
-          <w:tab w:val="num" w:pos="720"/>
-        </w:tabs>
-        <w:ind w:left="720" w:hanging="360"/>
-      </w:pPr>
-    </w:lvl>
-    <w:lvl w:ilvl="1" w:tentative="1">
-      <w:start w:val="1"/>
-      <w:numFmt w:val="decimal"/>
-      <w:lvlText w:val="%2."/>
-      <w:lvlJc w:val="left"/>
-      <w:pPr>
-        <w:tabs>
-          <w:tab w:val="num" w:pos="1440"/>
-        </w:tabs>
-        <w:ind w:left="1440" w:hanging="360"/>
-      </w:pPr>
-    </w:lvl>
-    <w:lvl w:ilvl="2" w:tentative="1">
-      <w:start w:val="1"/>
-      <w:numFmt w:val="decimal"/>
-      <w:lvlText w:val="%3."/>
-      <w:lvlJc w:val="left"/>
-      <w:pPr>
-        <w:tabs>
-          <w:tab w:val="num" w:pos="2160"/>
-        </w:tabs>
-        <w:ind w:left="2160" w:hanging="360"/>
-      </w:pPr>
-    </w:lvl>
-    <w:lvl w:ilvl="3" w:tentative="1">
-      <w:start w:val="1"/>
-      <w:numFmt w:val="decimal"/>
-      <w:lvlText w:val="%4."/>
-      <w:lvlJc w:val="left"/>
-      <w:pPr>
-        <w:tabs>
-          <w:tab w:val="num" w:pos="2880"/>
-        </w:tabs>
-        <w:ind w:left="2880" w:hanging="360"/>
-      </w:pPr>
-    </w:lvl>
-    <w:lvl w:ilvl="4" w:tentative="1">
-      <w:start w:val="1"/>
-      <w:numFmt w:val="decimal"/>
-      <w:lvlText w:val="%5."/>
-      <w:lvlJc w:val="left"/>
-      <w:pPr>
-        <w:tabs>
-          <w:tab w:val="num" w:pos="3600"/>
-        </w:tabs>
-        <w:ind w:left="3600" w:hanging="360"/>
-      </w:pPr>
-    </w:lvl>
-    <w:lvl w:ilvl="5" w:tentative="1">
-      <w:start w:val="1"/>
-      <w:numFmt w:val="decimal"/>
-      <w:lvlText w:val="%6."/>
-      <w:lvlJc w:val="left"/>
-      <w:pPr>
-        <w:tabs>
-          <w:tab w:val="num" w:pos="4320"/>
-        </w:tabs>
-        <w:ind w:left="4320" w:hanging="360"/>
-      </w:pPr>
-    </w:lvl>
-    <w:lvl w:ilvl="6" w:tentative="1">
-      <w:start w:val="1"/>
-      <w:numFmt w:val="decimal"/>
-      <w:lvlText w:val="%7."/>
-      <w:lvlJc w:val="left"/>
-      <w:pPr>
-        <w:tabs>
-          <w:tab w:val="num" w:pos="5040"/>
-        </w:tabs>
-        <w:ind w:left="5040" w:hanging="360"/>
-      </w:pPr>
-    </w:lvl>
-    <w:lvl w:ilvl="7" w:tentative="1">
-      <w:start w:val="1"/>
-      <w:numFmt w:val="decimal"/>
-      <w:lvlText w:val="%8."/>
-      <w:lvlJc w:val="left"/>
-      <w:pPr>
-        <w:tabs>
-          <w:tab w:val="num" w:pos="5760"/>
-        </w:tabs>
-        <w:ind w:left="5760" w:hanging="360"/>
-      </w:pPr>
-    </w:lvl>
-    <w:lvl w:ilvl="8" w:tentative="1">
-      <w:start w:val="1"/>
-      <w:numFmt w:val="decimal"/>
-      <w:lvlText w:val="%9."/>
-      <w:lvlJc w:val="left"/>
-      <w:pPr>
-        <w:tabs>
-          <w:tab w:val="num" w:pos="6480"/>
-        </w:tabs>
-        <w:ind w:left="6480" w:hanging="360"/>
-      </w:pPr>
-    </w:lvl>
-  </w:abstractNum>
-  <w:abstractNum w:abstractNumId="8" w15:restartNumberingAfterBreak="0">
-    <w:nsid w:val="5B9B1A1F"/>
-    <w:multiLevelType w:val="multilevel"/>
-    <w:tmpl w:val="A03EEF1C"/>
-    <w:lvl w:ilvl="0">
-      <w:start w:val="1"/>
-      <w:numFmt w:val="decimal"/>
-      <w:lvlText w:val="%1."/>
-      <w:lvlJc w:val="left"/>
-      <w:pPr>
-        <w:tabs>
-          <w:tab w:val="num" w:pos="720"/>
-        </w:tabs>
-        <w:ind w:left="720" w:hanging="360"/>
-      </w:pPr>
-    </w:lvl>
-    <w:lvl w:ilvl="1" w:tentative="1">
-      <w:start w:val="1"/>
-      <w:numFmt w:val="decimal"/>
-      <w:lvlText w:val="%2."/>
-      <w:lvlJc w:val="left"/>
-      <w:pPr>
-        <w:tabs>
-          <w:tab w:val="num" w:pos="1440"/>
-        </w:tabs>
-        <w:ind w:left="1440" w:hanging="360"/>
-      </w:pPr>
-    </w:lvl>
-    <w:lvl w:ilvl="2" w:tentative="1">
-      <w:start w:val="1"/>
-      <w:numFmt w:val="decimal"/>
-      <w:lvlText w:val="%3."/>
-      <w:lvlJc w:val="left"/>
-      <w:pPr>
-        <w:tabs>
-          <w:tab w:val="num" w:pos="2160"/>
-        </w:tabs>
-        <w:ind w:left="2160" w:hanging="360"/>
-      </w:pPr>
-    </w:lvl>
-    <w:lvl w:ilvl="3" w:tentative="1">
-      <w:start w:val="1"/>
-      <w:numFmt w:val="decimal"/>
-      <w:lvlText w:val="%4."/>
-      <w:lvlJc w:val="left"/>
-      <w:pPr>
-        <w:tabs>
-          <w:tab w:val="num" w:pos="2880"/>
-        </w:tabs>
-        <w:ind w:left="2880" w:hanging="360"/>
-      </w:pPr>
-    </w:lvl>
-    <w:lvl w:ilvl="4" w:tentative="1">
-      <w:start w:val="1"/>
-      <w:numFmt w:val="decimal"/>
-      <w:lvlText w:val="%5."/>
-      <w:lvlJc w:val="left"/>
-      <w:pPr>
-        <w:tabs>
-          <w:tab w:val="num" w:pos="3600"/>
-        </w:tabs>
-        <w:ind w:left="3600" w:hanging="360"/>
-      </w:pPr>
-    </w:lvl>
-    <w:lvl w:ilvl="5" w:tentative="1">
-      <w:start w:val="1"/>
-      <w:numFmt w:val="decimal"/>
-      <w:lvlText w:val="%6."/>
-      <w:lvlJc w:val="left"/>
-      <w:pPr>
-        <w:tabs>
-          <w:tab w:val="num" w:pos="4320"/>
-        </w:tabs>
-        <w:ind w:left="4320" w:hanging="360"/>
-      </w:pPr>
-    </w:lvl>
-    <w:lvl w:ilvl="6" w:tentative="1">
-      <w:start w:val="1"/>
-      <w:numFmt w:val="decimal"/>
-      <w:lvlText w:val="%7."/>
-      <w:lvlJc w:val="left"/>
-      <w:pPr>
-        <w:tabs>
-          <w:tab w:val="num" w:pos="5040"/>
-        </w:tabs>
-        <w:ind w:left="5040" w:hanging="360"/>
-      </w:pPr>
-    </w:lvl>
-    <w:lvl w:ilvl="7" w:tentative="1">
-      <w:start w:val="1"/>
-      <w:numFmt w:val="decimal"/>
-      <w:lvlText w:val="%8."/>
-      <w:lvlJc w:val="left"/>
-      <w:pPr>
-        <w:tabs>
-          <w:tab w:val="num" w:pos="5760"/>
-        </w:tabs>
-        <w:ind w:left="5760" w:hanging="360"/>
-      </w:pPr>
-    </w:lvl>
-    <w:lvl w:ilvl="8" w:tentative="1">
-      <w:start w:val="1"/>
-      <w:numFmt w:val="decimal"/>
-      <w:lvlText w:val="%9."/>
-      <w:lvlJc w:val="left"/>
-      <w:pPr>
-        <w:tabs>
-          <w:tab w:val="num" w:pos="6480"/>
-        </w:tabs>
-        <w:ind w:left="6480" w:hanging="360"/>
-      </w:pPr>
-    </w:lvl>
-  </w:abstractNum>
-  <w:abstractNum w:abstractNumId="9" w15:restartNumberingAfterBreak="0">
-    <w:nsid w:val="66C1475E"/>
-    <w:multiLevelType w:val="multilevel"/>
-    <w:tmpl w:val="4C1C59A6"/>
-    <w:lvl w:ilvl="0">
-      <w:start w:val="1"/>
-      <w:numFmt w:val="decimal"/>
-      <w:lvlText w:val="%1."/>
-      <w:lvlJc w:val="left"/>
-      <w:pPr>
-        <w:tabs>
-          <w:tab w:val="num" w:pos="720"/>
-        </w:tabs>
-        <w:ind w:left="720" w:hanging="360"/>
-      </w:pPr>
-    </w:lvl>
-    <w:lvl w:ilvl="1" w:tentative="1">
-      <w:start w:val="1"/>
-      <w:numFmt w:val="decimal"/>
-      <w:lvlText w:val="%2."/>
-      <w:lvlJc w:val="left"/>
-      <w:pPr>
-        <w:tabs>
-          <w:tab w:val="num" w:pos="1440"/>
-        </w:tabs>
-        <w:ind w:left="1440" w:hanging="360"/>
-      </w:pPr>
-    </w:lvl>
-    <w:lvl w:ilvl="2" w:tentative="1">
-      <w:start w:val="1"/>
-      <w:numFmt w:val="decimal"/>
-      <w:lvlText w:val="%3."/>
-      <w:lvlJc w:val="left"/>
-      <w:pPr>
-        <w:tabs>
-          <w:tab w:val="num" w:pos="2160"/>
-        </w:tabs>
-        <w:ind w:left="2160" w:hanging="360"/>
-      </w:pPr>
-    </w:lvl>
-    <w:lvl w:ilvl="3" w:tentative="1">
-      <w:start w:val="1"/>
-      <w:numFmt w:val="decimal"/>
-      <w:lvlText w:val="%4."/>
-      <w:lvlJc w:val="left"/>
-      <w:pPr>
-        <w:tabs>
-          <w:tab w:val="num" w:pos="2880"/>
-        </w:tabs>
-        <w:ind w:left="2880" w:hanging="360"/>
-      </w:pPr>
-    </w:lvl>
-    <w:lvl w:ilvl="4" w:tentative="1">
-      <w:start w:val="1"/>
-      <w:numFmt w:val="decimal"/>
-      <w:lvlText w:val="%5."/>
-      <w:lvlJc w:val="left"/>
-      <w:pPr>
-        <w:tabs>
-          <w:tab w:val="num" w:pos="3600"/>
-        </w:tabs>
-        <w:ind w:left="3600" w:hanging="360"/>
-      </w:pPr>
-    </w:lvl>
-    <w:lvl w:ilvl="5" w:tentative="1">
-      <w:start w:val="1"/>
-      <w:numFmt w:val="decimal"/>
-      <w:lvlText w:val="%6."/>
-      <w:lvlJc w:val="left"/>
-      <w:pPr>
-        <w:tabs>
-          <w:tab w:val="num" w:pos="4320"/>
-        </w:tabs>
-        <w:ind w:left="4320" w:hanging="360"/>
-      </w:pPr>
-    </w:lvl>
-    <w:lvl w:ilvl="6" w:tentative="1">
-      <w:start w:val="1"/>
-      <w:numFmt w:val="decimal"/>
-      <w:lvlText w:val="%7."/>
-      <w:lvlJc w:val="left"/>
-      <w:pPr>
-        <w:tabs>
-          <w:tab w:val="num" w:pos="5040"/>
-        </w:tabs>
-        <w:ind w:left="5040" w:hanging="360"/>
-      </w:pPr>
-    </w:lvl>
-    <w:lvl w:ilvl="7" w:tentative="1">
-      <w:start w:val="1"/>
-      <w:numFmt w:val="decimal"/>
-      <w:lvlText w:val="%8."/>
-      <w:lvlJc w:val="left"/>
-      <w:pPr>
-        <w:tabs>
-          <w:tab w:val="num" w:pos="5760"/>
-        </w:tabs>
-        <w:ind w:left="5760" w:hanging="360"/>
-      </w:pPr>
-    </w:lvl>
-    <w:lvl w:ilvl="8" w:tentative="1">
-      <w:start w:val="1"/>
-      <w:numFmt w:val="decimal"/>
-      <w:lvlText w:val="%9."/>
-      <w:lvlJc w:val="left"/>
-      <w:pPr>
-        <w:tabs>
-          <w:tab w:val="num" w:pos="6480"/>
-        </w:tabs>
-        <w:ind w:left="6480" w:hanging="360"/>
-      </w:pPr>
-    </w:lvl>
-  </w:abstractNum>
-  <w:abstractNum w:abstractNumId="10" w15:restartNumberingAfterBreak="0">
-    <w:nsid w:val="69926511"/>
-    <w:multiLevelType w:val="multilevel"/>
-    <w:tmpl w:val="FDA8D0E4"/>
-    <w:lvl w:ilvl="0">
-      <w:start w:val="1"/>
-      <w:numFmt w:val="decimal"/>
-      <w:lvlText w:val="%1."/>
-      <w:lvlJc w:val="left"/>
-      <w:pPr>
-        <w:tabs>
-          <w:tab w:val="num" w:pos="720"/>
-        </w:tabs>
-        <w:ind w:left="720" w:hanging="360"/>
-      </w:pPr>
-    </w:lvl>
-    <w:lvl w:ilvl="1" w:tentative="1">
-      <w:start w:val="1"/>
-      <w:numFmt w:val="decimal"/>
-      <w:lvlText w:val="%2."/>
-      <w:lvlJc w:val="left"/>
-      <w:pPr>
-        <w:tabs>
-          <w:tab w:val="num" w:pos="1440"/>
-        </w:tabs>
-        <w:ind w:left="1440" w:hanging="360"/>
-      </w:pPr>
-    </w:lvl>
-    <w:lvl w:ilvl="2" w:tentative="1">
-      <w:start w:val="1"/>
-      <w:numFmt w:val="decimal"/>
-      <w:lvlText w:val="%3."/>
-      <w:lvlJc w:val="left"/>
-      <w:pPr>
-        <w:tabs>
-          <w:tab w:val="num" w:pos="2160"/>
-        </w:tabs>
-        <w:ind w:left="2160" w:hanging="360"/>
-      </w:pPr>
-    </w:lvl>
-    <w:lvl w:ilvl="3" w:tentative="1">
-      <w:start w:val="1"/>
-      <w:numFmt w:val="decimal"/>
-      <w:lvlText w:val="%4."/>
-      <w:lvlJc w:val="left"/>
-      <w:pPr>
-        <w:tabs>
-          <w:tab w:val="num" w:pos="2880"/>
-        </w:tabs>
-        <w:ind w:left="2880" w:hanging="360"/>
-      </w:pPr>
-    </w:lvl>
-    <w:lvl w:ilvl="4" w:tentative="1">
-      <w:start w:val="1"/>
-      <w:numFmt w:val="decimal"/>
-      <w:lvlText w:val="%5."/>
-      <w:lvlJc w:val="left"/>
-      <w:pPr>
-        <w:tabs>
-          <w:tab w:val="num" w:pos="3600"/>
-        </w:tabs>
-        <w:ind w:left="3600" w:hanging="360"/>
-      </w:pPr>
-    </w:lvl>
-    <w:lvl w:ilvl="5" w:tentative="1">
-      <w:start w:val="1"/>
-      <w:numFmt w:val="decimal"/>
-      <w:lvlText w:val="%6."/>
-      <w:lvlJc w:val="left"/>
-      <w:pPr>
-        <w:tabs>
-          <w:tab w:val="num" w:pos="4320"/>
-        </w:tabs>
-        <w:ind w:left="4320" w:hanging="360"/>
-      </w:pPr>
-    </w:lvl>
-    <w:lvl w:ilvl="6" w:tentative="1">
-      <w:start w:val="1"/>
-      <w:numFmt w:val="decimal"/>
-      <w:lvlText w:val="%7."/>
-      <w:lvlJc w:val="left"/>
-      <w:pPr>
-        <w:tabs>
-          <w:tab w:val="num" w:pos="5040"/>
-        </w:tabs>
-        <w:ind w:left="5040" w:hanging="360"/>
-      </w:pPr>
-    </w:lvl>
-    <w:lvl w:ilvl="7" w:tentative="1">
-      <w:start w:val="1"/>
-      <w:numFmt w:val="decimal"/>
-      <w:lvlText w:val="%8."/>
-      <w:lvlJc w:val="left"/>
-      <w:pPr>
-        <w:tabs>
-          <w:tab w:val="num" w:pos="5760"/>
-        </w:tabs>
-        <w:ind w:left="5760" w:hanging="360"/>
-      </w:pPr>
-    </w:lvl>
-    <w:lvl w:ilvl="8" w:tentative="1">
-      <w:start w:val="1"/>
-      <w:numFmt w:val="decimal"/>
-      <w:lvlText w:val="%9."/>
-      <w:lvlJc w:val="left"/>
-      <w:pPr>
-        <w:tabs>
-          <w:tab w:val="num" w:pos="6480"/>
-        </w:tabs>
-        <w:ind w:left="6480" w:hanging="360"/>
-      </w:pPr>
-    </w:lvl>
-  </w:abstractNum>
-  <w:abstractNum w:abstractNumId="11" w15:restartNumberingAfterBreak="0">
-    <w:nsid w:val="6DEB1DE7"/>
-    <w:multiLevelType w:val="multilevel"/>
-    <w:tmpl w:val="9B741ACA"/>
-    <w:lvl w:ilvl="0">
-      <w:start w:val="1"/>
-      <w:numFmt w:val="decimal"/>
-      <w:lvlText w:val="%1."/>
-      <w:lvlJc w:val="left"/>
-      <w:pPr>
-        <w:tabs>
-          <w:tab w:val="num" w:pos="720"/>
-        </w:tabs>
-        <w:ind w:left="720" w:hanging="360"/>
-      </w:pPr>
-    </w:lvl>
-    <w:lvl w:ilvl="1" w:tentative="1">
-      <w:start w:val="1"/>
-      <w:numFmt w:val="decimal"/>
-      <w:lvlText w:val="%2."/>
-      <w:lvlJc w:val="left"/>
-      <w:pPr>
-        <w:tabs>
-          <w:tab w:val="num" w:pos="1440"/>
-        </w:tabs>
-        <w:ind w:left="1440" w:hanging="360"/>
-      </w:pPr>
-    </w:lvl>
-    <w:lvl w:ilvl="2" w:tentative="1">
-      <w:start w:val="1"/>
-      <w:numFmt w:val="decimal"/>
-      <w:lvlText w:val="%3."/>
-      <w:lvlJc w:val="left"/>
-      <w:pPr>
-        <w:tabs>
-          <w:tab w:val="num" w:pos="2160"/>
-        </w:tabs>
-        <w:ind w:left="2160" w:hanging="360"/>
-      </w:pPr>
-    </w:lvl>
-    <w:lvl w:ilvl="3" w:tentative="1">
-      <w:start w:val="1"/>
-      <w:numFmt w:val="decimal"/>
-      <w:lvlText w:val="%4."/>
-      <w:lvlJc w:val="left"/>
-      <w:pPr>
-        <w:tabs>
-          <w:tab w:val="num" w:pos="2880"/>
-        </w:tabs>
-        <w:ind w:left="2880" w:hanging="360"/>
-      </w:pPr>
-    </w:lvl>
-    <w:lvl w:ilvl="4" w:tentative="1">
-      <w:start w:val="1"/>
-      <w:numFmt w:val="decimal"/>
-      <w:lvlText w:val="%5."/>
-      <w:lvlJc w:val="left"/>
-      <w:pPr>
-        <w:tabs>
-          <w:tab w:val="num" w:pos="3600"/>
-        </w:tabs>
-        <w:ind w:left="3600" w:hanging="360"/>
-      </w:pPr>
-    </w:lvl>
-    <w:lvl w:ilvl="5" w:tentative="1">
-      <w:start w:val="1"/>
-      <w:numFmt w:val="decimal"/>
-      <w:lvlText w:val="%6."/>
-      <w:lvlJc w:val="left"/>
-      <w:pPr>
-        <w:tabs>
-          <w:tab w:val="num" w:pos="4320"/>
-        </w:tabs>
-        <w:ind w:left="4320" w:hanging="360"/>
-      </w:pPr>
-    </w:lvl>
-    <w:lvl w:ilvl="6" w:tentative="1">
-      <w:start w:val="1"/>
-      <w:numFmt w:val="decimal"/>
-      <w:lvlText w:val="%7."/>
-      <w:lvlJc w:val="left"/>
-      <w:pPr>
-        <w:tabs>
-          <w:tab w:val="num" w:pos="5040"/>
-        </w:tabs>
-        <w:ind w:left="5040" w:hanging="360"/>
-      </w:pPr>
-    </w:lvl>
-    <w:lvl w:ilvl="7" w:tentative="1">
-      <w:start w:val="1"/>
-      <w:numFmt w:val="decimal"/>
-      <w:lvlText w:val="%8."/>
-      <w:lvlJc w:val="left"/>
-      <w:pPr>
-        <w:tabs>
-          <w:tab w:val="num" w:pos="5760"/>
-        </w:tabs>
-        <w:ind w:left="5760" w:hanging="360"/>
-      </w:pPr>
-    </w:lvl>
-    <w:lvl w:ilvl="8" w:tentative="1">
-      <w:start w:val="1"/>
-      <w:numFmt w:val="decimal"/>
-      <w:lvlText w:val="%9."/>
-      <w:lvlJc w:val="left"/>
-      <w:pPr>
-        <w:tabs>
-          <w:tab w:val="num" w:pos="6480"/>
-        </w:tabs>
-        <w:ind w:left="6480" w:hanging="360"/>
-      </w:pPr>
-    </w:lvl>
-  </w:abstractNum>
-  <w:abstractNum w:abstractNumId="12" w15:restartNumberingAfterBreak="0">
-    <w:nsid w:val="7604376A"/>
-    <w:multiLevelType w:val="multilevel"/>
-    <w:tmpl w:val="1AD01676"/>
-    <w:lvl w:ilvl="0">
-      <w:start w:val="1"/>
-      <w:numFmt w:val="decimal"/>
-      <w:lvlText w:val="%1."/>
-      <w:lvlJc w:val="left"/>
-      <w:pPr>
-        <w:tabs>
-          <w:tab w:val="num" w:pos="720"/>
-        </w:tabs>
-        <w:ind w:left="720" w:hanging="360"/>
-      </w:pPr>
-    </w:lvl>
-    <w:lvl w:ilvl="1" w:tentative="1">
-      <w:start w:val="1"/>
-      <w:numFmt w:val="decimal"/>
-      <w:lvlText w:val="%2."/>
-      <w:lvlJc w:val="left"/>
-      <w:pPr>
-        <w:tabs>
-          <w:tab w:val="num" w:pos="1440"/>
-        </w:tabs>
-        <w:ind w:left="1440" w:hanging="360"/>
-      </w:pPr>
-    </w:lvl>
-    <w:lvl w:ilvl="2" w:tentative="1">
-      <w:start w:val="1"/>
-      <w:numFmt w:val="decimal"/>
-      <w:lvlText w:val="%3."/>
-      <w:lvlJc w:val="left"/>
-      <w:pPr>
-        <w:tabs>
-          <w:tab w:val="num" w:pos="2160"/>
-        </w:tabs>
-        <w:ind w:left="2160" w:hanging="360"/>
-      </w:pPr>
-    </w:lvl>
-    <w:lvl w:ilvl="3" w:tentative="1">
-      <w:start w:val="1"/>
-      <w:numFmt w:val="decimal"/>
-      <w:lvlText w:val="%4."/>
-      <w:lvlJc w:val="left"/>
-      <w:pPr>
-        <w:tabs>
-          <w:tab w:val="num" w:pos="2880"/>
-        </w:tabs>
-        <w:ind w:left="2880" w:hanging="360"/>
-      </w:pPr>
-    </w:lvl>
-    <w:lvl w:ilvl="4" w:tentative="1">
-      <w:start w:val="1"/>
-      <w:numFmt w:val="decimal"/>
-      <w:lvlText w:val="%5."/>
-      <w:lvlJc w:val="left"/>
-      <w:pPr>
-        <w:tabs>
-          <w:tab w:val="num" w:pos="3600"/>
-        </w:tabs>
-        <w:ind w:left="3600" w:hanging="360"/>
-      </w:pPr>
-    </w:lvl>
-    <w:lvl w:ilvl="5" w:tentative="1">
-      <w:start w:val="1"/>
-      <w:numFmt w:val="decimal"/>
-      <w:lvlText w:val="%6."/>
-      <w:lvlJc w:val="left"/>
-      <w:pPr>
-        <w:tabs>
-          <w:tab w:val="num" w:pos="4320"/>
-        </w:tabs>
-        <w:ind w:left="4320" w:hanging="360"/>
-      </w:pPr>
-    </w:lvl>
-    <w:lvl w:ilvl="6" w:tentative="1">
-      <w:start w:val="1"/>
-      <w:numFmt w:val="decimal"/>
-      <w:lvlText w:val="%7."/>
-      <w:lvlJc w:val="left"/>
-      <w:pPr>
-        <w:tabs>
-          <w:tab w:val="num" w:pos="5040"/>
-        </w:tabs>
-        <w:ind w:left="5040" w:hanging="360"/>
-      </w:pPr>
-    </w:lvl>
-    <w:lvl w:ilvl="7" w:tentative="1">
-      <w:start w:val="1"/>
-      <w:numFmt w:val="decimal"/>
-      <w:lvlText w:val="%8."/>
-      <w:lvlJc w:val="left"/>
-      <w:pPr>
-        <w:tabs>
-          <w:tab w:val="num" w:pos="5760"/>
-        </w:tabs>
-        <w:ind w:left="5760" w:hanging="360"/>
-      </w:pPr>
-    </w:lvl>
-    <w:lvl w:ilvl="8" w:tentative="1">
-      <w:start w:val="1"/>
-      <w:numFmt w:val="decimal"/>
-      <w:lvlText w:val="%9."/>
-      <w:lvlJc w:val="left"/>
-      <w:pPr>
-        <w:tabs>
-          <w:tab w:val="num" w:pos="6480"/>
-        </w:tabs>
-        <w:ind w:left="6480" w:hanging="360"/>
-      </w:pPr>
-    </w:lvl>
-  </w:abstractNum>
-  <w:abstractNum w:abstractNumId="13" w15:restartNumberingAfterBreak="0">
-    <w:nsid w:val="784E0C86"/>
-    <w:multiLevelType w:val="multilevel"/>
-    <w:tmpl w:val="241CA26A"/>
-    <w:lvl w:ilvl="0">
-      <w:start w:val="1"/>
-      <w:numFmt w:val="decimal"/>
-      <w:lvlText w:val="%1."/>
-      <w:lvlJc w:val="left"/>
-      <w:pPr>
-        <w:tabs>
-          <w:tab w:val="num" w:pos="720"/>
-        </w:tabs>
-        <w:ind w:left="720" w:hanging="360"/>
-      </w:pPr>
-    </w:lvl>
-    <w:lvl w:ilvl="1" w:tentative="1">
-      <w:start w:val="1"/>
-      <w:numFmt w:val="decimal"/>
-      <w:lvlText w:val="%2."/>
-      <w:lvlJc w:val="left"/>
-      <w:pPr>
-        <w:tabs>
-          <w:tab w:val="num" w:pos="1440"/>
-        </w:tabs>
-        <w:ind w:left="1440" w:hanging="360"/>
-      </w:pPr>
-    </w:lvl>
-    <w:lvl w:ilvl="2" w:tentative="1">
-      <w:start w:val="1"/>
-      <w:numFmt w:val="decimal"/>
-      <w:lvlText w:val="%3."/>
-      <w:lvlJc w:val="left"/>
-      <w:pPr>
-        <w:tabs>
-          <w:tab w:val="num" w:pos="2160"/>
-        </w:tabs>
-        <w:ind w:left="2160" w:hanging="360"/>
-      </w:pPr>
-    </w:lvl>
-    <w:lvl w:ilvl="3" w:tentative="1">
-      <w:start w:val="1"/>
-      <w:numFmt w:val="decimal"/>
-      <w:lvlText w:val="%4."/>
-      <w:lvlJc w:val="left"/>
-      <w:pPr>
-        <w:tabs>
-          <w:tab w:val="num" w:pos="2880"/>
-        </w:tabs>
-        <w:ind w:left="2880" w:hanging="360"/>
-      </w:pPr>
-    </w:lvl>
-    <w:lvl w:ilvl="4" w:tentative="1">
-      <w:start w:val="1"/>
-      <w:numFmt w:val="decimal"/>
-      <w:lvlText w:val="%5."/>
-      <w:lvlJc w:val="left"/>
-      <w:pPr>
-        <w:tabs>
-          <w:tab w:val="num" w:pos="3600"/>
-        </w:tabs>
-        <w:ind w:left="3600" w:hanging="360"/>
-      </w:pPr>
-    </w:lvl>
-    <w:lvl w:ilvl="5" w:tentative="1">
-      <w:start w:val="1"/>
-      <w:numFmt w:val="decimal"/>
-      <w:lvlText w:val="%6."/>
-      <w:lvlJc w:val="left"/>
-      <w:pPr>
-        <w:tabs>
-          <w:tab w:val="num" w:pos="4320"/>
-        </w:tabs>
-        <w:ind w:left="4320" w:hanging="360"/>
-      </w:pPr>
-    </w:lvl>
-    <w:lvl w:ilvl="6" w:tentative="1">
-      <w:start w:val="1"/>
-      <w:numFmt w:val="decimal"/>
-      <w:lvlText w:val="%7."/>
-      <w:lvlJc w:val="left"/>
-      <w:pPr>
-        <w:tabs>
-          <w:tab w:val="num" w:pos="5040"/>
-        </w:tabs>
-        <w:ind w:left="5040" w:hanging="360"/>
-      </w:pPr>
-    </w:lvl>
-    <w:lvl w:ilvl="7" w:tentative="1">
-      <w:start w:val="1"/>
-      <w:numFmt w:val="decimal"/>
-      <w:lvlText w:val="%8."/>
-      <w:lvlJc w:val="left"/>
-      <w:pPr>
-        <w:tabs>
-          <w:tab w:val="num" w:pos="5760"/>
-        </w:tabs>
-        <w:ind w:left="5760" w:hanging="360"/>
-      </w:pPr>
-    </w:lvl>
-    <w:lvl w:ilvl="8" w:tentative="1">
-      <w:start w:val="1"/>
-      <w:numFmt w:val="decimal"/>
-      <w:lvlText w:val="%9."/>
-      <w:lvlJc w:val="left"/>
-      <w:pPr>
-        <w:tabs>
-          <w:tab w:val="num" w:pos="6480"/>
-        </w:tabs>
-        <w:ind w:left="6480" w:hanging="360"/>
-      </w:pPr>
-    </w:lvl>
-  </w:abstractNum>
-  <w:num w:numId="1" w16cid:durableId="61023603">
+  <w:num w:numId="1" w16cid:durableId="632756893">
+    <w:abstractNumId w:val="5"/>
+  </w:num>
+  <w:num w:numId="2" w16cid:durableId="1540244685">
+    <w:abstractNumId w:val="6"/>
+  </w:num>
+  <w:num w:numId="3" w16cid:durableId="1536693302">
+    <w:abstractNumId w:val="10"/>
+  </w:num>
+  <w:num w:numId="4" w16cid:durableId="14355636">
+    <w:abstractNumId w:val="1"/>
+  </w:num>
+  <w:num w:numId="5" w16cid:durableId="616451527">
+    <w:abstractNumId w:val="3"/>
+  </w:num>
+  <w:num w:numId="6" w16cid:durableId="1486122971">
+    <w:abstractNumId w:val="11"/>
+  </w:num>
+  <w:num w:numId="7" w16cid:durableId="1946687027">
+    <w:abstractNumId w:val="4"/>
+  </w:num>
+  <w:num w:numId="8" w16cid:durableId="1995186327">
     <w:abstractNumId w:val="12"/>
   </w:num>
-  <w:num w:numId="2" w16cid:durableId="411466022">
+  <w:num w:numId="9" w16cid:durableId="878129882">
+    <w:abstractNumId w:val="13"/>
+  </w:num>
+  <w:num w:numId="10" w16cid:durableId="1734161983">
+    <w:abstractNumId w:val="0"/>
+  </w:num>
+  <w:num w:numId="11" w16cid:durableId="1780636685">
+    <w:abstractNumId w:val="8"/>
+  </w:num>
+  <w:num w:numId="12" w16cid:durableId="409347055">
     <w:abstractNumId w:val="7"/>
   </w:num>
-  <w:num w:numId="3" w16cid:durableId="1491403649">
-    <w:abstractNumId w:val="5"/>
-  </w:num>
-  <w:num w:numId="4" w16cid:durableId="1881235809">
-    <w:abstractNumId w:val="2"/>
-  </w:num>
-  <w:num w:numId="5" w16cid:durableId="2132087058">
-    <w:abstractNumId w:val="1"/>
-  </w:num>
-  <w:num w:numId="6" w16cid:durableId="1479879374">
-    <w:abstractNumId w:val="8"/>
-  </w:num>
-  <w:num w:numId="7" w16cid:durableId="990059538">
-    <w:abstractNumId w:val="4"/>
-  </w:num>
-  <w:num w:numId="8" w16cid:durableId="1960721300">
-    <w:abstractNumId w:val="3"/>
-  </w:num>
-  <w:num w:numId="9" w16cid:durableId="299919556">
-    <w:abstractNumId w:val="11"/>
-  </w:num>
-  <w:num w:numId="10" w16cid:durableId="446511043">
-    <w:abstractNumId w:val="13"/>
-  </w:num>
-  <w:num w:numId="11" w16cid:durableId="575408454">
-    <w:abstractNumId w:val="10"/>
-  </w:num>
-  <w:num w:numId="12" w16cid:durableId="1320814508">
+  <w:num w:numId="13" w16cid:durableId="1251699812">
     <w:abstractNumId w:val="9"/>
   </w:num>
-  <w:num w:numId="13" w16cid:durableId="408894090">
-    <w:abstractNumId w:val="6"/>
-  </w:num>
-  <w:num w:numId="14" w16cid:durableId="97650915">
-    <w:abstractNumId w:val="0"/>
+  <w:num w:numId="14" w16cid:durableId="1894923261">
+    <w:abstractNumId w:val="2"/>
   </w:num>
 </w:numbering>
 </file>
@@ -18940,7 +18940,7 @@
     <w:link w:val="a8"/>
     <w:uiPriority w:val="99"/>
     <w:unhideWhenUsed/>
-    <w:rsid w:val="00EF7BAA"/>
+    <w:rsid w:val="002A412B"/>
     <w:pPr>
       <w:tabs>
         <w:tab w:val="center" w:pos="4153"/>
@@ -18959,7 +18959,7 @@
     <w:basedOn w:val="a0"/>
     <w:link w:val="a7"/>
     <w:uiPriority w:val="99"/>
-    <w:rsid w:val="00EF7BAA"/>
+    <w:rsid w:val="002A412B"/>
     <w:rPr>
       <w:rFonts w:ascii="宋体" w:eastAsia="宋体" w:hAnsi="宋体" w:cs="宋体"/>
       <w:sz w:val="18"/>
@@ -18972,7 +18972,7 @@
     <w:link w:val="aa"/>
     <w:uiPriority w:val="99"/>
     <w:unhideWhenUsed/>
-    <w:rsid w:val="00EF7BAA"/>
+    <w:rsid w:val="002A412B"/>
     <w:pPr>
       <w:tabs>
         <w:tab w:val="center" w:pos="4153"/>
@@ -18990,7 +18990,7 @@
     <w:basedOn w:val="a0"/>
     <w:link w:val="a9"/>
     <w:uiPriority w:val="99"/>
-    <w:rsid w:val="00EF7BAA"/>
+    <w:rsid w:val="002A412B"/>
     <w:rPr>
       <w:rFonts w:ascii="宋体" w:eastAsia="宋体" w:hAnsi="宋体" w:cs="宋体"/>
       <w:sz w:val="18"/>
@@ -19003,7 +19003,7 @@
     <w:uiPriority w:val="99"/>
     <w:semiHidden/>
     <w:unhideWhenUsed/>
-    <w:rsid w:val="00EF7BAA"/>
+    <w:rsid w:val="002A412B"/>
   </w:style>
 </w:styles>
 </file>
